--- a/src/assets/profiles/MID056_BestLives_Staff_Profile_V2_Oct_2025.docx
+++ b/src/assets/profiles/MID056_BestLives_Staff_Profile_V2_Oct_2025.docx
@@ -1328,6 +1328,9 @@
                 </wp:inline>
               </w:drawing>
             </w:r>
+            <w:r>
+              <w:t>{%images.Passport}</w:t>
+            </w:r>
           </w:p>
         </w:tc>
       </w:tr>
@@ -1787,6 +1790,9 @@
                 <w:sz w:val="20"/>
                 <w:szCs w:val="20"/>
               </w:rPr>
+            </w:r>
+            <w:r>
+              <w:t>{%images.ProofOfAddress1}</w:t>
             </w:r>
           </w:p>
         </w:tc>

--- a/src/assets/profiles/MID056_BestLives_Staff_Profile_V2_Oct_2025.docx
+++ b/src/assets/profiles/MID056_BestLives_Staff_Profile_V2_Oct_2025.docx
@@ -84,13 +84,13 @@
         <w:gridCol w:w="984"/>
         <w:gridCol w:w="984"/>
         <w:gridCol w:w="161"/>
-        <w:gridCol w:w="695"/>
-        <w:gridCol w:w="1693"/>
+        <w:gridCol w:w="694"/>
+        <w:gridCol w:w="1694"/>
         <w:gridCol w:w="771"/>
         <w:gridCol w:w="1110"/>
-        <w:gridCol w:w="327"/>
+        <w:gridCol w:w="324"/>
         <w:gridCol w:w="689"/>
-        <w:gridCol w:w="2978"/>
+        <w:gridCol w:w="2981"/>
       </w:tblGrid>
       <w:tr>
         <w:trPr>
@@ -167,7 +167,7 @@
         </w:tc>
         <w:tc>
           <w:tcPr>
-            <w:tcW w:w="2126" w:type="dxa"/>
+            <w:tcW w:w="2123" w:type="dxa"/>
             <w:gridSpan w:val="3"/>
             <w:tcBorders>
               <w:top w:val="single" w:sz="4" w:space="0" w:color="000000"/>
@@ -202,7 +202,7 @@
         </w:tc>
         <w:tc>
           <w:tcPr>
-            <w:tcW w:w="2978" w:type="dxa"/>
+            <w:tcW w:w="2981" w:type="dxa"/>
             <w:tcBorders>
               <w:top w:val="single" w:sz="4" w:space="0" w:color="000000"/>
               <w:bottom w:val="single" w:sz="4" w:space="0" w:color="000000"/>
@@ -301,7 +301,7 @@
         </w:tc>
         <w:tc>
           <w:tcPr>
-            <w:tcW w:w="2126" w:type="dxa"/>
+            <w:tcW w:w="2123" w:type="dxa"/>
             <w:gridSpan w:val="3"/>
             <w:tcBorders>
               <w:bottom w:val="single" w:sz="4" w:space="0" w:color="000000"/>
@@ -331,7 +331,7 @@
         </w:tc>
         <w:tc>
           <w:tcPr>
-            <w:tcW w:w="2978" w:type="dxa"/>
+            <w:tcW w:w="2981" w:type="dxa"/>
             <w:tcBorders>
               <w:top w:val="single" w:sz="4" w:space="0" w:color="000000"/>
               <w:bottom w:val="single" w:sz="4" w:space="0" w:color="000000"/>
@@ -417,7 +417,7 @@
         </w:tc>
         <w:tc>
           <w:tcPr>
-            <w:tcW w:w="2126" w:type="dxa"/>
+            <w:tcW w:w="2123" w:type="dxa"/>
             <w:gridSpan w:val="3"/>
             <w:tcBorders>
               <w:bottom w:val="single" w:sz="4" w:space="0" w:color="000000"/>
@@ -447,7 +447,7 @@
         </w:tc>
         <w:tc>
           <w:tcPr>
-            <w:tcW w:w="2978" w:type="dxa"/>
+            <w:tcW w:w="2981" w:type="dxa"/>
             <w:tcBorders>
               <w:top w:val="single" w:sz="4" w:space="0" w:color="000000"/>
               <w:bottom w:val="single" w:sz="4" w:space="0" w:color="000000"/>
@@ -543,7 +543,7 @@
         </w:tc>
         <w:tc>
           <w:tcPr>
-            <w:tcW w:w="2126" w:type="dxa"/>
+            <w:tcW w:w="2123" w:type="dxa"/>
             <w:gridSpan w:val="3"/>
             <w:tcBorders>
               <w:bottom w:val="single" w:sz="4" w:space="0" w:color="000000"/>
@@ -573,7 +573,7 @@
         </w:tc>
         <w:tc>
           <w:tcPr>
-            <w:tcW w:w="2978" w:type="dxa"/>
+            <w:tcW w:w="2981" w:type="dxa"/>
             <w:tcBorders>
               <w:top w:val="single" w:sz="4" w:space="0" w:color="000000"/>
               <w:bottom w:val="single" w:sz="4" w:space="0" w:color="000000"/>
@@ -669,7 +669,7 @@
         </w:tc>
         <w:tc>
           <w:tcPr>
-            <w:tcW w:w="2126" w:type="dxa"/>
+            <w:tcW w:w="2123" w:type="dxa"/>
             <w:gridSpan w:val="3"/>
             <w:tcBorders>
               <w:bottom w:val="single" w:sz="4" w:space="0" w:color="000000"/>
@@ -698,7 +698,7 @@
         </w:tc>
         <w:tc>
           <w:tcPr>
-            <w:tcW w:w="2978" w:type="dxa"/>
+            <w:tcW w:w="2981" w:type="dxa"/>
             <w:tcBorders>
               <w:top w:val="single" w:sz="4" w:space="0" w:color="000000"/>
               <w:bottom w:val="single" w:sz="4" w:space="0" w:color="000000"/>
@@ -798,7 +798,7 @@
         </w:trPr>
         <w:tc>
           <w:tcPr>
-            <w:tcW w:w="6725" w:type="dxa"/>
+            <w:tcW w:w="6722" w:type="dxa"/>
             <w:gridSpan w:val="8"/>
             <w:tcBorders>
               <w:start w:val="single" w:sz="4" w:space="0" w:color="000000"/>
@@ -829,7 +829,7 @@
         </w:tc>
         <w:tc>
           <w:tcPr>
-            <w:tcW w:w="3667" w:type="dxa"/>
+            <w:tcW w:w="3670" w:type="dxa"/>
             <w:gridSpan w:val="2"/>
             <w:tcBorders>
               <w:bottom w:val="single" w:sz="4" w:space="0" w:color="000000"/>
@@ -864,7 +864,7 @@
         </w:trPr>
         <w:tc>
           <w:tcPr>
-            <w:tcW w:w="6725" w:type="dxa"/>
+            <w:tcW w:w="6722" w:type="dxa"/>
             <w:gridSpan w:val="8"/>
             <w:tcBorders>
               <w:start w:val="single" w:sz="4" w:space="0" w:color="000000"/>
@@ -895,7 +895,7 @@
         </w:tc>
         <w:tc>
           <w:tcPr>
-            <w:tcW w:w="3667" w:type="dxa"/>
+            <w:tcW w:w="3670" w:type="dxa"/>
             <w:gridSpan w:val="2"/>
             <w:tcBorders>
               <w:bottom w:val="single" w:sz="4" w:space="0" w:color="000000"/>
@@ -1095,7 +1095,7 @@
         </w:trPr>
         <w:tc>
           <w:tcPr>
-            <w:tcW w:w="2824" w:type="dxa"/>
+            <w:tcW w:w="2823" w:type="dxa"/>
             <w:gridSpan w:val="4"/>
             <w:tcBorders>
               <w:top w:val="single" w:sz="4" w:space="0" w:color="000000"/>
@@ -1131,7 +1131,7 @@
         </w:tc>
         <w:tc>
           <w:tcPr>
-            <w:tcW w:w="3574" w:type="dxa"/>
+            <w:tcW w:w="3575" w:type="dxa"/>
             <w:gridSpan w:val="3"/>
             <w:tcBorders>
               <w:top w:val="single" w:sz="4" w:space="0" w:color="000000"/>
@@ -1205,7 +1205,7 @@
         </w:trPr>
         <w:tc>
           <w:tcPr>
-            <w:tcW w:w="2824" w:type="dxa"/>
+            <w:tcW w:w="2823" w:type="dxa"/>
             <w:gridSpan w:val="4"/>
             <w:tcBorders>
               <w:top w:val="single" w:sz="4" w:space="0" w:color="000000"/>
@@ -1235,7 +1235,7 @@
         </w:tc>
         <w:tc>
           <w:tcPr>
-            <w:tcW w:w="3574" w:type="dxa"/>
+            <w:tcW w:w="3575" w:type="dxa"/>
             <w:gridSpan w:val="3"/>
             <w:tcBorders>
               <w:top w:val="single" w:sz="4" w:space="0" w:color="000000"/>
@@ -1289,47 +1289,7 @@
             </w:pPr>
             <w:r>
               <w:rPr/>
-              <w:drawing>
-                <wp:inline distT="0" distB="0" distL="0" distR="0">
-                  <wp:extent cx="1799590" cy="1565910"/>
-                  <wp:effectExtent l="0" t="0" r="0" b="0"/>
-                  <wp:docPr id="1" name="Picture 1"/>
-                  <wp:cNvGraphicFramePr>
-                    <a:graphicFrameLocks xmlns:a="http://schemas.openxmlformats.org/drawingml/2006/main" noChangeAspect="1"/>
-                  </wp:cNvGraphicFramePr>
-                  <a:graphic xmlns:a="http://schemas.openxmlformats.org/drawingml/2006/main">
-                    <a:graphicData uri="http://schemas.openxmlformats.org/drawingml/2006/picture">
-                      <pic:pic xmlns:pic="http://schemas.openxmlformats.org/drawingml/2006/picture">
-                        <pic:nvPicPr>
-                          <pic:cNvPr id="1" name="Picture 1"/>
-                          <pic:cNvPicPr>
-                            <a:picLocks noChangeAspect="1" noChangeArrowheads="1"/>
-                          </pic:cNvPicPr>
-                        </pic:nvPicPr>
-                        <pic:blipFill>
-                          <a:blip r:embed="rId2"/>
-                          <a:stretch>
-                            <a:fillRect/>
-                          </a:stretch>
-                        </pic:blipFill>
-                        <pic:spPr bwMode="auto">
-                          <a:xfrm>
-                            <a:off x="0" y="0"/>
-                            <a:ext cx="1799590" cy="1565910"/>
-                          </a:xfrm>
-                          <a:prstGeom prst="rect">
-                            <a:avLst/>
-                          </a:prstGeom>
-                          <a:noFill/>
-                        </pic:spPr>
-                      </pic:pic>
-                    </a:graphicData>
-                  </a:graphic>
-                </wp:inline>
-              </w:drawing>
-            </w:r>
-            <w:r>
-              <w:t>{%images.Passport}</w:t>
+              <w:t>{%images.IdBadgePhoto}</w:t>
             </w:r>
           </w:p>
         </w:tc>
@@ -1340,7 +1300,7 @@
         </w:trPr>
         <w:tc>
           <w:tcPr>
-            <w:tcW w:w="2824" w:type="dxa"/>
+            <w:tcW w:w="2823" w:type="dxa"/>
             <w:gridSpan w:val="4"/>
             <w:tcBorders>
               <w:start w:val="single" w:sz="4" w:space="0" w:color="000000"/>
@@ -1369,7 +1329,7 @@
         </w:tc>
         <w:tc>
           <w:tcPr>
-            <w:tcW w:w="3574" w:type="dxa"/>
+            <w:tcW w:w="3575" w:type="dxa"/>
             <w:gridSpan w:val="3"/>
             <w:tcBorders>
               <w:start w:val="single" w:sz="4" w:space="0" w:color="000000"/>
@@ -1431,7 +1391,7 @@
         </w:trPr>
         <w:tc>
           <w:tcPr>
-            <w:tcW w:w="2824" w:type="dxa"/>
+            <w:tcW w:w="2823" w:type="dxa"/>
             <w:gridSpan w:val="4"/>
             <w:tcBorders>
               <w:start w:val="single" w:sz="4" w:space="0" w:color="000000"/>
@@ -1461,7 +1421,7 @@
         </w:tc>
         <w:tc>
           <w:tcPr>
-            <w:tcW w:w="3574" w:type="dxa"/>
+            <w:tcW w:w="3575" w:type="dxa"/>
             <w:gridSpan w:val="3"/>
             <w:tcBorders>
               <w:start w:val="single" w:sz="4" w:space="0" w:color="000000"/>
@@ -1524,7 +1484,7 @@
         </w:trPr>
         <w:tc>
           <w:tcPr>
-            <w:tcW w:w="2824" w:type="dxa"/>
+            <w:tcW w:w="2823" w:type="dxa"/>
             <w:gridSpan w:val="4"/>
             <w:tcBorders>
               <w:top w:val="single" w:sz="4" w:space="0" w:color="000000"/>
@@ -1554,7 +1514,7 @@
         </w:tc>
         <w:tc>
           <w:tcPr>
-            <w:tcW w:w="3574" w:type="dxa"/>
+            <w:tcW w:w="3575" w:type="dxa"/>
             <w:gridSpan w:val="3"/>
             <w:tcBorders>
               <w:start w:val="single" w:sz="4" w:space="0" w:color="000000"/>
@@ -1616,7 +1576,7 @@
         </w:trPr>
         <w:tc>
           <w:tcPr>
-            <w:tcW w:w="2824" w:type="dxa"/>
+            <w:tcW w:w="2823" w:type="dxa"/>
             <w:gridSpan w:val="4"/>
             <w:tcBorders>
               <w:start w:val="single" w:sz="4" w:space="0" w:color="000000"/>
@@ -1645,7 +1605,7 @@
         </w:tc>
         <w:tc>
           <w:tcPr>
-            <w:tcW w:w="3574" w:type="dxa"/>
+            <w:tcW w:w="3575" w:type="dxa"/>
             <w:gridSpan w:val="3"/>
             <w:tcBorders>
               <w:start w:val="single" w:sz="4" w:space="0" w:color="000000"/>
@@ -1708,7 +1668,7 @@
         </w:trPr>
         <w:tc>
           <w:tcPr>
-            <w:tcW w:w="2824" w:type="dxa"/>
+            <w:tcW w:w="2823" w:type="dxa"/>
             <w:gridSpan w:val="4"/>
             <w:tcBorders>
               <w:start w:val="single" w:sz="4" w:space="0" w:color="000000"/>
@@ -1738,7 +1698,7 @@
         </w:tc>
         <w:tc>
           <w:tcPr>
-            <w:tcW w:w="3574" w:type="dxa"/>
+            <w:tcW w:w="3575" w:type="dxa"/>
             <w:gridSpan w:val="3"/>
             <w:tcBorders>
               <w:start w:val="single" w:sz="4" w:space="0" w:color="000000"/>
@@ -1784,14 +1744,7 @@
               </w:rPr>
             </w:pPr>
             <w:r>
-              <w:rPr>
-                <w:rFonts w:cs="Arial" w:ascii="Arial" w:hAnsi="Arial"/>
-                <w:color w:val="969696"/>
-                <w:sz w:val="20"/>
-                <w:szCs w:val="20"/>
-              </w:rPr>
-            </w:r>
-            <w:r>
+              <w:rPr/>
               <w:t>{%images.ProofOfAddress1}</w:t>
             </w:r>
           </w:p>
@@ -1803,7 +1756,7 @@
         </w:trPr>
         <w:tc>
           <w:tcPr>
-            <w:tcW w:w="2824" w:type="dxa"/>
+            <w:tcW w:w="2823" w:type="dxa"/>
             <w:gridSpan w:val="4"/>
             <w:tcBorders>
               <w:top w:val="single" w:sz="4" w:space="0" w:color="000000"/>
@@ -1834,7 +1787,7 @@
         </w:tc>
         <w:tc>
           <w:tcPr>
-            <w:tcW w:w="3574" w:type="dxa"/>
+            <w:tcW w:w="3575" w:type="dxa"/>
             <w:gridSpan w:val="3"/>
             <w:tcBorders>
               <w:top w:val="single" w:sz="4" w:space="0" w:color="000000"/>
@@ -1899,7 +1852,7 @@
         </w:trPr>
         <w:tc>
           <w:tcPr>
-            <w:tcW w:w="2824" w:type="dxa"/>
+            <w:tcW w:w="2823" w:type="dxa"/>
             <w:gridSpan w:val="4"/>
             <w:tcBorders>
               <w:top w:val="single" w:sz="4" w:space="0" w:color="000000"/>
@@ -1930,7 +1883,7 @@
         </w:tc>
         <w:tc>
           <w:tcPr>
-            <w:tcW w:w="3574" w:type="dxa"/>
+            <w:tcW w:w="3575" w:type="dxa"/>
             <w:gridSpan w:val="3"/>
             <w:tcBorders>
               <w:top w:val="single" w:sz="4" w:space="0" w:color="000000"/>
@@ -2281,7 +2234,7 @@
           <w:tbl>
             <w:tblPr>
               <w:tblStyle w:val="TableGrid"/>
-              <w:tblpPr w:vertAnchor="text" w:horzAnchor="text" w:leftFromText="181" w:rightFromText="181" w:tblpX="5" w:tblpY="1"/>
+              <w:tblpPr w:vertAnchor="text" w:horzAnchor="text" w:leftFromText="181" w:rightFromText="181" w:tblpX="20" w:tblpY="1"/>
               <w:tblOverlap w:val="never"/>
               <w:tblW w:w="10060" w:type="dxa"/>
               <w:jc w:val="start"/>
@@ -2296,14 +2249,14 @@
               <w:tblLook w:noHBand="0" w:lastColumn="0" w:firstColumn="1" w:lastRow="0" w:firstRow="1" w:noVBand="1" w:val="04a0"/>
             </w:tblPr>
             <w:tblGrid>
-              <w:gridCol w:w="1594"/>
-              <w:gridCol w:w="1017"/>
+              <w:gridCol w:w="1592"/>
+              <w:gridCol w:w="1016"/>
               <w:gridCol w:w="1868"/>
-              <w:gridCol w:w="959"/>
-              <w:gridCol w:w="1194"/>
+              <w:gridCol w:w="962"/>
+              <w:gridCol w:w="1191"/>
               <w:gridCol w:w="1195"/>
               <w:gridCol w:w="518"/>
-              <w:gridCol w:w="731"/>
+              <w:gridCol w:w="734"/>
               <w:gridCol w:w="984"/>
             </w:tblGrid>
             <w:tr>
@@ -2312,7 +2265,7 @@
               </w:trPr>
               <w:tc>
                 <w:tcPr>
-                  <w:tcW w:w="2611" w:type="dxa"/>
+                  <w:tcW w:w="2608" w:type="dxa"/>
                   <w:gridSpan w:val="2"/>
                   <w:tcBorders/>
                   <w:vAlign w:val="center"/>
@@ -2321,6 +2274,7 @@
                   <w:pPr>
                     <w:pStyle w:val="Normal"/>
                     <w:widowControl/>
+                    <w:suppressAutoHyphens w:val="true"/>
                     <w:spacing w:before="0" w:after="0"/>
                     <w:jc w:val="start"/>
                     <w:rPr>
@@ -2351,6 +2305,35 @@
                   <w:pPr>
                     <w:pStyle w:val="Normal"/>
                     <w:widowControl/>
+                    <w:suppressAutoHyphens w:val="true"/>
+                    <w:spacing w:before="0" w:after="0"/>
+                    <w:jc w:val="start"/>
+                    <w:rPr>
+                      <w:rFonts w:ascii="Arial" w:hAnsi="Arial" w:cs="Arial"/>
+                      <w:sz w:val="20"/>
+                      <w:szCs w:val="20"/>
+                    </w:rPr>
+                  </w:pPr>
+                  <w:r>
+                    <w:rPr>
+                      <w:rFonts w:cs="Arial" w:ascii="Arial" w:hAnsi="Arial"/>
+                      <w:sz w:val="20"/>
+                      <w:szCs w:val="20"/>
+                    </w:rPr>
+                  </w:r>
+                </w:p>
+              </w:tc>
+              <w:tc>
+                <w:tcPr>
+                  <w:tcW w:w="962" w:type="dxa"/>
+                  <w:tcBorders/>
+                  <w:vAlign w:val="center"/>
+                </w:tcPr>
+                <w:p>
+                  <w:pPr>
+                    <w:pStyle w:val="Normal"/>
+                    <w:widowControl/>
+                    <w:suppressAutoHyphens w:val="true"/>
                     <w:spacing w:before="0" w:after="0"/>
                     <w:jc w:val="start"/>
                     <w:rPr>
@@ -2367,71 +2350,41 @@
                       <w:szCs w:val="20"/>
                       <w:lang w:bidi="ar-SA"/>
                     </w:rPr>
-                  </w:r>
-                </w:p>
-              </w:tc>
-              <w:tc>
-                <w:tcPr>
-                  <w:tcW w:w="959" w:type="dxa"/>
-                  <w:tcBorders/>
-                  <w:vAlign w:val="center"/>
-                </w:tcPr>
-                <w:p>
-                  <w:pPr>
-                    <w:pStyle w:val="Normal"/>
-                    <w:widowControl/>
-                    <w:spacing w:before="0" w:after="0"/>
-                    <w:jc w:val="start"/>
-                    <w:rPr>
-                      <w:rFonts w:ascii="Arial" w:hAnsi="Arial" w:cs="Arial"/>
-                      <w:sz w:val="20"/>
-                      <w:szCs w:val="20"/>
-                    </w:rPr>
-                  </w:pPr>
-                  <w:r>
-                    <w:rPr>
-                      <w:rFonts w:eastAsia="Times New Roman" w:cs="Arial" w:ascii="Arial" w:hAnsi="Arial"/>
-                      <w:kern w:val="0"/>
-                      <w:sz w:val="20"/>
-                      <w:szCs w:val="20"/>
-                      <w:lang w:bidi="ar-SA"/>
-                    </w:rPr>
                     <w:t>PIN Exp:</w:t>
                   </w:r>
                 </w:p>
               </w:tc>
               <w:tc>
                 <w:tcPr>
-                  <w:tcW w:w="1194" w:type="dxa"/>
-                  <w:tcBorders/>
-                  <w:vAlign w:val="center"/>
-                </w:tcPr>
-                <w:p>
-                  <w:pPr>
-                    <w:pStyle w:val="Normal"/>
-                    <w:widowControl/>
-                    <w:spacing w:before="0" w:after="0"/>
-                    <w:jc w:val="start"/>
-                    <w:rPr>
-                      <w:rFonts w:ascii="Arial" w:hAnsi="Arial" w:cs="Arial"/>
-                      <w:sz w:val="20"/>
-                      <w:szCs w:val="20"/>
-                    </w:rPr>
-                  </w:pPr>
-                  <w:r>
-                    <w:rPr>
-                      <w:rFonts w:eastAsia="Times New Roman" w:cs="Arial" w:ascii="Arial" w:hAnsi="Arial"/>
-                      <w:kern w:val="0"/>
-                      <w:sz w:val="20"/>
-                      <w:szCs w:val="20"/>
-                      <w:lang w:bidi="ar-SA"/>
-                    </w:rPr>
-                  </w:r>
-                </w:p>
-              </w:tc>
-              <w:tc>
-                <w:tcPr>
-                  <w:tcW w:w="3428" w:type="dxa"/>
+                  <w:tcW w:w="1191" w:type="dxa"/>
+                  <w:tcBorders/>
+                  <w:vAlign w:val="center"/>
+                </w:tcPr>
+                <w:p>
+                  <w:pPr>
+                    <w:pStyle w:val="Normal"/>
+                    <w:widowControl/>
+                    <w:suppressAutoHyphens w:val="true"/>
+                    <w:spacing w:before="0" w:after="0"/>
+                    <w:jc w:val="start"/>
+                    <w:rPr>
+                      <w:rFonts w:ascii="Arial" w:hAnsi="Arial" w:cs="Arial"/>
+                      <w:sz w:val="20"/>
+                      <w:szCs w:val="20"/>
+                    </w:rPr>
+                  </w:pPr>
+                  <w:r>
+                    <w:rPr>
+                      <w:rFonts w:cs="Arial" w:ascii="Arial" w:hAnsi="Arial"/>
+                      <w:sz w:val="20"/>
+                      <w:szCs w:val="20"/>
+                    </w:rPr>
+                  </w:r>
+                </w:p>
+              </w:tc>
+              <w:tc>
+                <w:tcPr>
+                  <w:tcW w:w="3431" w:type="dxa"/>
                   <w:gridSpan w:val="4"/>
                   <w:tcBorders/>
                   <w:vAlign w:val="center"/>
@@ -2440,6 +2393,7 @@
                   <w:pPr>
                     <w:pStyle w:val="Normal"/>
                     <w:widowControl/>
+                    <w:suppressAutoHyphens w:val="true"/>
                     <w:spacing w:before="0" w:after="0"/>
                     <w:jc w:val="start"/>
                     <w:rPr>
@@ -2465,7 +2419,7 @@
               <w:trPr/>
               <w:tc>
                 <w:tcPr>
-                  <w:tcW w:w="4479" w:type="dxa"/>
+                  <w:tcW w:w="4476" w:type="dxa"/>
                   <w:gridSpan w:val="3"/>
                   <w:tcBorders/>
                   <w:vAlign w:val="center"/>
@@ -2474,6 +2428,7 @@
                   <w:pPr>
                     <w:pStyle w:val="Normal"/>
                     <w:widowControl/>
+                    <w:suppressAutoHyphens w:val="true"/>
                     <w:spacing w:before="0" w:after="0"/>
                     <w:jc w:val="start"/>
                     <w:rPr>
@@ -2511,28 +2466,27 @@
                   <w:pPr>
                     <w:pStyle w:val="Normal"/>
                     <w:widowControl/>
-                    <w:spacing w:before="0" w:after="0"/>
-                    <w:jc w:val="start"/>
-                    <w:rPr>
-                      <w:rFonts w:ascii="Arial" w:hAnsi="Arial" w:cs="Arial"/>
-                      <w:sz w:val="20"/>
-                      <w:szCs w:val="20"/>
-                    </w:rPr>
-                  </w:pPr>
-                  <w:r>
-                    <w:rPr>
-                      <w:rFonts w:eastAsia="Times New Roman" w:cs="Arial" w:ascii="Arial" w:hAnsi="Arial"/>
-                      <w:kern w:val="0"/>
-                      <w:sz w:val="20"/>
-                      <w:szCs w:val="20"/>
-                      <w:lang w:bidi="ar-SA"/>
-                    </w:rPr>
-                  </w:r>
-                </w:p>
-              </w:tc>
-              <w:tc>
-                <w:tcPr>
-                  <w:tcW w:w="3428" w:type="dxa"/>
+                    <w:suppressAutoHyphens w:val="true"/>
+                    <w:spacing w:before="0" w:after="0"/>
+                    <w:jc w:val="start"/>
+                    <w:rPr>
+                      <w:rFonts w:ascii="Arial" w:hAnsi="Arial" w:cs="Arial"/>
+                      <w:sz w:val="20"/>
+                      <w:szCs w:val="20"/>
+                    </w:rPr>
+                  </w:pPr>
+                  <w:r>
+                    <w:rPr>
+                      <w:rFonts w:cs="Arial" w:ascii="Arial" w:hAnsi="Arial"/>
+                      <w:sz w:val="20"/>
+                      <w:szCs w:val="20"/>
+                    </w:rPr>
+                  </w:r>
+                </w:p>
+              </w:tc>
+              <w:tc>
+                <w:tcPr>
+                  <w:tcW w:w="3431" w:type="dxa"/>
                   <w:gridSpan w:val="4"/>
                   <w:tcBorders>
                     <w:start w:val="nil"/>
@@ -2544,21 +2498,20 @@
                   <w:pPr>
                     <w:pStyle w:val="Normal"/>
                     <w:widowControl/>
-                    <w:spacing w:before="0" w:after="0"/>
-                    <w:jc w:val="start"/>
-                    <w:rPr>
-                      <w:rFonts w:ascii="Arial" w:hAnsi="Arial" w:cs="Arial"/>
-                      <w:sz w:val="20"/>
-                      <w:szCs w:val="20"/>
-                    </w:rPr>
-                  </w:pPr>
-                  <w:r>
-                    <w:rPr>
-                      <w:rFonts w:eastAsia="Times New Roman" w:cs="Arial" w:ascii="Arial" w:hAnsi="Arial"/>
-                      <w:kern w:val="0"/>
-                      <w:sz w:val="20"/>
-                      <w:szCs w:val="20"/>
-                      <w:lang w:bidi="ar-SA"/>
+                    <w:suppressAutoHyphens w:val="true"/>
+                    <w:spacing w:before="0" w:after="0"/>
+                    <w:jc w:val="start"/>
+                    <w:rPr>
+                      <w:rFonts w:ascii="Arial" w:hAnsi="Arial" w:cs="Arial"/>
+                      <w:sz w:val="20"/>
+                      <w:szCs w:val="20"/>
+                    </w:rPr>
+                  </w:pPr>
+                  <w:r>
+                    <w:rPr>
+                      <w:rFonts w:cs="Arial" w:ascii="Arial" w:hAnsi="Arial"/>
+                      <w:sz w:val="20"/>
+                      <w:szCs w:val="20"/>
                     </w:rPr>
                   </w:r>
                 </w:p>
@@ -2570,7 +2523,7 @@
               </w:trPr>
               <w:tc>
                 <w:tcPr>
-                  <w:tcW w:w="2611" w:type="dxa"/>
+                  <w:tcW w:w="2608" w:type="dxa"/>
                   <w:gridSpan w:val="2"/>
                   <w:tcBorders/>
                   <w:vAlign w:val="center"/>
@@ -2579,6 +2532,7 @@
                   <w:pPr>
                     <w:pStyle w:val="Normal"/>
                     <w:widowControl/>
+                    <w:suppressAutoHyphens w:val="true"/>
                     <w:spacing w:before="0" w:after="0"/>
                     <w:jc w:val="start"/>
                     <w:rPr>
@@ -2610,6 +2564,35 @@
                   <w:pPr>
                     <w:pStyle w:val="Normal"/>
                     <w:widowControl/>
+                    <w:suppressAutoHyphens w:val="true"/>
+                    <w:spacing w:before="0" w:after="0"/>
+                    <w:jc w:val="start"/>
+                    <w:rPr>
+                      <w:rFonts w:ascii="Arial" w:hAnsi="Arial" w:cs="Arial"/>
+                      <w:sz w:val="20"/>
+                      <w:szCs w:val="20"/>
+                    </w:rPr>
+                  </w:pPr>
+                  <w:r>
+                    <w:rPr>
+                      <w:rFonts w:cs="Arial" w:ascii="Arial" w:hAnsi="Arial"/>
+                      <w:sz w:val="20"/>
+                      <w:szCs w:val="20"/>
+                    </w:rPr>
+                  </w:r>
+                </w:p>
+              </w:tc>
+              <w:tc>
+                <w:tcPr>
+                  <w:tcW w:w="1195" w:type="dxa"/>
+                  <w:tcBorders/>
+                  <w:vAlign w:val="center"/>
+                </w:tcPr>
+                <w:p>
+                  <w:pPr>
+                    <w:pStyle w:val="Normal"/>
+                    <w:widowControl/>
+                    <w:suppressAutoHyphens w:val="true"/>
                     <w:spacing w:before="0" w:after="0"/>
                     <w:jc w:val="start"/>
                     <w:rPr>
@@ -2626,42 +2609,13 @@
                       <w:szCs w:val="20"/>
                       <w:lang w:bidi="ar-SA"/>
                     </w:rPr>
-                  </w:r>
-                </w:p>
-              </w:tc>
-              <w:tc>
-                <w:tcPr>
-                  <w:tcW w:w="1195" w:type="dxa"/>
-                  <w:tcBorders/>
-                  <w:vAlign w:val="center"/>
-                </w:tcPr>
-                <w:p>
-                  <w:pPr>
-                    <w:pStyle w:val="Normal"/>
-                    <w:widowControl/>
-                    <w:spacing w:before="0" w:after="0"/>
-                    <w:jc w:val="start"/>
-                    <w:rPr>
-                      <w:rFonts w:ascii="Arial" w:hAnsi="Arial" w:cs="Arial"/>
-                      <w:sz w:val="20"/>
-                      <w:szCs w:val="20"/>
-                    </w:rPr>
-                  </w:pPr>
-                  <w:r>
-                    <w:rPr>
-                      <w:rFonts w:eastAsia="Times New Roman" w:cs="Arial" w:ascii="Arial" w:hAnsi="Arial"/>
-                      <w:kern w:val="0"/>
-                      <w:sz w:val="20"/>
-                      <w:szCs w:val="20"/>
-                      <w:lang w:bidi="ar-SA"/>
-                    </w:rPr>
                     <w:t>Policy Limit:</w:t>
                   </w:r>
                 </w:p>
               </w:tc>
               <w:tc>
                 <w:tcPr>
-                  <w:tcW w:w="2233" w:type="dxa"/>
+                  <w:tcW w:w="2236" w:type="dxa"/>
                   <w:gridSpan w:val="3"/>
                   <w:tcBorders/>
                   <w:vAlign w:val="center"/>
@@ -2670,21 +2624,20 @@
                   <w:pPr>
                     <w:pStyle w:val="Normal"/>
                     <w:widowControl/>
-                    <w:spacing w:before="0" w:after="0"/>
-                    <w:jc w:val="start"/>
-                    <w:rPr>
-                      <w:rFonts w:ascii="Arial" w:hAnsi="Arial" w:cs="Arial"/>
-                      <w:sz w:val="20"/>
-                      <w:szCs w:val="20"/>
-                    </w:rPr>
-                  </w:pPr>
-                  <w:r>
-                    <w:rPr>
-                      <w:rFonts w:eastAsia="Times New Roman" w:cs="Arial" w:ascii="Arial" w:hAnsi="Arial"/>
-                      <w:kern w:val="0"/>
-                      <w:sz w:val="20"/>
-                      <w:szCs w:val="20"/>
-                      <w:lang w:bidi="ar-SA"/>
+                    <w:suppressAutoHyphens w:val="true"/>
+                    <w:spacing w:before="0" w:after="0"/>
+                    <w:jc w:val="start"/>
+                    <w:rPr>
+                      <w:rFonts w:ascii="Arial" w:hAnsi="Arial" w:cs="Arial"/>
+                      <w:sz w:val="20"/>
+                      <w:szCs w:val="20"/>
+                    </w:rPr>
+                  </w:pPr>
+                  <w:r>
+                    <w:rPr>
+                      <w:rFonts w:cs="Arial" w:ascii="Arial" w:hAnsi="Arial"/>
+                      <w:sz w:val="20"/>
+                      <w:szCs w:val="20"/>
                     </w:rPr>
                   </w:r>
                 </w:p>
@@ -2696,7 +2649,7 @@
               </w:trPr>
               <w:tc>
                 <w:tcPr>
-                  <w:tcW w:w="2611" w:type="dxa"/>
+                  <w:tcW w:w="2608" w:type="dxa"/>
                   <w:gridSpan w:val="2"/>
                   <w:tcBorders/>
                   <w:vAlign w:val="center"/>
@@ -2705,6 +2658,7 @@
                   <w:pPr>
                     <w:pStyle w:val="Normal"/>
                     <w:widowControl/>
+                    <w:suppressAutoHyphens w:val="true"/>
                     <w:spacing w:before="0" w:after="0"/>
                     <w:jc w:val="start"/>
                     <w:rPr>
@@ -2735,6 +2689,35 @@
                   <w:pPr>
                     <w:pStyle w:val="Normal"/>
                     <w:widowControl/>
+                    <w:suppressAutoHyphens w:val="true"/>
+                    <w:spacing w:before="0" w:after="0"/>
+                    <w:jc w:val="start"/>
+                    <w:rPr>
+                      <w:rFonts w:ascii="Arial" w:hAnsi="Arial" w:cs="Arial"/>
+                      <w:sz w:val="20"/>
+                      <w:szCs w:val="20"/>
+                    </w:rPr>
+                  </w:pPr>
+                  <w:r>
+                    <w:rPr>
+                      <w:rFonts w:cs="Arial" w:ascii="Arial" w:hAnsi="Arial"/>
+                      <w:sz w:val="20"/>
+                      <w:szCs w:val="20"/>
+                    </w:rPr>
+                  </w:r>
+                </w:p>
+              </w:tc>
+              <w:tc>
+                <w:tcPr>
+                  <w:tcW w:w="962" w:type="dxa"/>
+                  <w:tcBorders/>
+                  <w:vAlign w:val="center"/>
+                </w:tcPr>
+                <w:p>
+                  <w:pPr>
+                    <w:pStyle w:val="Normal"/>
+                    <w:widowControl/>
+                    <w:suppressAutoHyphens w:val="true"/>
                     <w:spacing w:before="0" w:after="0"/>
                     <w:jc w:val="start"/>
                     <w:rPr>
@@ -2751,19 +2734,49 @@
                       <w:szCs w:val="20"/>
                       <w:lang w:bidi="ar-SA"/>
                     </w:rPr>
-                  </w:r>
-                </w:p>
-              </w:tc>
-              <w:tc>
-                <w:tcPr>
-                  <w:tcW w:w="959" w:type="dxa"/>
-                  <w:tcBorders/>
-                  <w:vAlign w:val="center"/>
-                </w:tcPr>
-                <w:p>
-                  <w:pPr>
-                    <w:pStyle w:val="Normal"/>
-                    <w:widowControl/>
+                    <w:t>Expiry Date:</w:t>
+                  </w:r>
+                </w:p>
+              </w:tc>
+              <w:tc>
+                <w:tcPr>
+                  <w:tcW w:w="1191" w:type="dxa"/>
+                  <w:tcBorders/>
+                  <w:vAlign w:val="center"/>
+                </w:tcPr>
+                <w:p>
+                  <w:pPr>
+                    <w:pStyle w:val="Normal"/>
+                    <w:widowControl/>
+                    <w:suppressAutoHyphens w:val="true"/>
+                    <w:spacing w:before="0" w:after="0"/>
+                    <w:jc w:val="start"/>
+                    <w:rPr>
+                      <w:rFonts w:ascii="Arial" w:hAnsi="Arial" w:cs="Arial"/>
+                      <w:sz w:val="20"/>
+                      <w:szCs w:val="20"/>
+                    </w:rPr>
+                  </w:pPr>
+                  <w:r>
+                    <w:rPr>
+                      <w:rFonts w:cs="Arial" w:ascii="Arial" w:hAnsi="Arial"/>
+                      <w:sz w:val="20"/>
+                      <w:szCs w:val="20"/>
+                    </w:rPr>
+                  </w:r>
+                </w:p>
+              </w:tc>
+              <w:tc>
+                <w:tcPr>
+                  <w:tcW w:w="1195" w:type="dxa"/>
+                  <w:tcBorders/>
+                  <w:vAlign w:val="center"/>
+                </w:tcPr>
+                <w:p>
+                  <w:pPr>
+                    <w:pStyle w:val="Normal"/>
+                    <w:widowControl/>
+                    <w:suppressAutoHyphens w:val="true"/>
                     <w:spacing w:before="0" w:after="0"/>
                     <w:jc w:val="start"/>
                     <w:rPr>
@@ -2780,72 +2793,13 @@
                       <w:szCs w:val="20"/>
                       <w:lang w:bidi="ar-SA"/>
                     </w:rPr>
-                    <w:t>Expiry Date:</w:t>
-                  </w:r>
-                </w:p>
-              </w:tc>
-              <w:tc>
-                <w:tcPr>
-                  <w:tcW w:w="1194" w:type="dxa"/>
-                  <w:tcBorders/>
-                  <w:vAlign w:val="center"/>
-                </w:tcPr>
-                <w:p>
-                  <w:pPr>
-                    <w:pStyle w:val="Normal"/>
-                    <w:widowControl/>
-                    <w:spacing w:before="0" w:after="0"/>
-                    <w:jc w:val="start"/>
-                    <w:rPr>
-                      <w:rFonts w:ascii="Arial" w:hAnsi="Arial" w:cs="Arial"/>
-                      <w:sz w:val="20"/>
-                      <w:szCs w:val="20"/>
-                    </w:rPr>
-                  </w:pPr>
-                  <w:r>
-                    <w:rPr>
-                      <w:rFonts w:eastAsia="Times New Roman" w:cs="Arial" w:ascii="Arial" w:hAnsi="Arial"/>
-                      <w:kern w:val="0"/>
-                      <w:sz w:val="20"/>
-                      <w:szCs w:val="20"/>
-                      <w:lang w:bidi="ar-SA"/>
-                    </w:rPr>
-                  </w:r>
-                </w:p>
-              </w:tc>
-              <w:tc>
-                <w:tcPr>
-                  <w:tcW w:w="1195" w:type="dxa"/>
-                  <w:tcBorders/>
-                  <w:vAlign w:val="center"/>
-                </w:tcPr>
-                <w:p>
-                  <w:pPr>
-                    <w:pStyle w:val="Normal"/>
-                    <w:widowControl/>
-                    <w:spacing w:before="0" w:after="0"/>
-                    <w:jc w:val="start"/>
-                    <w:rPr>
-                      <w:rFonts w:ascii="Arial" w:hAnsi="Arial" w:cs="Arial"/>
-                      <w:sz w:val="20"/>
-                      <w:szCs w:val="20"/>
-                    </w:rPr>
-                  </w:pPr>
-                  <w:r>
-                    <w:rPr>
-                      <w:rFonts w:eastAsia="Times New Roman" w:cs="Arial" w:ascii="Arial" w:hAnsi="Arial"/>
-                      <w:kern w:val="0"/>
-                      <w:sz w:val="20"/>
-                      <w:szCs w:val="20"/>
-                      <w:lang w:bidi="ar-SA"/>
-                    </w:rPr>
                     <w:t>Confirm Certificate Seen</w:t>
                   </w:r>
                 </w:p>
               </w:tc>
               <w:tc>
                 <w:tcPr>
-                  <w:tcW w:w="1249" w:type="dxa"/>
+                  <w:tcW w:w="1252" w:type="dxa"/>
                   <w:gridSpan w:val="2"/>
                   <w:tcBorders/>
                   <w:vAlign w:val="center"/>
@@ -2854,6 +2808,7 @@
                   <w:pPr>
                     <w:pStyle w:val="Normal"/>
                     <w:widowControl/>
+                    <w:suppressAutoHyphens w:val="true"/>
                     <w:spacing w:before="0" w:after="0"/>
                     <w:jc w:val="start"/>
                     <w:rPr>
@@ -2915,6 +2870,7 @@
                   <w:pPr>
                     <w:pStyle w:val="Normal"/>
                     <w:widowControl/>
+                    <w:suppressAutoHyphens w:val="true"/>
                     <w:spacing w:before="0" w:after="0"/>
                     <w:jc w:val="start"/>
                     <w:rPr>
@@ -2973,7 +2929,7 @@
               </w:trPr>
               <w:tc>
                 <w:tcPr>
-                  <w:tcW w:w="4479" w:type="dxa"/>
+                  <w:tcW w:w="4476" w:type="dxa"/>
                   <w:gridSpan w:val="3"/>
                   <w:tcBorders/>
                   <w:vAlign w:val="center"/>
@@ -2982,6 +2938,7 @@
                   <w:pPr>
                     <w:pStyle w:val="Normal"/>
                     <w:widowControl/>
+                    <w:suppressAutoHyphens w:val="true"/>
                     <w:spacing w:before="0" w:after="0"/>
                     <w:jc w:val="start"/>
                     <w:rPr>
@@ -3004,14 +2961,15 @@
               </w:tc>
               <w:tc>
                 <w:tcPr>
-                  <w:tcW w:w="959" w:type="dxa"/>
-                  <w:tcBorders/>
-                  <w:vAlign w:val="center"/>
-                </w:tcPr>
-                <w:p>
-                  <w:pPr>
-                    <w:pStyle w:val="Normal"/>
-                    <w:widowControl/>
+                  <w:tcW w:w="962" w:type="dxa"/>
+                  <w:tcBorders/>
+                  <w:vAlign w:val="center"/>
+                </w:tcPr>
+                <w:p>
+                  <w:pPr>
+                    <w:pStyle w:val="Normal"/>
+                    <w:widowControl/>
+                    <w:suppressAutoHyphens w:val="true"/>
                     <w:spacing w:before="0" w:after="0"/>
                     <w:jc w:val="start"/>
                     <w:rPr>
@@ -3034,14 +2992,43 @@
               </w:tc>
               <w:tc>
                 <w:tcPr>
-                  <w:tcW w:w="1194" w:type="dxa"/>
-                  <w:tcBorders/>
-                  <w:vAlign w:val="center"/>
-                </w:tcPr>
-                <w:p>
-                  <w:pPr>
-                    <w:pStyle w:val="Normal"/>
-                    <w:widowControl/>
+                  <w:tcW w:w="1191" w:type="dxa"/>
+                  <w:tcBorders/>
+                  <w:vAlign w:val="center"/>
+                </w:tcPr>
+                <w:p>
+                  <w:pPr>
+                    <w:pStyle w:val="Normal"/>
+                    <w:widowControl/>
+                    <w:suppressAutoHyphens w:val="true"/>
+                    <w:spacing w:before="0" w:after="0"/>
+                    <w:jc w:val="start"/>
+                    <w:rPr>
+                      <w:rFonts w:ascii="Arial" w:hAnsi="Arial" w:cs="Arial"/>
+                      <w:sz w:val="20"/>
+                      <w:szCs w:val="20"/>
+                    </w:rPr>
+                  </w:pPr>
+                  <w:r>
+                    <w:rPr>
+                      <w:rFonts w:cs="Arial" w:ascii="Arial" w:hAnsi="Arial"/>
+                      <w:sz w:val="20"/>
+                      <w:szCs w:val="20"/>
+                    </w:rPr>
+                  </w:r>
+                </w:p>
+              </w:tc>
+              <w:tc>
+                <w:tcPr>
+                  <w:tcW w:w="1195" w:type="dxa"/>
+                  <w:tcBorders/>
+                  <w:vAlign w:val="center"/>
+                </w:tcPr>
+                <w:p>
+                  <w:pPr>
+                    <w:pStyle w:val="Normal"/>
+                    <w:widowControl/>
+                    <w:suppressAutoHyphens w:val="true"/>
                     <w:spacing w:before="0" w:after="0"/>
                     <w:jc w:val="start"/>
                     <w:rPr>
@@ -3058,42 +3045,13 @@
                       <w:szCs w:val="20"/>
                       <w:lang w:bidi="ar-SA"/>
                     </w:rPr>
-                  </w:r>
-                </w:p>
-              </w:tc>
-              <w:tc>
-                <w:tcPr>
-                  <w:tcW w:w="1195" w:type="dxa"/>
-                  <w:tcBorders/>
-                  <w:vAlign w:val="center"/>
-                </w:tcPr>
-                <w:p>
-                  <w:pPr>
-                    <w:pStyle w:val="Normal"/>
-                    <w:widowControl/>
-                    <w:spacing w:before="0" w:after="0"/>
-                    <w:jc w:val="start"/>
-                    <w:rPr>
-                      <w:rFonts w:ascii="Arial" w:hAnsi="Arial" w:cs="Arial"/>
-                      <w:sz w:val="20"/>
-                      <w:szCs w:val="20"/>
-                    </w:rPr>
-                  </w:pPr>
-                  <w:r>
-                    <w:rPr>
-                      <w:rFonts w:eastAsia="Times New Roman" w:cs="Arial" w:ascii="Arial" w:hAnsi="Arial"/>
-                      <w:kern w:val="0"/>
-                      <w:sz w:val="20"/>
-                      <w:szCs w:val="20"/>
-                      <w:lang w:bidi="ar-SA"/>
-                    </w:rPr>
                     <w:t>Confirm Certificate Seen</w:t>
                   </w:r>
                 </w:p>
               </w:tc>
               <w:tc>
                 <w:tcPr>
-                  <w:tcW w:w="1249" w:type="dxa"/>
+                  <w:tcW w:w="1252" w:type="dxa"/>
                   <w:gridSpan w:val="2"/>
                   <w:tcBorders/>
                   <w:vAlign w:val="center"/>
@@ -3102,6 +3060,7 @@
                   <w:pPr>
                     <w:pStyle w:val="Normal"/>
                     <w:widowControl/>
+                    <w:suppressAutoHyphens w:val="true"/>
                     <w:spacing w:before="0" w:after="0"/>
                     <w:jc w:val="start"/>
                     <w:rPr>
@@ -3163,6 +3122,7 @@
                   <w:pPr>
                     <w:pStyle w:val="Normal"/>
                     <w:widowControl/>
+                    <w:suppressAutoHyphens w:val="true"/>
                     <w:spacing w:before="0" w:after="0"/>
                     <w:jc w:val="start"/>
                     <w:rPr>
@@ -3221,14 +3181,15 @@
               </w:trPr>
               <w:tc>
                 <w:tcPr>
-                  <w:tcW w:w="1594" w:type="dxa"/>
-                  <w:tcBorders/>
-                  <w:vAlign w:val="center"/>
-                </w:tcPr>
-                <w:p>
-                  <w:pPr>
-                    <w:pStyle w:val="Normal"/>
-                    <w:widowControl/>
+                  <w:tcW w:w="1592" w:type="dxa"/>
+                  <w:tcBorders/>
+                  <w:vAlign w:val="center"/>
+                </w:tcPr>
+                <w:p>
+                  <w:pPr>
+                    <w:pStyle w:val="Normal"/>
+                    <w:widowControl/>
+                    <w:suppressAutoHyphens w:val="true"/>
                     <w:spacing w:before="0" w:after="0"/>
                     <w:jc w:val="start"/>
                     <w:rPr>
@@ -3251,14 +3212,15 @@
               </w:tc>
               <w:tc>
                 <w:tcPr>
-                  <w:tcW w:w="1017" w:type="dxa"/>
-                  <w:tcBorders/>
-                  <w:vAlign w:val="center"/>
-                </w:tcPr>
-                <w:p>
-                  <w:pPr>
-                    <w:pStyle w:val="Normal"/>
-                    <w:widowControl/>
+                  <w:tcW w:w="1016" w:type="dxa"/>
+                  <w:tcBorders/>
+                  <w:vAlign w:val="center"/>
+                </w:tcPr>
+                <w:p>
+                  <w:pPr>
+                    <w:pStyle w:val="Normal"/>
+                    <w:widowControl/>
+                    <w:suppressAutoHyphens w:val="true"/>
                     <w:spacing w:before="0" w:after="0"/>
                     <w:jc w:val="start"/>
                     <w:rPr>
@@ -3289,21 +3251,20 @@
                   <w:pPr>
                     <w:pStyle w:val="Normal"/>
                     <w:widowControl/>
-                    <w:spacing w:before="0" w:after="0"/>
-                    <w:jc w:val="start"/>
-                    <w:rPr>
-                      <w:rFonts w:ascii="Arial" w:hAnsi="Arial" w:cs="Arial"/>
-                      <w:sz w:val="20"/>
-                      <w:szCs w:val="20"/>
-                    </w:rPr>
-                  </w:pPr>
-                  <w:r>
-                    <w:rPr>
-                      <w:rFonts w:eastAsia="Times New Roman" w:cs="Arial" w:ascii="Arial" w:hAnsi="Arial"/>
-                      <w:kern w:val="0"/>
-                      <w:sz w:val="20"/>
-                      <w:szCs w:val="20"/>
-                      <w:lang w:bidi="ar-SA"/>
+                    <w:suppressAutoHyphens w:val="true"/>
+                    <w:spacing w:before="0" w:after="0"/>
+                    <w:jc w:val="start"/>
+                    <w:rPr>
+                      <w:rFonts w:ascii="Arial" w:hAnsi="Arial" w:cs="Arial"/>
+                      <w:sz w:val="20"/>
+                      <w:szCs w:val="20"/>
+                    </w:rPr>
+                  </w:pPr>
+                  <w:r>
+                    <w:rPr>
+                      <w:rFonts w:cs="Arial" w:ascii="Arial" w:hAnsi="Arial"/>
+                      <w:sz w:val="20"/>
+                      <w:szCs w:val="20"/>
                     </w:rPr>
                   </w:r>
                 </w:p>
@@ -3319,6 +3280,7 @@
                   <w:pPr>
                     <w:pStyle w:val="Normal"/>
                     <w:widowControl/>
+                    <w:suppressAutoHyphens w:val="true"/>
                     <w:spacing w:before="0" w:after="0"/>
                     <w:jc w:val="start"/>
                     <w:rPr>
@@ -3341,7 +3303,7 @@
               </w:tc>
               <w:tc>
                 <w:tcPr>
-                  <w:tcW w:w="2233" w:type="dxa"/>
+                  <w:tcW w:w="2236" w:type="dxa"/>
                   <w:gridSpan w:val="3"/>
                   <w:tcBorders/>
                   <w:vAlign w:val="center"/>
@@ -3350,21 +3312,20 @@
                   <w:pPr>
                     <w:pStyle w:val="Normal"/>
                     <w:widowControl/>
-                    <w:spacing w:before="0" w:after="0"/>
-                    <w:jc w:val="start"/>
-                    <w:rPr>
-                      <w:rFonts w:ascii="Arial" w:hAnsi="Arial" w:cs="Arial"/>
-                      <w:sz w:val="20"/>
-                      <w:szCs w:val="20"/>
-                    </w:rPr>
-                  </w:pPr>
-                  <w:r>
-                    <w:rPr>
-                      <w:rFonts w:eastAsia="Times New Roman" w:cs="Arial" w:ascii="Arial" w:hAnsi="Arial"/>
-                      <w:kern w:val="0"/>
-                      <w:sz w:val="20"/>
-                      <w:szCs w:val="20"/>
-                      <w:lang w:bidi="ar-SA"/>
+                    <w:suppressAutoHyphens w:val="true"/>
+                    <w:spacing w:before="0" w:after="0"/>
+                    <w:jc w:val="start"/>
+                    <w:rPr>
+                      <w:rFonts w:ascii="Arial" w:hAnsi="Arial" w:cs="Arial"/>
+                      <w:sz w:val="20"/>
+                      <w:szCs w:val="20"/>
+                    </w:rPr>
+                  </w:pPr>
+                  <w:r>
+                    <w:rPr>
+                      <w:rFonts w:cs="Arial" w:ascii="Arial" w:hAnsi="Arial"/>
+                      <w:sz w:val="20"/>
+                      <w:szCs w:val="20"/>
                     </w:rPr>
                   </w:r>
                 </w:p>
@@ -3376,14 +3337,15 @@
               </w:trPr>
               <w:tc>
                 <w:tcPr>
-                  <w:tcW w:w="1594" w:type="dxa"/>
-                  <w:tcBorders/>
-                  <w:vAlign w:val="center"/>
-                </w:tcPr>
-                <w:p>
-                  <w:pPr>
-                    <w:pStyle w:val="Normal"/>
-                    <w:widowControl/>
+                  <w:tcW w:w="1592" w:type="dxa"/>
+                  <w:tcBorders/>
+                  <w:vAlign w:val="center"/>
+                </w:tcPr>
+                <w:p>
+                  <w:pPr>
+                    <w:pStyle w:val="Normal"/>
+                    <w:widowControl/>
+                    <w:suppressAutoHyphens w:val="true"/>
                     <w:spacing w:before="0" w:after="0"/>
                     <w:jc w:val="start"/>
                     <w:rPr>
@@ -3406,14 +3368,15 @@
               </w:tc>
               <w:tc>
                 <w:tcPr>
-                  <w:tcW w:w="1017" w:type="dxa"/>
-                  <w:tcBorders/>
-                  <w:vAlign w:val="center"/>
-                </w:tcPr>
-                <w:p>
-                  <w:pPr>
-                    <w:pStyle w:val="Normal"/>
-                    <w:widowControl/>
+                  <w:tcW w:w="1016" w:type="dxa"/>
+                  <w:tcBorders/>
+                  <w:vAlign w:val="center"/>
+                </w:tcPr>
+                <w:p>
+                  <w:pPr>
+                    <w:pStyle w:val="Normal"/>
+                    <w:widowControl/>
+                    <w:suppressAutoHyphens w:val="true"/>
                     <w:spacing w:before="0" w:after="0"/>
                     <w:jc w:val="start"/>
                     <w:rPr>
@@ -3437,6 +3400,7 @@
                   <w:pPr>
                     <w:pStyle w:val="Normal"/>
                     <w:widowControl/>
+                    <w:suppressAutoHyphens w:val="true"/>
                     <w:spacing w:before="0" w:after="0"/>
                     <w:jc w:val="start"/>
                     <w:rPr>
@@ -3460,6 +3424,7 @@
                   <w:pPr>
                     <w:pStyle w:val="Normal"/>
                     <w:widowControl/>
+                    <w:suppressAutoHyphens w:val="true"/>
                     <w:spacing w:before="0" w:after="0"/>
                     <w:jc w:val="start"/>
                     <w:rPr>
@@ -3490,21 +3455,20 @@
                   <w:pPr>
                     <w:pStyle w:val="Normal"/>
                     <w:widowControl/>
-                    <w:spacing w:before="0" w:after="0"/>
-                    <w:jc w:val="start"/>
-                    <w:rPr>
-                      <w:rFonts w:ascii="Arial" w:hAnsi="Arial" w:cs="Arial"/>
-                      <w:sz w:val="20"/>
-                      <w:szCs w:val="20"/>
-                    </w:rPr>
-                  </w:pPr>
-                  <w:r>
-                    <w:rPr>
-                      <w:rFonts w:eastAsia="Times New Roman" w:cs="Arial" w:ascii="Arial" w:hAnsi="Arial"/>
-                      <w:kern w:val="0"/>
-                      <w:sz w:val="20"/>
-                      <w:szCs w:val="20"/>
-                      <w:lang w:bidi="ar-SA"/>
+                    <w:suppressAutoHyphens w:val="true"/>
+                    <w:spacing w:before="0" w:after="0"/>
+                    <w:jc w:val="start"/>
+                    <w:rPr>
+                      <w:rFonts w:ascii="Arial" w:hAnsi="Arial" w:cs="Arial"/>
+                      <w:sz w:val="20"/>
+                      <w:szCs w:val="20"/>
+                    </w:rPr>
+                  </w:pPr>
+                  <w:r>
+                    <w:rPr>
+                      <w:rFonts w:cs="Arial" w:ascii="Arial" w:hAnsi="Arial"/>
+                      <w:sz w:val="20"/>
+                      <w:szCs w:val="20"/>
                     </w:rPr>
                   </w:r>
                 </w:p>
@@ -3520,6 +3484,7 @@
                   <w:pPr>
                     <w:pStyle w:val="Normal"/>
                     <w:widowControl/>
+                    <w:suppressAutoHyphens w:val="true"/>
                     <w:spacing w:before="0" w:after="0"/>
                     <w:jc w:val="start"/>
                     <w:rPr>
@@ -3542,7 +3507,7 @@
               </w:tc>
               <w:tc>
                 <w:tcPr>
-                  <w:tcW w:w="3428" w:type="dxa"/>
+                  <w:tcW w:w="3431" w:type="dxa"/>
                   <w:gridSpan w:val="4"/>
                   <w:tcBorders/>
                   <w:vAlign w:val="center"/>
@@ -3551,21 +3516,20 @@
                   <w:pPr>
                     <w:pStyle w:val="Normal"/>
                     <w:widowControl/>
-                    <w:spacing w:before="0" w:after="0"/>
-                    <w:jc w:val="start"/>
-                    <w:rPr>
-                      <w:rFonts w:ascii="Arial" w:hAnsi="Arial" w:cs="Arial"/>
-                      <w:sz w:val="20"/>
-                      <w:szCs w:val="20"/>
-                    </w:rPr>
-                  </w:pPr>
-                  <w:r>
-                    <w:rPr>
-                      <w:rFonts w:eastAsia="Times New Roman" w:cs="Arial" w:ascii="Arial" w:hAnsi="Arial"/>
-                      <w:kern w:val="0"/>
-                      <w:sz w:val="20"/>
-                      <w:szCs w:val="20"/>
-                      <w:lang w:bidi="ar-SA"/>
+                    <w:suppressAutoHyphens w:val="true"/>
+                    <w:spacing w:before="0" w:after="0"/>
+                    <w:jc w:val="start"/>
+                    <w:rPr>
+                      <w:rFonts w:ascii="Arial" w:hAnsi="Arial" w:cs="Arial"/>
+                      <w:sz w:val="20"/>
+                      <w:szCs w:val="20"/>
+                    </w:rPr>
+                  </w:pPr>
+                  <w:r>
+                    <w:rPr>
+                      <w:rFonts w:cs="Arial" w:ascii="Arial" w:hAnsi="Arial"/>
+                      <w:sz w:val="20"/>
+                      <w:szCs w:val="20"/>
                     </w:rPr>
                   </w:r>
                 </w:p>
@@ -3577,7 +3541,7 @@
               </w:trPr>
               <w:tc>
                 <w:tcPr>
-                  <w:tcW w:w="6632" w:type="dxa"/>
+                  <w:tcW w:w="6629" w:type="dxa"/>
                   <w:gridSpan w:val="5"/>
                   <w:tcBorders/>
                   <w:vAlign w:val="center"/>
@@ -3586,6 +3550,7 @@
                   <w:pPr>
                     <w:pStyle w:val="Normal"/>
                     <w:widowControl/>
+                    <w:suppressAutoHyphens w:val="true"/>
                     <w:spacing w:before="0" w:after="0"/>
                     <w:jc w:val="start"/>
                     <w:rPr>
@@ -3619,6 +3584,7 @@
                   <w:pPr>
                     <w:pStyle w:val="Normal"/>
                     <w:widowControl/>
+                    <w:suppressAutoHyphens w:val="true"/>
                     <w:spacing w:before="0" w:after="0"/>
                     <w:jc w:val="start"/>
                     <w:rPr>
@@ -3672,7 +3638,7 @@
               </w:tc>
               <w:tc>
                 <w:tcPr>
-                  <w:tcW w:w="1715" w:type="dxa"/>
+                  <w:tcW w:w="1718" w:type="dxa"/>
                   <w:gridSpan w:val="2"/>
                   <w:tcBorders/>
                   <w:vAlign w:val="center"/>
@@ -3681,6 +3647,7 @@
                   <w:pPr>
                     <w:pStyle w:val="Normal"/>
                     <w:widowControl/>
+                    <w:suppressAutoHyphens w:val="true"/>
                     <w:spacing w:before="0" w:after="0"/>
                     <w:jc w:val="start"/>
                     <w:rPr>
@@ -3779,7 +3746,7 @@
           <w:tbl>
             <w:tblPr>
               <w:tblStyle w:val="TableGrid"/>
-              <w:tblpPr w:vertAnchor="margin" w:horzAnchor="margin" w:leftFromText="180" w:rightFromText="180" w:tblpX="5" w:tblpY="-1020"/>
+              <w:tblpPr w:vertAnchor="margin" w:horzAnchor="margin" w:leftFromText="180" w:rightFromText="180" w:tblpX="20" w:tblpY="-1020"/>
               <w:tblOverlap w:val="never"/>
               <w:tblW w:w="10166" w:type="dxa"/>
               <w:jc w:val="start"/>
@@ -3794,8 +3761,8 @@
               <w:tblLook w:noHBand="0" w:lastColumn="0" w:firstColumn="1" w:lastRow="0" w:firstRow="1" w:noVBand="1" w:val="04a0"/>
             </w:tblPr>
             <w:tblGrid>
-              <w:gridCol w:w="6795"/>
-              <w:gridCol w:w="706"/>
+              <w:gridCol w:w="6792"/>
+              <w:gridCol w:w="709"/>
               <w:gridCol w:w="706"/>
               <w:gridCol w:w="1959"/>
             </w:tblGrid>
@@ -3805,14 +3772,15 @@
               </w:trPr>
               <w:tc>
                 <w:tcPr>
-                  <w:tcW w:w="6795" w:type="dxa"/>
-                  <w:tcBorders/>
-                  <w:vAlign w:val="center"/>
-                </w:tcPr>
-                <w:p>
-                  <w:pPr>
-                    <w:pStyle w:val="Normal"/>
-                    <w:widowControl/>
+                  <w:tcW w:w="6792" w:type="dxa"/>
+                  <w:tcBorders/>
+                  <w:vAlign w:val="center"/>
+                </w:tcPr>
+                <w:p>
+                  <w:pPr>
+                    <w:pStyle w:val="Normal"/>
+                    <w:widowControl/>
+                    <w:suppressAutoHyphens w:val="true"/>
                     <w:spacing w:before="0" w:after="0"/>
                     <w:jc w:val="start"/>
                     <w:rPr>
@@ -3839,14 +3807,15 @@
               </w:tc>
               <w:tc>
                 <w:tcPr>
-                  <w:tcW w:w="706" w:type="dxa"/>
-                  <w:tcBorders/>
-                  <w:vAlign w:val="center"/>
-                </w:tcPr>
-                <w:p>
-                  <w:pPr>
-                    <w:pStyle w:val="Normal"/>
-                    <w:widowControl/>
+                  <w:tcW w:w="709" w:type="dxa"/>
+                  <w:tcBorders/>
+                  <w:vAlign w:val="center"/>
+                </w:tcPr>
+                <w:p>
+                  <w:pPr>
+                    <w:pStyle w:val="Normal"/>
+                    <w:widowControl/>
+                    <w:suppressAutoHyphens w:val="true"/>
                     <w:spacing w:before="0" w:after="0"/>
                     <w:jc w:val="start"/>
                     <w:rPr>
@@ -3879,6 +3848,7 @@
                   <w:pPr>
                     <w:pStyle w:val="Normal"/>
                     <w:widowControl/>
+                    <w:suppressAutoHyphens w:val="true"/>
                     <w:spacing w:before="0" w:after="0"/>
                     <w:jc w:val="start"/>
                     <w:rPr>
@@ -3911,6 +3881,7 @@
                   <w:pPr>
                     <w:pStyle w:val="Normal"/>
                     <w:widowControl/>
+                    <w:suppressAutoHyphens w:val="true"/>
                     <w:spacing w:before="0" w:after="0"/>
                     <w:jc w:val="start"/>
                     <w:rPr>
@@ -3921,11 +3892,9 @@
                   </w:pPr>
                   <w:r>
                     <w:rPr>
-                      <w:rFonts w:eastAsia="Times New Roman" w:cs="Arial" w:ascii="Arial" w:hAnsi="Arial"/>
+                      <w:rFonts w:cs="Arial" w:ascii="Arial" w:hAnsi="Arial"/>
                       <w:b/>
                       <w:bCs/>
-                      <w:kern w:val="0"/>
-                      <w:lang w:bidi="ar-SA"/>
                     </w:rPr>
                   </w:r>
                 </w:p>
@@ -3947,6 +3916,7 @@
                   <w:pPr>
                     <w:pStyle w:val="Normal"/>
                     <w:widowControl/>
+                    <w:suppressAutoHyphens w:val="true"/>
                     <w:spacing w:before="0" w:after="0"/>
                     <w:jc w:val="start"/>
                     <w:rPr>
@@ -3974,14 +3944,15 @@
               </w:trPr>
               <w:tc>
                 <w:tcPr>
-                  <w:tcW w:w="6795" w:type="dxa"/>
-                  <w:tcBorders/>
-                  <w:vAlign w:val="center"/>
-                </w:tcPr>
-                <w:p>
-                  <w:pPr>
-                    <w:pStyle w:val="Normal"/>
-                    <w:widowControl/>
+                  <w:tcW w:w="6792" w:type="dxa"/>
+                  <w:tcBorders/>
+                  <w:vAlign w:val="center"/>
+                </w:tcPr>
+                <w:p>
+                  <w:pPr>
+                    <w:pStyle w:val="Normal"/>
+                    <w:widowControl/>
+                    <w:suppressAutoHyphens w:val="true"/>
                     <w:spacing w:before="0" w:after="0"/>
                     <w:jc w:val="start"/>
                     <w:rPr>
@@ -4004,14 +3975,15 @@
               </w:tc>
               <w:tc>
                 <w:tcPr>
-                  <w:tcW w:w="706" w:type="dxa"/>
-                  <w:tcBorders/>
-                  <w:vAlign w:val="center"/>
-                </w:tcPr>
-                <w:p>
-                  <w:pPr>
-                    <w:pStyle w:val="Normal"/>
-                    <w:widowControl/>
+                  <w:tcW w:w="709" w:type="dxa"/>
+                  <w:tcBorders/>
+                  <w:vAlign w:val="center"/>
+                </w:tcPr>
+                <w:p>
+                  <w:pPr>
+                    <w:pStyle w:val="Normal"/>
+                    <w:widowControl/>
+                    <w:suppressAutoHyphens w:val="true"/>
                     <w:spacing w:before="0" w:after="0"/>
                     <w:jc w:val="start"/>
                     <w:rPr>
@@ -4041,6 +4013,7 @@
                   <w:pPr>
                     <w:pStyle w:val="Normal"/>
                     <w:widowControl/>
+                    <w:suppressAutoHyphens w:val="true"/>
                     <w:spacing w:before="0" w:after="0"/>
                     <w:jc w:val="start"/>
                     <w:rPr>
@@ -4070,6 +4043,7 @@
                   <w:pPr>
                     <w:pStyle w:val="Normal"/>
                     <w:widowControl/>
+                    <w:suppressAutoHyphens w:val="true"/>
                     <w:spacing w:before="0" w:after="0"/>
                     <w:jc w:val="start"/>
                     <w:rPr>
@@ -4079,10 +4053,8 @@
                   </w:pPr>
                   <w:r>
                     <w:rPr>
-                      <w:rFonts w:eastAsia="Times New Roman" w:cs="Arial" w:ascii="Arial" w:hAnsi="Arial"/>
+                      <w:rFonts w:cs="Arial" w:ascii="Arial" w:hAnsi="Arial"/>
                       <w:b/>
-                      <w:kern w:val="0"/>
-                      <w:lang w:bidi="ar-SA"/>
                     </w:rPr>
                   </w:r>
                 </w:p>
@@ -4094,14 +4066,15 @@
               </w:trPr>
               <w:tc>
                 <w:tcPr>
-                  <w:tcW w:w="6795" w:type="dxa"/>
-                  <w:tcBorders/>
-                  <w:vAlign w:val="center"/>
-                </w:tcPr>
-                <w:p>
-                  <w:pPr>
-                    <w:pStyle w:val="Normal"/>
-                    <w:widowControl/>
+                  <w:tcW w:w="6792" w:type="dxa"/>
+                  <w:tcBorders/>
+                  <w:vAlign w:val="center"/>
+                </w:tcPr>
+                <w:p>
+                  <w:pPr>
+                    <w:pStyle w:val="Normal"/>
+                    <w:widowControl/>
+                    <w:suppressAutoHyphens w:val="true"/>
                     <w:spacing w:before="0" w:after="0"/>
                     <w:jc w:val="start"/>
                     <w:rPr>
@@ -4124,14 +4097,15 @@
               </w:tc>
               <w:tc>
                 <w:tcPr>
-                  <w:tcW w:w="706" w:type="dxa"/>
-                  <w:tcBorders/>
-                  <w:vAlign w:val="center"/>
-                </w:tcPr>
-                <w:p>
-                  <w:pPr>
-                    <w:pStyle w:val="Normal"/>
-                    <w:widowControl/>
+                  <w:tcW w:w="709" w:type="dxa"/>
+                  <w:tcBorders/>
+                  <w:vAlign w:val="center"/>
+                </w:tcPr>
+                <w:p>
+                  <w:pPr>
+                    <w:pStyle w:val="Normal"/>
+                    <w:widowControl/>
+                    <w:suppressAutoHyphens w:val="true"/>
                     <w:spacing w:before="0" w:after="0"/>
                     <w:jc w:val="start"/>
                     <w:rPr>
@@ -4161,6 +4135,7 @@
                   <w:pPr>
                     <w:pStyle w:val="Normal"/>
                     <w:widowControl/>
+                    <w:suppressAutoHyphens w:val="true"/>
                     <w:spacing w:before="0" w:after="0"/>
                     <w:jc w:val="start"/>
                     <w:rPr>
@@ -4190,6 +4165,7 @@
                   <w:pPr>
                     <w:pStyle w:val="Normal"/>
                     <w:widowControl/>
+                    <w:suppressAutoHyphens w:val="true"/>
                     <w:spacing w:before="0" w:after="0"/>
                     <w:jc w:val="start"/>
                     <w:rPr>
@@ -4199,10 +4175,8 @@
                   </w:pPr>
                   <w:r>
                     <w:rPr>
-                      <w:rFonts w:eastAsia="Times New Roman" w:cs="Arial" w:ascii="Arial" w:hAnsi="Arial"/>
+                      <w:rFonts w:cs="Arial" w:ascii="Arial" w:hAnsi="Arial"/>
                       <w:b/>
-                      <w:kern w:val="0"/>
-                      <w:lang w:bidi="ar-SA"/>
                     </w:rPr>
                   </w:r>
                 </w:p>
@@ -4223,6 +4197,7 @@
                   <w:pPr>
                     <w:pStyle w:val="Normal"/>
                     <w:widowControl/>
+                    <w:suppressAutoHyphens w:val="true"/>
                     <w:spacing w:before="0" w:after="0"/>
                     <w:jc w:val="start"/>
                     <w:rPr>
@@ -4246,65 +4221,62 @@
                   <w:pPr>
                     <w:pStyle w:val="Normal"/>
                     <w:widowControl/>
-                    <w:spacing w:before="0" w:after="0"/>
-                    <w:jc w:val="start"/>
-                    <w:rPr>
-                      <w:rFonts w:ascii="Arial" w:hAnsi="Arial" w:cs="Arial"/>
-                      <w:sz w:val="20"/>
-                      <w:szCs w:val="20"/>
-                    </w:rPr>
-                  </w:pPr>
-                  <w:r>
-                    <w:rPr>
-                      <w:rFonts w:eastAsia="Times New Roman" w:cs="Arial" w:ascii="Arial" w:hAnsi="Arial"/>
-                      <w:kern w:val="0"/>
-                      <w:sz w:val="20"/>
-                      <w:szCs w:val="20"/>
-                      <w:lang w:bidi="ar-SA"/>
-                    </w:rPr>
-                  </w:r>
-                </w:p>
-                <w:p>
-                  <w:pPr>
-                    <w:pStyle w:val="Normal"/>
-                    <w:widowControl/>
-                    <w:spacing w:before="0" w:after="0"/>
-                    <w:jc w:val="start"/>
-                    <w:rPr>
-                      <w:rFonts w:ascii="Arial" w:hAnsi="Arial" w:cs="Arial"/>
-                      <w:sz w:val="20"/>
-                      <w:szCs w:val="20"/>
-                    </w:rPr>
-                  </w:pPr>
-                  <w:r>
-                    <w:rPr>
-                      <w:rFonts w:eastAsia="Times New Roman" w:cs="Arial" w:ascii="Arial" w:hAnsi="Arial"/>
-                      <w:kern w:val="0"/>
-                      <w:sz w:val="20"/>
-                      <w:szCs w:val="20"/>
-                      <w:lang w:bidi="ar-SA"/>
-                    </w:rPr>
-                  </w:r>
-                </w:p>
-                <w:p>
-                  <w:pPr>
-                    <w:pStyle w:val="Normal"/>
-                    <w:widowControl/>
-                    <w:spacing w:before="0" w:after="0"/>
-                    <w:jc w:val="start"/>
-                    <w:rPr>
-                      <w:rFonts w:ascii="Arial" w:hAnsi="Arial" w:cs="Arial"/>
-                      <w:sz w:val="20"/>
-                      <w:szCs w:val="20"/>
-                    </w:rPr>
-                  </w:pPr>
-                  <w:r>
-                    <w:rPr>
-                      <w:rFonts w:eastAsia="Times New Roman" w:cs="Arial" w:ascii="Arial" w:hAnsi="Arial"/>
-                      <w:kern w:val="0"/>
-                      <w:sz w:val="20"/>
-                      <w:szCs w:val="20"/>
-                      <w:lang w:bidi="ar-SA"/>
+                    <w:suppressAutoHyphens w:val="true"/>
+                    <w:spacing w:before="0" w:after="0"/>
+                    <w:jc w:val="start"/>
+                    <w:rPr>
+                      <w:rFonts w:ascii="Arial" w:hAnsi="Arial" w:cs="Arial"/>
+                      <w:sz w:val="20"/>
+                      <w:szCs w:val="20"/>
+                    </w:rPr>
+                  </w:pPr>
+                  <w:r>
+                    <w:rPr>
+                      <w:rFonts w:cs="Arial" w:ascii="Arial" w:hAnsi="Arial"/>
+                      <w:sz w:val="20"/>
+                      <w:szCs w:val="20"/>
+                    </w:rPr>
+                  </w:r>
+                </w:p>
+                <w:p>
+                  <w:pPr>
+                    <w:pStyle w:val="Normal"/>
+                    <w:widowControl/>
+                    <w:suppressAutoHyphens w:val="true"/>
+                    <w:spacing w:before="0" w:after="0"/>
+                    <w:jc w:val="start"/>
+                    <w:rPr>
+                      <w:rFonts w:ascii="Arial" w:hAnsi="Arial" w:cs="Arial"/>
+                      <w:sz w:val="20"/>
+                      <w:szCs w:val="20"/>
+                    </w:rPr>
+                  </w:pPr>
+                  <w:r>
+                    <w:rPr>
+                      <w:rFonts w:cs="Arial" w:ascii="Arial" w:hAnsi="Arial"/>
+                      <w:sz w:val="20"/>
+                      <w:szCs w:val="20"/>
+                    </w:rPr>
+                  </w:r>
+                </w:p>
+                <w:p>
+                  <w:pPr>
+                    <w:pStyle w:val="Normal"/>
+                    <w:widowControl/>
+                    <w:suppressAutoHyphens w:val="true"/>
+                    <w:spacing w:before="0" w:after="0"/>
+                    <w:jc w:val="start"/>
+                    <w:rPr>
+                      <w:rFonts w:ascii="Arial" w:hAnsi="Arial" w:cs="Arial"/>
+                      <w:sz w:val="20"/>
+                      <w:szCs w:val="20"/>
+                    </w:rPr>
+                  </w:pPr>
+                  <w:r>
+                    <w:rPr>
+                      <w:rFonts w:cs="Arial" w:ascii="Arial" w:hAnsi="Arial"/>
+                      <w:sz w:val="20"/>
+                      <w:szCs w:val="20"/>
                     </w:rPr>
                   </w:r>
                 </w:p>
@@ -4319,6 +4291,7 @@
                   <w:pPr>
                     <w:pStyle w:val="Normal"/>
                     <w:widowControl/>
+                    <w:suppressAutoHyphens w:val="true"/>
                     <w:spacing w:before="0" w:after="0"/>
                     <w:jc w:val="start"/>
                     <w:rPr>
@@ -4328,10 +4301,8 @@
                   </w:pPr>
                   <w:r>
                     <w:rPr>
-                      <w:rFonts w:eastAsia="Times New Roman" w:cs="Arial" w:ascii="Arial" w:hAnsi="Arial"/>
+                      <w:rFonts w:cs="Arial" w:ascii="Arial" w:hAnsi="Arial"/>
                       <w:b/>
-                      <w:kern w:val="0"/>
-                      <w:lang w:bidi="ar-SA"/>
                     </w:rPr>
                   </w:r>
                 </w:p>
@@ -4395,9 +4366,9 @@
             </w:tblPr>
             <w:tblGrid>
               <w:gridCol w:w="5949"/>
+              <w:gridCol w:w="705"/>
               <w:gridCol w:w="708"/>
-              <w:gridCol w:w="708"/>
-              <w:gridCol w:w="710"/>
+              <w:gridCol w:w="713"/>
               <w:gridCol w:w="1985"/>
             </w:tblGrid>
             <w:tr>
@@ -4412,6 +4383,7 @@
                   <w:pPr>
                     <w:pStyle w:val="Normal"/>
                     <w:widowControl/>
+                    <w:suppressAutoHyphens w:val="true"/>
                     <w:spacing w:before="0" w:after="0"/>
                     <w:jc w:val="start"/>
                     <w:rPr>
@@ -4438,7 +4410,7 @@
               </w:tc>
               <w:tc>
                 <w:tcPr>
-                  <w:tcW w:w="708" w:type="dxa"/>
+                  <w:tcW w:w="705" w:type="dxa"/>
                   <w:tcBorders/>
                   <w:shd w:color="auto" w:fill="BFBFBF" w:themeFill="background1" w:themeFillShade="bf" w:val="clear"/>
                 </w:tcPr>
@@ -4446,6 +4418,7 @@
                   <w:pPr>
                     <w:pStyle w:val="Normal"/>
                     <w:widowControl/>
+                    <w:suppressAutoHyphens w:val="true"/>
                     <w:spacing w:before="0" w:after="0"/>
                     <w:jc w:val="start"/>
                     <w:rPr>
@@ -4480,6 +4453,7 @@
                   <w:pPr>
                     <w:pStyle w:val="Normal"/>
                     <w:widowControl/>
+                    <w:suppressAutoHyphens w:val="true"/>
                     <w:spacing w:before="0" w:after="0"/>
                     <w:jc w:val="start"/>
                     <w:rPr>
@@ -4506,7 +4480,7 @@
               </w:tc>
               <w:tc>
                 <w:tcPr>
-                  <w:tcW w:w="710" w:type="dxa"/>
+                  <w:tcW w:w="713" w:type="dxa"/>
                   <w:tcBorders/>
                   <w:shd w:color="auto" w:fill="BFBFBF" w:themeFill="background1" w:themeFillShade="bf" w:val="clear"/>
                 </w:tcPr>
@@ -4514,6 +4488,7 @@
                   <w:pPr>
                     <w:pStyle w:val="Normal"/>
                     <w:widowControl/>
+                    <w:suppressAutoHyphens w:val="true"/>
                     <w:spacing w:before="0" w:after="0"/>
                     <w:jc w:val="start"/>
                     <w:rPr>
@@ -4548,6 +4523,7 @@
                   <w:pPr>
                     <w:pStyle w:val="Normal"/>
                     <w:widowControl/>
+                    <w:suppressAutoHyphens w:val="true"/>
                     <w:spacing w:before="0" w:after="0"/>
                     <w:jc w:val="start"/>
                     <w:rPr>
@@ -4587,6 +4563,7 @@
                   <w:pPr>
                     <w:pStyle w:val="Normal"/>
                     <w:widowControl/>
+                    <w:suppressAutoHyphens w:val="true"/>
                     <w:spacing w:before="0" w:after="0"/>
                     <w:jc w:val="start"/>
                     <w:rPr>
@@ -4609,6 +4586,37 @@
               </w:tc>
               <w:tc>
                 <w:tcPr>
+                  <w:tcW w:w="705" w:type="dxa"/>
+                  <w:tcBorders/>
+                  <w:vAlign w:val="center"/>
+                </w:tcPr>
+                <w:p>
+                  <w:pPr>
+                    <w:pStyle w:val="Normal"/>
+                    <w:widowControl/>
+                    <w:suppressAutoHyphens w:val="true"/>
+                    <w:spacing w:before="0" w:after="0"/>
+                    <w:jc w:val="start"/>
+                    <w:rPr>
+                      <w:rFonts w:ascii="Arial" w:hAnsi="Arial" w:cs="Arial"/>
+                      <w:sz w:val="20"/>
+                      <w:szCs w:val="20"/>
+                    </w:rPr>
+                  </w:pPr>
+                  <w:r>
+                    <w:rPr>
+                      <w:rFonts w:eastAsia="Times New Roman" w:cs="Arial" w:hint="eastAsia"/>
+                      <w:kern w:val="0"/>
+                      <w:sz w:val="20"/>
+                      <w:szCs w:val="20"/>
+                      <w:lang w:bidi="ar-SA"/>
+                    </w:rPr>
+                    <w:t>{#trainings.safeguarding.date}☒{/trainings.safeguarding.date}{^trainings.safeguarding.date}☐{/trainings.safeguarding.date}</w:t>
+                  </w:r>
+                </w:p>
+              </w:tc>
+              <w:tc>
+                <w:tcPr>
                   <w:tcW w:w="708" w:type="dxa"/>
                   <w:tcBorders/>
                   <w:vAlign w:val="center"/>
@@ -4617,36 +4625,7 @@
                   <w:pPr>
                     <w:pStyle w:val="Normal"/>
                     <w:widowControl/>
-                    <w:spacing w:before="0" w:after="0"/>
-                    <w:jc w:val="start"/>
-                    <w:rPr>
-                      <w:rFonts w:ascii="Arial" w:hAnsi="Arial" w:cs="Arial"/>
-                      <w:sz w:val="20"/>
-                      <w:szCs w:val="20"/>
-                    </w:rPr>
-                  </w:pPr>
-                  <w:r>
-                    <w:rPr>
-                      <w:rFonts w:eastAsia="Times New Roman" w:cs="Arial" w:hint="eastAsia" w:ascii="Times New Roman" w:hAnsi="Times New Roman"/>
-                      <w:kern w:val="0"/>
-                      <w:sz w:val="20"/>
-                      <w:szCs w:val="20"/>
-                      <w:lang w:bidi="ar-SA"/>
-                    </w:rPr>
-                    <w:t>{#trainings.safeguarding.date}☒{/trainings.safeguarding.date}{^trainings.safeguarding.date}☐{/trainings.safeguarding.date}</w:t>
-                  </w:r>
-                </w:p>
-              </w:tc>
-              <w:tc>
-                <w:tcPr>
-                  <w:tcW w:w="708" w:type="dxa"/>
-                  <w:tcBorders/>
-                  <w:vAlign w:val="center"/>
-                </w:tcPr>
-                <w:p>
-                  <w:pPr>
-                    <w:pStyle w:val="Normal"/>
-                    <w:widowControl/>
+                    <w:suppressAutoHyphens w:val="true"/>
                     <w:spacing w:before="0" w:after="0"/>
                     <w:jc w:val="start"/>
                     <w:rPr>
@@ -4669,7 +4648,7 @@
               </w:tc>
               <w:tc>
                 <w:tcPr>
-                  <w:tcW w:w="710" w:type="dxa"/>
+                  <w:tcW w:w="713" w:type="dxa"/>
                   <w:tcBorders/>
                   <w:shd w:color="auto" w:fill="D9D9D9" w:themeFill="background1" w:themeFillShade="d9" w:val="clear"/>
                   <w:vAlign w:val="center"/>
@@ -4678,21 +4657,20 @@
                   <w:pPr>
                     <w:pStyle w:val="Normal"/>
                     <w:widowControl/>
-                    <w:spacing w:before="0" w:after="0"/>
-                    <w:jc w:val="start"/>
-                    <w:rPr>
-                      <w:rFonts w:ascii="Arial" w:hAnsi="Arial" w:cs="Arial"/>
-                      <w:sz w:val="20"/>
-                      <w:szCs w:val="20"/>
-                    </w:rPr>
-                  </w:pPr>
-                  <w:r>
-                    <w:rPr>
-                      <w:rFonts w:eastAsia="Times New Roman" w:cs="Arial" w:ascii="Arial" w:hAnsi="Arial"/>
-                      <w:kern w:val="0"/>
-                      <w:sz w:val="20"/>
-                      <w:szCs w:val="20"/>
-                      <w:lang w:bidi="ar-SA"/>
+                    <w:suppressAutoHyphens w:val="true"/>
+                    <w:spacing w:before="0" w:after="0"/>
+                    <w:jc w:val="start"/>
+                    <w:rPr>
+                      <w:rFonts w:ascii="Arial" w:hAnsi="Arial" w:cs="Arial"/>
+                      <w:sz w:val="20"/>
+                      <w:szCs w:val="20"/>
+                    </w:rPr>
+                  </w:pPr>
+                  <w:r>
+                    <w:rPr>
+                      <w:rFonts w:cs="Arial" w:ascii="Arial" w:hAnsi="Arial"/>
+                      <w:sz w:val="20"/>
+                      <w:szCs w:val="20"/>
                     </w:rPr>
                   </w:r>
                 </w:p>
@@ -4707,6 +4685,7 @@
                   <w:pPr>
                     <w:pStyle w:val="Normal"/>
                     <w:widowControl/>
+                    <w:suppressAutoHyphens w:val="true"/>
                     <w:spacing w:before="0" w:after="0"/>
                     <w:jc w:val="start"/>
                     <w:rPr>
@@ -4742,6 +4721,7 @@
                   <w:pPr>
                     <w:pStyle w:val="Normal"/>
                     <w:widowControl/>
+                    <w:suppressAutoHyphens w:val="true"/>
                     <w:spacing w:before="0" w:after="0"/>
                     <w:jc w:val="start"/>
                     <w:rPr>
@@ -4764,6 +4744,37 @@
               </w:tc>
               <w:tc>
                 <w:tcPr>
+                  <w:tcW w:w="705" w:type="dxa"/>
+                  <w:tcBorders/>
+                  <w:vAlign w:val="center"/>
+                </w:tcPr>
+                <w:p>
+                  <w:pPr>
+                    <w:pStyle w:val="Normal"/>
+                    <w:widowControl/>
+                    <w:suppressAutoHyphens w:val="true"/>
+                    <w:spacing w:before="0" w:after="0"/>
+                    <w:jc w:val="start"/>
+                    <w:rPr>
+                      <w:rFonts w:ascii="Arial" w:hAnsi="Arial" w:cs="Arial"/>
+                      <w:sz w:val="20"/>
+                      <w:szCs w:val="20"/>
+                    </w:rPr>
+                  </w:pPr>
+                  <w:r>
+                    <w:rPr>
+                      <w:rFonts w:eastAsia="Times New Roman" w:cs="Arial" w:hint="eastAsia"/>
+                      <w:kern w:val="0"/>
+                      <w:sz w:val="20"/>
+                      <w:szCs w:val="20"/>
+                      <w:lang w:bidi="ar-SA"/>
+                    </w:rPr>
+                    <w:t>{#trainings.movingAndHandling.date}☒{/trainings.movingAndHandling.date}{^trainings.movingAndHandling.date}☐{/trainings.movingAndHandling.date}</w:t>
+                  </w:r>
+                </w:p>
+              </w:tc>
+              <w:tc>
+                <w:tcPr>
                   <w:tcW w:w="708" w:type="dxa"/>
                   <w:tcBorders/>
                   <w:vAlign w:val="center"/>
@@ -4772,36 +4783,7 @@
                   <w:pPr>
                     <w:pStyle w:val="Normal"/>
                     <w:widowControl/>
-                    <w:spacing w:before="0" w:after="0"/>
-                    <w:jc w:val="start"/>
-                    <w:rPr>
-                      <w:rFonts w:ascii="Arial" w:hAnsi="Arial" w:cs="Arial"/>
-                      <w:sz w:val="20"/>
-                      <w:szCs w:val="20"/>
-                    </w:rPr>
-                  </w:pPr>
-                  <w:r>
-                    <w:rPr>
-                      <w:rFonts w:eastAsia="Times New Roman" w:cs="Arial" w:hint="eastAsia" w:ascii="Times New Roman" w:hAnsi="Times New Roman"/>
-                      <w:kern w:val="0"/>
-                      <w:sz w:val="20"/>
-                      <w:szCs w:val="20"/>
-                      <w:lang w:bidi="ar-SA"/>
-                    </w:rPr>
-                    <w:t>{#trainings.movingAndHandling.date}☒{/trainings.movingAndHandling.date}{^trainings.movingAndHandling.date}☐{/trainings.movingAndHandling.date}</w:t>
-                  </w:r>
-                </w:p>
-              </w:tc>
-              <w:tc>
-                <w:tcPr>
-                  <w:tcW w:w="708" w:type="dxa"/>
-                  <w:tcBorders/>
-                  <w:vAlign w:val="center"/>
-                </w:tcPr>
-                <w:p>
-                  <w:pPr>
-                    <w:pStyle w:val="Normal"/>
-                    <w:widowControl/>
+                    <w:suppressAutoHyphens w:val="true"/>
                     <w:spacing w:before="0" w:after="0"/>
                     <w:jc w:val="start"/>
                     <w:rPr>
@@ -4824,7 +4806,7 @@
               </w:tc>
               <w:tc>
                 <w:tcPr>
-                  <w:tcW w:w="710" w:type="dxa"/>
+                  <w:tcW w:w="713" w:type="dxa"/>
                   <w:tcBorders/>
                   <w:shd w:color="auto" w:fill="D9D9D9" w:themeFill="background1" w:themeFillShade="d9" w:val="clear"/>
                   <w:vAlign w:val="center"/>
@@ -4833,21 +4815,20 @@
                   <w:pPr>
                     <w:pStyle w:val="Normal"/>
                     <w:widowControl/>
-                    <w:spacing w:before="0" w:after="0"/>
-                    <w:jc w:val="start"/>
-                    <w:rPr>
-                      <w:rFonts w:ascii="Arial" w:hAnsi="Arial" w:cs="Arial"/>
-                      <w:sz w:val="20"/>
-                      <w:szCs w:val="20"/>
-                    </w:rPr>
-                  </w:pPr>
-                  <w:r>
-                    <w:rPr>
-                      <w:rFonts w:eastAsia="Times New Roman" w:cs="Arial" w:ascii="Arial" w:hAnsi="Arial"/>
-                      <w:kern w:val="0"/>
-                      <w:sz w:val="20"/>
-                      <w:szCs w:val="20"/>
-                      <w:lang w:bidi="ar-SA"/>
+                    <w:suppressAutoHyphens w:val="true"/>
+                    <w:spacing w:before="0" w:after="0"/>
+                    <w:jc w:val="start"/>
+                    <w:rPr>
+                      <w:rFonts w:ascii="Arial" w:hAnsi="Arial" w:cs="Arial"/>
+                      <w:sz w:val="20"/>
+                      <w:szCs w:val="20"/>
+                    </w:rPr>
+                  </w:pPr>
+                  <w:r>
+                    <w:rPr>
+                      <w:rFonts w:cs="Arial" w:ascii="Arial" w:hAnsi="Arial"/>
+                      <w:sz w:val="20"/>
+                      <w:szCs w:val="20"/>
                     </w:rPr>
                   </w:r>
                 </w:p>
@@ -4862,6 +4843,7 @@
                   <w:pPr>
                     <w:pStyle w:val="Normal"/>
                     <w:widowControl/>
+                    <w:suppressAutoHyphens w:val="true"/>
                     <w:spacing w:before="0" w:after="0"/>
                     <w:jc w:val="start"/>
                     <w:rPr>
@@ -4897,6 +4879,7 @@
                   <w:pPr>
                     <w:pStyle w:val="Normal"/>
                     <w:widowControl/>
+                    <w:suppressAutoHyphens w:val="true"/>
                     <w:spacing w:before="0" w:after="0"/>
                     <w:jc w:val="start"/>
                     <w:rPr>
@@ -4919,6 +4902,37 @@
               </w:tc>
               <w:tc>
                 <w:tcPr>
+                  <w:tcW w:w="705" w:type="dxa"/>
+                  <w:tcBorders/>
+                  <w:vAlign w:val="center"/>
+                </w:tcPr>
+                <w:p>
+                  <w:pPr>
+                    <w:pStyle w:val="Normal"/>
+                    <w:widowControl/>
+                    <w:suppressAutoHyphens w:val="true"/>
+                    <w:spacing w:before="0" w:after="0"/>
+                    <w:jc w:val="start"/>
+                    <w:rPr>
+                      <w:rFonts w:ascii="Arial" w:hAnsi="Arial" w:cs="Arial"/>
+                      <w:sz w:val="20"/>
+                      <w:szCs w:val="20"/>
+                    </w:rPr>
+                  </w:pPr>
+                  <w:r>
+                    <w:rPr>
+                      <w:rFonts w:eastAsia="Times New Roman" w:cs="Arial" w:hint="eastAsia"/>
+                      <w:kern w:val="0"/>
+                      <w:sz w:val="20"/>
+                      <w:szCs w:val="20"/>
+                      <w:lang w:bidi="ar-SA"/>
+                    </w:rPr>
+                    <w:t>{#trainings.infectionPreventionAndControl.date}☒{/trainings.infectionPreventionAndControl.date}{^trainings.infectionPreventionAndControl.date}☐{/trainings.infectionPreventionAndControl.date}</w:t>
+                  </w:r>
+                </w:p>
+              </w:tc>
+              <w:tc>
+                <w:tcPr>
                   <w:tcW w:w="708" w:type="dxa"/>
                   <w:tcBorders/>
                   <w:vAlign w:val="center"/>
@@ -4927,36 +4941,7 @@
                   <w:pPr>
                     <w:pStyle w:val="Normal"/>
                     <w:widowControl/>
-                    <w:spacing w:before="0" w:after="0"/>
-                    <w:jc w:val="start"/>
-                    <w:rPr>
-                      <w:rFonts w:ascii="Arial" w:hAnsi="Arial" w:cs="Arial"/>
-                      <w:sz w:val="20"/>
-                      <w:szCs w:val="20"/>
-                    </w:rPr>
-                  </w:pPr>
-                  <w:r>
-                    <w:rPr>
-                      <w:rFonts w:eastAsia="Times New Roman" w:cs="Arial" w:hint="eastAsia" w:ascii="Times New Roman" w:hAnsi="Times New Roman"/>
-                      <w:kern w:val="0"/>
-                      <w:sz w:val="20"/>
-                      <w:szCs w:val="20"/>
-                      <w:lang w:bidi="ar-SA"/>
-                    </w:rPr>
-                    <w:t>{#trainings.infectionPreventionAndControl.date}☒{/trainings.infectionPreventionAndControl.date}{^trainings.infectionPreventionAndControl.date}☐{/trainings.infectionPreventionAndControl.date}</w:t>
-                  </w:r>
-                </w:p>
-              </w:tc>
-              <w:tc>
-                <w:tcPr>
-                  <w:tcW w:w="708" w:type="dxa"/>
-                  <w:tcBorders/>
-                  <w:vAlign w:val="center"/>
-                </w:tcPr>
-                <w:p>
-                  <w:pPr>
-                    <w:pStyle w:val="Normal"/>
-                    <w:widowControl/>
+                    <w:suppressAutoHyphens w:val="true"/>
                     <w:spacing w:before="0" w:after="0"/>
                     <w:jc w:val="start"/>
                     <w:rPr>
@@ -4979,7 +4964,7 @@
               </w:tc>
               <w:tc>
                 <w:tcPr>
-                  <w:tcW w:w="710" w:type="dxa"/>
+                  <w:tcW w:w="713" w:type="dxa"/>
                   <w:tcBorders/>
                   <w:shd w:color="auto" w:fill="D9D9D9" w:themeFill="background1" w:themeFillShade="d9" w:val="clear"/>
                   <w:vAlign w:val="center"/>
@@ -4988,21 +4973,20 @@
                   <w:pPr>
                     <w:pStyle w:val="Normal"/>
                     <w:widowControl/>
-                    <w:spacing w:before="0" w:after="0"/>
-                    <w:jc w:val="start"/>
-                    <w:rPr>
-                      <w:rFonts w:ascii="Arial" w:hAnsi="Arial" w:cs="Arial"/>
-                      <w:sz w:val="20"/>
-                      <w:szCs w:val="20"/>
-                    </w:rPr>
-                  </w:pPr>
-                  <w:r>
-                    <w:rPr>
-                      <w:rFonts w:eastAsia="Times New Roman" w:cs="Arial" w:ascii="Arial" w:hAnsi="Arial"/>
-                      <w:kern w:val="0"/>
-                      <w:sz w:val="20"/>
-                      <w:szCs w:val="20"/>
-                      <w:lang w:bidi="ar-SA"/>
+                    <w:suppressAutoHyphens w:val="true"/>
+                    <w:spacing w:before="0" w:after="0"/>
+                    <w:jc w:val="start"/>
+                    <w:rPr>
+                      <w:rFonts w:ascii="Arial" w:hAnsi="Arial" w:cs="Arial"/>
+                      <w:sz w:val="20"/>
+                      <w:szCs w:val="20"/>
+                    </w:rPr>
+                  </w:pPr>
+                  <w:r>
+                    <w:rPr>
+                      <w:rFonts w:cs="Arial" w:ascii="Arial" w:hAnsi="Arial"/>
+                      <w:sz w:val="20"/>
+                      <w:szCs w:val="20"/>
                     </w:rPr>
                   </w:r>
                 </w:p>
@@ -5017,6 +5001,7 @@
                   <w:pPr>
                     <w:pStyle w:val="Normal"/>
                     <w:widowControl/>
+                    <w:suppressAutoHyphens w:val="true"/>
                     <w:spacing w:before="0" w:after="0"/>
                     <w:jc w:val="start"/>
                     <w:rPr>
@@ -5052,6 +5037,7 @@
                   <w:pPr>
                     <w:pStyle w:val="Normal"/>
                     <w:widowControl/>
+                    <w:suppressAutoHyphens w:val="true"/>
                     <w:spacing w:before="0" w:after="0"/>
                     <w:jc w:val="start"/>
                     <w:rPr>
@@ -5074,6 +5060,37 @@
               </w:tc>
               <w:tc>
                 <w:tcPr>
+                  <w:tcW w:w="705" w:type="dxa"/>
+                  <w:tcBorders/>
+                  <w:vAlign w:val="center"/>
+                </w:tcPr>
+                <w:p>
+                  <w:pPr>
+                    <w:pStyle w:val="Normal"/>
+                    <w:widowControl/>
+                    <w:suppressAutoHyphens w:val="true"/>
+                    <w:spacing w:before="0" w:after="0"/>
+                    <w:jc w:val="start"/>
+                    <w:rPr>
+                      <w:rFonts w:ascii="Arial" w:hAnsi="Arial" w:cs="Arial"/>
+                      <w:sz w:val="20"/>
+                      <w:szCs w:val="20"/>
+                    </w:rPr>
+                  </w:pPr>
+                  <w:r>
+                    <w:rPr>
+                      <w:rFonts w:eastAsia="Times New Roman" w:cs="Arial" w:hint="eastAsia"/>
+                      <w:kern w:val="0"/>
+                      <w:sz w:val="20"/>
+                      <w:szCs w:val="20"/>
+                      <w:lang w:bidi="ar-SA"/>
+                    </w:rPr>
+                    <w:t>{#trainings.informationGovernance.date}☒{/trainings.informationGovernance.date}{^trainings.informationGovernance.date}☐{/trainings.informationGovernance.date}</w:t>
+                  </w:r>
+                </w:p>
+              </w:tc>
+              <w:tc>
+                <w:tcPr>
                   <w:tcW w:w="708" w:type="dxa"/>
                   <w:tcBorders/>
                   <w:vAlign w:val="center"/>
@@ -5082,36 +5099,7 @@
                   <w:pPr>
                     <w:pStyle w:val="Normal"/>
                     <w:widowControl/>
-                    <w:spacing w:before="0" w:after="0"/>
-                    <w:jc w:val="start"/>
-                    <w:rPr>
-                      <w:rFonts w:ascii="Arial" w:hAnsi="Arial" w:cs="Arial"/>
-                      <w:sz w:val="20"/>
-                      <w:szCs w:val="20"/>
-                    </w:rPr>
-                  </w:pPr>
-                  <w:r>
-                    <w:rPr>
-                      <w:rFonts w:eastAsia="Times New Roman" w:cs="Arial" w:hint="eastAsia" w:ascii="Times New Roman" w:hAnsi="Times New Roman"/>
-                      <w:kern w:val="0"/>
-                      <w:sz w:val="20"/>
-                      <w:szCs w:val="20"/>
-                      <w:lang w:bidi="ar-SA"/>
-                    </w:rPr>
-                    <w:t>{#trainings.informationGovernance.date}☒{/trainings.informationGovernance.date}{^trainings.informationGovernance.date}☐{/trainings.informationGovernance.date}</w:t>
-                  </w:r>
-                </w:p>
-              </w:tc>
-              <w:tc>
-                <w:tcPr>
-                  <w:tcW w:w="708" w:type="dxa"/>
-                  <w:tcBorders/>
-                  <w:vAlign w:val="center"/>
-                </w:tcPr>
-                <w:p>
-                  <w:pPr>
-                    <w:pStyle w:val="Normal"/>
-                    <w:widowControl/>
+                    <w:suppressAutoHyphens w:val="true"/>
                     <w:spacing w:before="0" w:after="0"/>
                     <w:jc w:val="start"/>
                     <w:rPr>
@@ -5134,7 +5122,7 @@
               </w:tc>
               <w:tc>
                 <w:tcPr>
-                  <w:tcW w:w="710" w:type="dxa"/>
+                  <w:tcW w:w="713" w:type="dxa"/>
                   <w:tcBorders/>
                   <w:shd w:color="auto" w:fill="D9D9D9" w:themeFill="background1" w:themeFillShade="d9" w:val="clear"/>
                   <w:vAlign w:val="center"/>
@@ -5143,21 +5131,20 @@
                   <w:pPr>
                     <w:pStyle w:val="Normal"/>
                     <w:widowControl/>
-                    <w:spacing w:before="0" w:after="0"/>
-                    <w:jc w:val="start"/>
-                    <w:rPr>
-                      <w:rFonts w:ascii="Arial" w:hAnsi="Arial" w:cs="Arial"/>
-                      <w:sz w:val="20"/>
-                      <w:szCs w:val="20"/>
-                    </w:rPr>
-                  </w:pPr>
-                  <w:r>
-                    <w:rPr>
-                      <w:rFonts w:eastAsia="Times New Roman" w:cs="Arial" w:ascii="Arial" w:hAnsi="Arial"/>
-                      <w:kern w:val="0"/>
-                      <w:sz w:val="20"/>
-                      <w:szCs w:val="20"/>
-                      <w:lang w:bidi="ar-SA"/>
+                    <w:suppressAutoHyphens w:val="true"/>
+                    <w:spacing w:before="0" w:after="0"/>
+                    <w:jc w:val="start"/>
+                    <w:rPr>
+                      <w:rFonts w:ascii="Arial" w:hAnsi="Arial" w:cs="Arial"/>
+                      <w:sz w:val="20"/>
+                      <w:szCs w:val="20"/>
+                    </w:rPr>
+                  </w:pPr>
+                  <w:r>
+                    <w:rPr>
+                      <w:rFonts w:cs="Arial" w:ascii="Arial" w:hAnsi="Arial"/>
+                      <w:sz w:val="20"/>
+                      <w:szCs w:val="20"/>
                     </w:rPr>
                   </w:r>
                 </w:p>
@@ -5172,6 +5159,7 @@
                   <w:pPr>
                     <w:pStyle w:val="Normal"/>
                     <w:widowControl/>
+                    <w:suppressAutoHyphens w:val="true"/>
                     <w:spacing w:before="0" w:after="0"/>
                     <w:jc w:val="start"/>
                     <w:rPr>
@@ -5207,6 +5195,7 @@
                   <w:pPr>
                     <w:pStyle w:val="Normal"/>
                     <w:widowControl/>
+                    <w:suppressAutoHyphens w:val="true"/>
                     <w:spacing w:before="0" w:after="0"/>
                     <w:jc w:val="start"/>
                     <w:rPr>
@@ -5229,6 +5218,37 @@
               </w:tc>
               <w:tc>
                 <w:tcPr>
+                  <w:tcW w:w="705" w:type="dxa"/>
+                  <w:tcBorders/>
+                  <w:vAlign w:val="center"/>
+                </w:tcPr>
+                <w:p>
+                  <w:pPr>
+                    <w:pStyle w:val="Normal"/>
+                    <w:widowControl/>
+                    <w:suppressAutoHyphens w:val="true"/>
+                    <w:spacing w:before="0" w:after="0"/>
+                    <w:jc w:val="start"/>
+                    <w:rPr>
+                      <w:rFonts w:ascii="Arial" w:hAnsi="Arial" w:cs="Arial"/>
+                      <w:sz w:val="20"/>
+                      <w:szCs w:val="20"/>
+                    </w:rPr>
+                  </w:pPr>
+                  <w:r>
+                    <w:rPr>
+                      <w:rFonts w:eastAsia="Times New Roman" w:cs="Arial" w:hint="eastAsia"/>
+                      <w:kern w:val="0"/>
+                      <w:sz w:val="20"/>
+                      <w:szCs w:val="20"/>
+                      <w:lang w:bidi="ar-SA"/>
+                    </w:rPr>
+                    <w:t>{#trainings.fireSafety.date}☒{/trainings.fireSafety.date}{^trainings.fireSafety.date}☐{/trainings.fireSafety.date}</w:t>
+                  </w:r>
+                </w:p>
+              </w:tc>
+              <w:tc>
+                <w:tcPr>
                   <w:tcW w:w="708" w:type="dxa"/>
                   <w:tcBorders/>
                   <w:vAlign w:val="center"/>
@@ -5237,36 +5257,7 @@
                   <w:pPr>
                     <w:pStyle w:val="Normal"/>
                     <w:widowControl/>
-                    <w:spacing w:before="0" w:after="0"/>
-                    <w:jc w:val="start"/>
-                    <w:rPr>
-                      <w:rFonts w:ascii="Arial" w:hAnsi="Arial" w:cs="Arial"/>
-                      <w:sz w:val="20"/>
-                      <w:szCs w:val="20"/>
-                    </w:rPr>
-                  </w:pPr>
-                  <w:r>
-                    <w:rPr>
-                      <w:rFonts w:eastAsia="Times New Roman" w:cs="Arial" w:hint="eastAsia" w:ascii="Times New Roman" w:hAnsi="Times New Roman"/>
-                      <w:kern w:val="0"/>
-                      <w:sz w:val="20"/>
-                      <w:szCs w:val="20"/>
-                      <w:lang w:bidi="ar-SA"/>
-                    </w:rPr>
-                    <w:t>{#trainings.fireSafety.date}☒{/trainings.fireSafety.date}{^trainings.fireSafety.date}☐{/trainings.fireSafety.date}</w:t>
-                  </w:r>
-                </w:p>
-              </w:tc>
-              <w:tc>
-                <w:tcPr>
-                  <w:tcW w:w="708" w:type="dxa"/>
-                  <w:tcBorders/>
-                  <w:vAlign w:val="center"/>
-                </w:tcPr>
-                <w:p>
-                  <w:pPr>
-                    <w:pStyle w:val="Normal"/>
-                    <w:widowControl/>
+                    <w:suppressAutoHyphens w:val="true"/>
                     <w:spacing w:before="0" w:after="0"/>
                     <w:jc w:val="start"/>
                     <w:rPr>
@@ -5289,7 +5280,7 @@
               </w:tc>
               <w:tc>
                 <w:tcPr>
-                  <w:tcW w:w="710" w:type="dxa"/>
+                  <w:tcW w:w="713" w:type="dxa"/>
                   <w:tcBorders/>
                   <w:shd w:color="auto" w:fill="D9D9D9" w:themeFill="background1" w:themeFillShade="d9" w:val="clear"/>
                   <w:vAlign w:val="center"/>
@@ -5298,21 +5289,20 @@
                   <w:pPr>
                     <w:pStyle w:val="Normal"/>
                     <w:widowControl/>
-                    <w:spacing w:before="0" w:after="0"/>
-                    <w:jc w:val="start"/>
-                    <w:rPr>
-                      <w:rFonts w:ascii="Arial" w:hAnsi="Arial" w:cs="Arial"/>
-                      <w:sz w:val="20"/>
-                      <w:szCs w:val="20"/>
-                    </w:rPr>
-                  </w:pPr>
-                  <w:r>
-                    <w:rPr>
-                      <w:rFonts w:eastAsia="Times New Roman" w:cs="Arial" w:ascii="Arial" w:hAnsi="Arial"/>
-                      <w:kern w:val="0"/>
-                      <w:sz w:val="20"/>
-                      <w:szCs w:val="20"/>
-                      <w:lang w:bidi="ar-SA"/>
+                    <w:suppressAutoHyphens w:val="true"/>
+                    <w:spacing w:before="0" w:after="0"/>
+                    <w:jc w:val="start"/>
+                    <w:rPr>
+                      <w:rFonts w:ascii="Arial" w:hAnsi="Arial" w:cs="Arial"/>
+                      <w:sz w:val="20"/>
+                      <w:szCs w:val="20"/>
+                    </w:rPr>
+                  </w:pPr>
+                  <w:r>
+                    <w:rPr>
+                      <w:rFonts w:cs="Arial" w:ascii="Arial" w:hAnsi="Arial"/>
+                      <w:sz w:val="20"/>
+                      <w:szCs w:val="20"/>
                     </w:rPr>
                   </w:r>
                 </w:p>
@@ -5327,6 +5317,7 @@
                   <w:pPr>
                     <w:pStyle w:val="Normal"/>
                     <w:widowControl/>
+                    <w:suppressAutoHyphens w:val="true"/>
                     <w:spacing w:before="0" w:after="0"/>
                     <w:jc w:val="start"/>
                     <w:rPr>
@@ -5362,6 +5353,7 @@
                   <w:pPr>
                     <w:pStyle w:val="Normal"/>
                     <w:widowControl/>
+                    <w:suppressAutoHyphens w:val="true"/>
                     <w:spacing w:before="0" w:after="0"/>
                     <w:jc w:val="start"/>
                     <w:rPr>
@@ -5384,6 +5376,37 @@
               </w:tc>
               <w:tc>
                 <w:tcPr>
+                  <w:tcW w:w="705" w:type="dxa"/>
+                  <w:tcBorders/>
+                  <w:vAlign w:val="center"/>
+                </w:tcPr>
+                <w:p>
+                  <w:pPr>
+                    <w:pStyle w:val="Normal"/>
+                    <w:widowControl/>
+                    <w:suppressAutoHyphens w:val="true"/>
+                    <w:spacing w:before="0" w:after="0"/>
+                    <w:jc w:val="start"/>
+                    <w:rPr>
+                      <w:rFonts w:ascii="Arial" w:hAnsi="Arial" w:cs="Arial"/>
+                      <w:sz w:val="20"/>
+                      <w:szCs w:val="20"/>
+                    </w:rPr>
+                  </w:pPr>
+                  <w:r>
+                    <w:rPr>
+                      <w:rFonts w:eastAsia="Times New Roman" w:cs="Arial" w:hint="eastAsia"/>
+                      <w:kern w:val="0"/>
+                      <w:sz w:val="20"/>
+                      <w:szCs w:val="20"/>
+                      <w:lang w:bidi="ar-SA"/>
+                    </w:rPr>
+                    <w:t>{#trainings.healthAndSafety.date}☒{/trainings.healthAndSafety.date}{^trainings.healthAndSafety.date}☐{/trainings.healthAndSafety.date}</w:t>
+                  </w:r>
+                </w:p>
+              </w:tc>
+              <w:tc>
+                <w:tcPr>
                   <w:tcW w:w="708" w:type="dxa"/>
                   <w:tcBorders/>
                   <w:vAlign w:val="center"/>
@@ -5392,36 +5415,7 @@
                   <w:pPr>
                     <w:pStyle w:val="Normal"/>
                     <w:widowControl/>
-                    <w:spacing w:before="0" w:after="0"/>
-                    <w:jc w:val="start"/>
-                    <w:rPr>
-                      <w:rFonts w:ascii="Arial" w:hAnsi="Arial" w:cs="Arial"/>
-                      <w:sz w:val="20"/>
-                      <w:szCs w:val="20"/>
-                    </w:rPr>
-                  </w:pPr>
-                  <w:r>
-                    <w:rPr>
-                      <w:rFonts w:eastAsia="Times New Roman" w:cs="Arial" w:hint="eastAsia" w:ascii="Times New Roman" w:hAnsi="Times New Roman"/>
-                      <w:kern w:val="0"/>
-                      <w:sz w:val="20"/>
-                      <w:szCs w:val="20"/>
-                      <w:lang w:bidi="ar-SA"/>
-                    </w:rPr>
-                    <w:t>{#trainings.healthAndSafety.date}☒{/trainings.healthAndSafety.date}{^trainings.healthAndSafety.date}☐{/trainings.healthAndSafety.date}</w:t>
-                  </w:r>
-                </w:p>
-              </w:tc>
-              <w:tc>
-                <w:tcPr>
-                  <w:tcW w:w="708" w:type="dxa"/>
-                  <w:tcBorders/>
-                  <w:vAlign w:val="center"/>
-                </w:tcPr>
-                <w:p>
-                  <w:pPr>
-                    <w:pStyle w:val="Normal"/>
-                    <w:widowControl/>
+                    <w:suppressAutoHyphens w:val="true"/>
                     <w:spacing w:before="0" w:after="0"/>
                     <w:jc w:val="start"/>
                     <w:rPr>
@@ -5444,7 +5438,7 @@
               </w:tc>
               <w:tc>
                 <w:tcPr>
-                  <w:tcW w:w="710" w:type="dxa"/>
+                  <w:tcW w:w="713" w:type="dxa"/>
                   <w:tcBorders/>
                   <w:shd w:color="auto" w:fill="D9D9D9" w:themeFill="background1" w:themeFillShade="d9" w:val="clear"/>
                   <w:vAlign w:val="center"/>
@@ -5453,21 +5447,20 @@
                   <w:pPr>
                     <w:pStyle w:val="Normal"/>
                     <w:widowControl/>
-                    <w:spacing w:before="0" w:after="0"/>
-                    <w:jc w:val="start"/>
-                    <w:rPr>
-                      <w:rFonts w:ascii="Arial" w:hAnsi="Arial" w:cs="Arial"/>
-                      <w:sz w:val="20"/>
-                      <w:szCs w:val="20"/>
-                    </w:rPr>
-                  </w:pPr>
-                  <w:r>
-                    <w:rPr>
-                      <w:rFonts w:eastAsia="Times New Roman" w:cs="Arial" w:ascii="Arial" w:hAnsi="Arial"/>
-                      <w:kern w:val="0"/>
-                      <w:sz w:val="20"/>
-                      <w:szCs w:val="20"/>
-                      <w:lang w:bidi="ar-SA"/>
+                    <w:suppressAutoHyphens w:val="true"/>
+                    <w:spacing w:before="0" w:after="0"/>
+                    <w:jc w:val="start"/>
+                    <w:rPr>
+                      <w:rFonts w:ascii="Arial" w:hAnsi="Arial" w:cs="Arial"/>
+                      <w:sz w:val="20"/>
+                      <w:szCs w:val="20"/>
+                    </w:rPr>
+                  </w:pPr>
+                  <w:r>
+                    <w:rPr>
+                      <w:rFonts w:cs="Arial" w:ascii="Arial" w:hAnsi="Arial"/>
+                      <w:sz w:val="20"/>
+                      <w:szCs w:val="20"/>
                     </w:rPr>
                   </w:r>
                 </w:p>
@@ -5482,6 +5475,7 @@
                   <w:pPr>
                     <w:pStyle w:val="Normal"/>
                     <w:widowControl/>
+                    <w:suppressAutoHyphens w:val="true"/>
                     <w:spacing w:before="0" w:after="0"/>
                     <w:jc w:val="start"/>
                     <w:rPr>
@@ -5517,6 +5511,7 @@
                   <w:pPr>
                     <w:pStyle w:val="Normal"/>
                     <w:widowControl/>
+                    <w:suppressAutoHyphens w:val="true"/>
                     <w:spacing w:before="0" w:after="0"/>
                     <w:jc w:val="start"/>
                     <w:rPr>
@@ -5539,6 +5534,37 @@
               </w:tc>
               <w:tc>
                 <w:tcPr>
+                  <w:tcW w:w="705" w:type="dxa"/>
+                  <w:tcBorders/>
+                  <w:vAlign w:val="center"/>
+                </w:tcPr>
+                <w:p>
+                  <w:pPr>
+                    <w:pStyle w:val="Normal"/>
+                    <w:widowControl/>
+                    <w:suppressAutoHyphens w:val="true"/>
+                    <w:spacing w:before="0" w:after="0"/>
+                    <w:jc w:val="start"/>
+                    <w:rPr>
+                      <w:rFonts w:ascii="Arial" w:hAnsi="Arial" w:cs="Arial"/>
+                      <w:sz w:val="20"/>
+                      <w:szCs w:val="20"/>
+                    </w:rPr>
+                  </w:pPr>
+                  <w:r>
+                    <w:rPr>
+                      <w:rFonts w:eastAsia="Times New Roman" w:cs="Arial" w:hint="eastAsia"/>
+                      <w:kern w:val="0"/>
+                      <w:sz w:val="20"/>
+                      <w:szCs w:val="20"/>
+                      <w:lang w:bidi="ar-SA"/>
+                    </w:rPr>
+                    <w:t>{#trainings.emergencyFirstAidAtWork.date}☒{/trainings.emergencyFirstAidAtWork.date}{^trainings.emergencyFirstAidAtWork.date}☐{/trainings.emergencyFirstAidAtWork.date}</w:t>
+                  </w:r>
+                </w:p>
+              </w:tc>
+              <w:tc>
+                <w:tcPr>
                   <w:tcW w:w="708" w:type="dxa"/>
                   <w:tcBorders/>
                   <w:vAlign w:val="center"/>
@@ -5547,36 +5573,7 @@
                   <w:pPr>
                     <w:pStyle w:val="Normal"/>
                     <w:widowControl/>
-                    <w:spacing w:before="0" w:after="0"/>
-                    <w:jc w:val="start"/>
-                    <w:rPr>
-                      <w:rFonts w:ascii="Arial" w:hAnsi="Arial" w:cs="Arial"/>
-                      <w:sz w:val="20"/>
-                      <w:szCs w:val="20"/>
-                    </w:rPr>
-                  </w:pPr>
-                  <w:r>
-                    <w:rPr>
-                      <w:rFonts w:eastAsia="Times New Roman" w:cs="Arial" w:hint="eastAsia" w:ascii="Times New Roman" w:hAnsi="Times New Roman"/>
-                      <w:kern w:val="0"/>
-                      <w:sz w:val="20"/>
-                      <w:szCs w:val="20"/>
-                      <w:lang w:bidi="ar-SA"/>
-                    </w:rPr>
-                    <w:t>{#trainings.emergencyFirstAidAtWork.date}☒{/trainings.emergencyFirstAidAtWork.date}{^trainings.emergencyFirstAidAtWork.date}☐{/trainings.emergencyFirstAidAtWork.date}</w:t>
-                  </w:r>
-                </w:p>
-              </w:tc>
-              <w:tc>
-                <w:tcPr>
-                  <w:tcW w:w="708" w:type="dxa"/>
-                  <w:tcBorders/>
-                  <w:vAlign w:val="center"/>
-                </w:tcPr>
-                <w:p>
-                  <w:pPr>
-                    <w:pStyle w:val="Normal"/>
-                    <w:widowControl/>
+                    <w:suppressAutoHyphens w:val="true"/>
                     <w:spacing w:before="0" w:after="0"/>
                     <w:jc w:val="start"/>
                     <w:rPr>
@@ -5599,29 +5596,28 @@
               </w:tc>
               <w:tc>
                 <w:tcPr>
-                  <w:tcW w:w="710" w:type="dxa"/>
-                  <w:tcBorders/>
-                  <w:vAlign w:val="center"/>
-                </w:tcPr>
-                <w:p>
-                  <w:pPr>
-                    <w:pStyle w:val="Normal"/>
-                    <w:widowControl/>
-                    <w:spacing w:before="0" w:after="0"/>
-                    <w:jc w:val="start"/>
-                    <w:rPr>
-                      <w:rFonts w:ascii="Arial" w:hAnsi="Arial" w:cs="Arial"/>
-                      <w:sz w:val="20"/>
-                      <w:szCs w:val="20"/>
-                    </w:rPr>
-                  </w:pPr>
-                  <w:r>
-                    <w:rPr>
-                      <w:rFonts w:eastAsia="Times New Roman" w:cs="Arial" w:ascii="Arial" w:hAnsi="Arial"/>
-                      <w:kern w:val="0"/>
-                      <w:sz w:val="20"/>
-                      <w:szCs w:val="20"/>
-                      <w:lang w:bidi="ar-SA"/>
+                  <w:tcW w:w="713" w:type="dxa"/>
+                  <w:tcBorders/>
+                  <w:vAlign w:val="center"/>
+                </w:tcPr>
+                <w:p>
+                  <w:pPr>
+                    <w:pStyle w:val="Normal"/>
+                    <w:widowControl/>
+                    <w:suppressAutoHyphens w:val="true"/>
+                    <w:spacing w:before="0" w:after="0"/>
+                    <w:jc w:val="start"/>
+                    <w:rPr>
+                      <w:rFonts w:ascii="Arial" w:hAnsi="Arial" w:cs="Arial"/>
+                      <w:sz w:val="20"/>
+                      <w:szCs w:val="20"/>
+                    </w:rPr>
+                  </w:pPr>
+                  <w:r>
+                    <w:rPr>
+                      <w:rFonts w:cs="Arial" w:ascii="Arial" w:hAnsi="Arial"/>
+                      <w:sz w:val="20"/>
+                      <w:szCs w:val="20"/>
                     </w:rPr>
                   </w:r>
                 </w:p>
@@ -5636,6 +5632,7 @@
                   <w:pPr>
                     <w:pStyle w:val="Normal"/>
                     <w:widowControl/>
+                    <w:suppressAutoHyphens w:val="true"/>
                     <w:spacing w:before="0" w:after="0"/>
                     <w:jc w:val="start"/>
                     <w:rPr>
@@ -5671,6 +5668,7 @@
                   <w:pPr>
                     <w:pStyle w:val="Normal"/>
                     <w:widowControl/>
+                    <w:suppressAutoHyphens w:val="true"/>
                     <w:spacing w:before="0" w:after="0"/>
                     <w:jc w:val="start"/>
                     <w:rPr>
@@ -5693,6 +5691,37 @@
               </w:tc>
               <w:tc>
                 <w:tcPr>
+                  <w:tcW w:w="705" w:type="dxa"/>
+                  <w:tcBorders/>
+                  <w:vAlign w:val="center"/>
+                </w:tcPr>
+                <w:p>
+                  <w:pPr>
+                    <w:pStyle w:val="Normal"/>
+                    <w:widowControl/>
+                    <w:suppressAutoHyphens w:val="true"/>
+                    <w:spacing w:before="0" w:after="0"/>
+                    <w:jc w:val="start"/>
+                    <w:rPr>
+                      <w:rFonts w:ascii="Arial" w:hAnsi="Arial" w:cs="Arial"/>
+                      <w:sz w:val="20"/>
+                      <w:szCs w:val="20"/>
+                    </w:rPr>
+                  </w:pPr>
+                  <w:r>
+                    <w:rPr>
+                      <w:rFonts w:eastAsia="Times New Roman" w:cs="Arial" w:hint="eastAsia"/>
+                      <w:kern w:val="0"/>
+                      <w:sz w:val="20"/>
+                      <w:szCs w:val="20"/>
+                      <w:lang w:bidi="ar-SA"/>
+                    </w:rPr>
+                    <w:t>{#trainings.equalityAndDiversity.date}☒{/trainings.equalityAndDiversity.date}{^trainings.equalityAndDiversity.date}☐{/trainings.equalityAndDiversity.date}</w:t>
+                  </w:r>
+                </w:p>
+              </w:tc>
+              <w:tc>
+                <w:tcPr>
                   <w:tcW w:w="708" w:type="dxa"/>
                   <w:tcBorders/>
                   <w:vAlign w:val="center"/>
@@ -5701,36 +5730,7 @@
                   <w:pPr>
                     <w:pStyle w:val="Normal"/>
                     <w:widowControl/>
-                    <w:spacing w:before="0" w:after="0"/>
-                    <w:jc w:val="start"/>
-                    <w:rPr>
-                      <w:rFonts w:ascii="Arial" w:hAnsi="Arial" w:cs="Arial"/>
-                      <w:sz w:val="20"/>
-                      <w:szCs w:val="20"/>
-                    </w:rPr>
-                  </w:pPr>
-                  <w:r>
-                    <w:rPr>
-                      <w:rFonts w:eastAsia="Times New Roman" w:cs="Arial" w:hint="eastAsia" w:ascii="Times New Roman" w:hAnsi="Times New Roman"/>
-                      <w:kern w:val="0"/>
-                      <w:sz w:val="20"/>
-                      <w:szCs w:val="20"/>
-                      <w:lang w:bidi="ar-SA"/>
-                    </w:rPr>
-                    <w:t>{#trainings.equalityAndDiversity.date}☒{/trainings.equalityAndDiversity.date}{^trainings.equalityAndDiversity.date}☐{/trainings.equalityAndDiversity.date}</w:t>
-                  </w:r>
-                </w:p>
-              </w:tc>
-              <w:tc>
-                <w:tcPr>
-                  <w:tcW w:w="708" w:type="dxa"/>
-                  <w:tcBorders/>
-                  <w:vAlign w:val="center"/>
-                </w:tcPr>
-                <w:p>
-                  <w:pPr>
-                    <w:pStyle w:val="Normal"/>
-                    <w:widowControl/>
+                    <w:suppressAutoHyphens w:val="true"/>
                     <w:spacing w:before="0" w:after="0"/>
                     <w:jc w:val="start"/>
                     <w:rPr>
@@ -5753,7 +5753,7 @@
               </w:tc>
               <w:tc>
                 <w:tcPr>
-                  <w:tcW w:w="710" w:type="dxa"/>
+                  <w:tcW w:w="713" w:type="dxa"/>
                   <w:tcBorders/>
                   <w:shd w:color="auto" w:fill="D9D9D9" w:themeFill="background1" w:themeFillShade="d9" w:val="clear"/>
                   <w:vAlign w:val="center"/>
@@ -5762,21 +5762,20 @@
                   <w:pPr>
                     <w:pStyle w:val="Normal"/>
                     <w:widowControl/>
-                    <w:spacing w:before="0" w:after="0"/>
-                    <w:jc w:val="start"/>
-                    <w:rPr>
-                      <w:rFonts w:ascii="Arial" w:hAnsi="Arial" w:cs="Arial"/>
-                      <w:sz w:val="20"/>
-                      <w:szCs w:val="20"/>
-                    </w:rPr>
-                  </w:pPr>
-                  <w:r>
-                    <w:rPr>
-                      <w:rFonts w:eastAsia="Times New Roman" w:cs="Arial" w:ascii="Arial" w:hAnsi="Arial"/>
-                      <w:kern w:val="0"/>
-                      <w:sz w:val="20"/>
-                      <w:szCs w:val="20"/>
-                      <w:lang w:bidi="ar-SA"/>
+                    <w:suppressAutoHyphens w:val="true"/>
+                    <w:spacing w:before="0" w:after="0"/>
+                    <w:jc w:val="start"/>
+                    <w:rPr>
+                      <w:rFonts w:ascii="Arial" w:hAnsi="Arial" w:cs="Arial"/>
+                      <w:sz w:val="20"/>
+                      <w:szCs w:val="20"/>
+                    </w:rPr>
+                  </w:pPr>
+                  <w:r>
+                    <w:rPr>
+                      <w:rFonts w:cs="Arial" w:ascii="Arial" w:hAnsi="Arial"/>
+                      <w:sz w:val="20"/>
+                      <w:szCs w:val="20"/>
                     </w:rPr>
                   </w:r>
                 </w:p>
@@ -5791,6 +5790,7 @@
                   <w:pPr>
                     <w:pStyle w:val="Normal"/>
                     <w:widowControl/>
+                    <w:suppressAutoHyphens w:val="true"/>
                     <w:spacing w:before="0" w:after="0"/>
                     <w:jc w:val="start"/>
                     <w:rPr>
@@ -5826,6 +5826,7 @@
                   <w:pPr>
                     <w:pStyle w:val="Normal"/>
                     <w:widowControl/>
+                    <w:suppressAutoHyphens w:val="true"/>
                     <w:spacing w:before="0" w:after="0"/>
                     <w:jc w:val="start"/>
                     <w:rPr>
@@ -5848,6 +5849,37 @@
               </w:tc>
               <w:tc>
                 <w:tcPr>
+                  <w:tcW w:w="705" w:type="dxa"/>
+                  <w:tcBorders/>
+                  <w:vAlign w:val="center"/>
+                </w:tcPr>
+                <w:p>
+                  <w:pPr>
+                    <w:pStyle w:val="Normal"/>
+                    <w:widowControl/>
+                    <w:suppressAutoHyphens w:val="true"/>
+                    <w:spacing w:before="0" w:after="0"/>
+                    <w:jc w:val="start"/>
+                    <w:rPr>
+                      <w:rFonts w:ascii="Arial" w:hAnsi="Arial" w:cs="Arial"/>
+                      <w:sz w:val="20"/>
+                      <w:szCs w:val="20"/>
+                    </w:rPr>
+                  </w:pPr>
+                  <w:r>
+                    <w:rPr>
+                      <w:rFonts w:eastAsia="Times New Roman" w:cs="Arial" w:hint="eastAsia"/>
+                      <w:kern w:val="0"/>
+                      <w:sz w:val="20"/>
+                      <w:szCs w:val="20"/>
+                      <w:lang w:bidi="ar-SA"/>
+                    </w:rPr>
+                    <w:t>{#trainings.mcaDols.date}☒{/trainings.mcaDols.date}{^trainings.mcaDols.date}☐{/trainings.mcaDols.date}</w:t>
+                  </w:r>
+                </w:p>
+              </w:tc>
+              <w:tc>
+                <w:tcPr>
                   <w:tcW w:w="708" w:type="dxa"/>
                   <w:tcBorders/>
                   <w:vAlign w:val="center"/>
@@ -5856,36 +5888,7 @@
                   <w:pPr>
                     <w:pStyle w:val="Normal"/>
                     <w:widowControl/>
-                    <w:spacing w:before="0" w:after="0"/>
-                    <w:jc w:val="start"/>
-                    <w:rPr>
-                      <w:rFonts w:ascii="Arial" w:hAnsi="Arial" w:cs="Arial"/>
-                      <w:sz w:val="20"/>
-                      <w:szCs w:val="20"/>
-                    </w:rPr>
-                  </w:pPr>
-                  <w:r>
-                    <w:rPr>
-                      <w:rFonts w:eastAsia="Times New Roman" w:cs="Arial" w:hint="eastAsia" w:ascii="Times New Roman" w:hAnsi="Times New Roman"/>
-                      <w:kern w:val="0"/>
-                      <w:sz w:val="20"/>
-                      <w:szCs w:val="20"/>
-                      <w:lang w:bidi="ar-SA"/>
-                    </w:rPr>
-                    <w:t>{#trainings.mcaDols.date}☒{/trainings.mcaDols.date}{^trainings.mcaDols.date}☐{/trainings.mcaDols.date}</w:t>
-                  </w:r>
-                </w:p>
-              </w:tc>
-              <w:tc>
-                <w:tcPr>
-                  <w:tcW w:w="708" w:type="dxa"/>
-                  <w:tcBorders/>
-                  <w:vAlign w:val="center"/>
-                </w:tcPr>
-                <w:p>
-                  <w:pPr>
-                    <w:pStyle w:val="Normal"/>
-                    <w:widowControl/>
+                    <w:suppressAutoHyphens w:val="true"/>
                     <w:spacing w:before="0" w:after="0"/>
                     <w:jc w:val="start"/>
                     <w:rPr>
@@ -5908,7 +5911,7 @@
               </w:tc>
               <w:tc>
                 <w:tcPr>
-                  <w:tcW w:w="710" w:type="dxa"/>
+                  <w:tcW w:w="713" w:type="dxa"/>
                   <w:tcBorders/>
                   <w:shd w:color="auto" w:fill="D9D9D9" w:themeFill="background1" w:themeFillShade="d9" w:val="clear"/>
                   <w:vAlign w:val="center"/>
@@ -5917,21 +5920,20 @@
                   <w:pPr>
                     <w:pStyle w:val="Normal"/>
                     <w:widowControl/>
-                    <w:spacing w:before="0" w:after="0"/>
-                    <w:jc w:val="start"/>
-                    <w:rPr>
-                      <w:rFonts w:ascii="Arial" w:hAnsi="Arial" w:cs="Arial"/>
-                      <w:sz w:val="20"/>
-                      <w:szCs w:val="20"/>
-                    </w:rPr>
-                  </w:pPr>
-                  <w:r>
-                    <w:rPr>
-                      <w:rFonts w:eastAsia="Times New Roman" w:cs="Arial" w:ascii="Arial" w:hAnsi="Arial"/>
-                      <w:kern w:val="0"/>
-                      <w:sz w:val="20"/>
-                      <w:szCs w:val="20"/>
-                      <w:lang w:bidi="ar-SA"/>
+                    <w:suppressAutoHyphens w:val="true"/>
+                    <w:spacing w:before="0" w:after="0"/>
+                    <w:jc w:val="start"/>
+                    <w:rPr>
+                      <w:rFonts w:ascii="Arial" w:hAnsi="Arial" w:cs="Arial"/>
+                      <w:sz w:val="20"/>
+                      <w:szCs w:val="20"/>
+                    </w:rPr>
+                  </w:pPr>
+                  <w:r>
+                    <w:rPr>
+                      <w:rFonts w:cs="Arial" w:ascii="Arial" w:hAnsi="Arial"/>
+                      <w:sz w:val="20"/>
+                      <w:szCs w:val="20"/>
                     </w:rPr>
                   </w:r>
                 </w:p>
@@ -5946,6 +5948,7 @@
                   <w:pPr>
                     <w:pStyle w:val="Normal"/>
                     <w:widowControl/>
+                    <w:suppressAutoHyphens w:val="true"/>
                     <w:spacing w:before="0" w:after="0"/>
                     <w:jc w:val="start"/>
                     <w:rPr>
@@ -5981,6 +5984,7 @@
                   <w:pPr>
                     <w:pStyle w:val="Normal"/>
                     <w:widowControl/>
+                    <w:suppressAutoHyphens w:val="true"/>
                     <w:spacing w:before="0" w:after="0"/>
                     <w:jc w:val="start"/>
                     <w:rPr>
@@ -6003,6 +6007,37 @@
               </w:tc>
               <w:tc>
                 <w:tcPr>
+                  <w:tcW w:w="705" w:type="dxa"/>
+                  <w:tcBorders/>
+                  <w:vAlign w:val="center"/>
+                </w:tcPr>
+                <w:p>
+                  <w:pPr>
+                    <w:pStyle w:val="Normal"/>
+                    <w:widowControl/>
+                    <w:suppressAutoHyphens w:val="true"/>
+                    <w:spacing w:before="0" w:after="0"/>
+                    <w:jc w:val="start"/>
+                    <w:rPr>
+                      <w:rFonts w:ascii="Arial" w:hAnsi="Arial" w:cs="Arial"/>
+                      <w:sz w:val="20"/>
+                      <w:szCs w:val="20"/>
+                    </w:rPr>
+                  </w:pPr>
+                  <w:r>
+                    <w:rPr>
+                      <w:rFonts w:eastAsia="Times New Roman" w:cs="Arial" w:hint="eastAsia"/>
+                      <w:kern w:val="0"/>
+                      <w:sz w:val="20"/>
+                      <w:szCs w:val="20"/>
+                      <w:lang w:bidi="ar-SA"/>
+                    </w:rPr>
+                    <w:t>{#trainings.medicationAdministration.date}☒{/trainings.medicationAdministration.date}{^trainings.medicationAdministration.date}☐{/trainings.medicationAdministration.date}</w:t>
+                  </w:r>
+                </w:p>
+              </w:tc>
+              <w:tc>
+                <w:tcPr>
                   <w:tcW w:w="708" w:type="dxa"/>
                   <w:tcBorders/>
                   <w:vAlign w:val="center"/>
@@ -6011,36 +6046,7 @@
                   <w:pPr>
                     <w:pStyle w:val="Normal"/>
                     <w:widowControl/>
-                    <w:spacing w:before="0" w:after="0"/>
-                    <w:jc w:val="start"/>
-                    <w:rPr>
-                      <w:rFonts w:ascii="Arial" w:hAnsi="Arial" w:cs="Arial"/>
-                      <w:sz w:val="20"/>
-                      <w:szCs w:val="20"/>
-                    </w:rPr>
-                  </w:pPr>
-                  <w:r>
-                    <w:rPr>
-                      <w:rFonts w:eastAsia="Times New Roman" w:cs="Arial" w:hint="eastAsia" w:ascii="Times New Roman" w:hAnsi="Times New Roman"/>
-                      <w:kern w:val="0"/>
-                      <w:sz w:val="20"/>
-                      <w:szCs w:val="20"/>
-                      <w:lang w:bidi="ar-SA"/>
-                    </w:rPr>
-                    <w:t>{#trainings.medicationAdministration.date}☒{/trainings.medicationAdministration.date}{^trainings.medicationAdministration.date}☐{/trainings.medicationAdministration.date}</w:t>
-                  </w:r>
-                </w:p>
-              </w:tc>
-              <w:tc>
-                <w:tcPr>
-                  <w:tcW w:w="708" w:type="dxa"/>
-                  <w:tcBorders/>
-                  <w:vAlign w:val="center"/>
-                </w:tcPr>
-                <w:p>
-                  <w:pPr>
-                    <w:pStyle w:val="Normal"/>
-                    <w:widowControl/>
+                    <w:suppressAutoHyphens w:val="true"/>
                     <w:spacing w:before="0" w:after="0"/>
                     <w:jc w:val="start"/>
                     <w:rPr>
@@ -6063,29 +6069,28 @@
               </w:tc>
               <w:tc>
                 <w:tcPr>
-                  <w:tcW w:w="710" w:type="dxa"/>
-                  <w:tcBorders/>
-                  <w:vAlign w:val="center"/>
-                </w:tcPr>
-                <w:p>
-                  <w:pPr>
-                    <w:pStyle w:val="Normal"/>
-                    <w:widowControl/>
-                    <w:spacing w:before="0" w:after="0"/>
-                    <w:jc w:val="start"/>
-                    <w:rPr>
-                      <w:rFonts w:ascii="Arial" w:hAnsi="Arial" w:cs="Arial"/>
-                      <w:sz w:val="20"/>
-                      <w:szCs w:val="20"/>
-                    </w:rPr>
-                  </w:pPr>
-                  <w:r>
-                    <w:rPr>
-                      <w:rFonts w:eastAsia="Times New Roman" w:cs="Arial" w:ascii="Arial" w:hAnsi="Arial"/>
-                      <w:kern w:val="0"/>
-                      <w:sz w:val="20"/>
-                      <w:szCs w:val="20"/>
-                      <w:lang w:bidi="ar-SA"/>
+                  <w:tcW w:w="713" w:type="dxa"/>
+                  <w:tcBorders/>
+                  <w:vAlign w:val="center"/>
+                </w:tcPr>
+                <w:p>
+                  <w:pPr>
+                    <w:pStyle w:val="Normal"/>
+                    <w:widowControl/>
+                    <w:suppressAutoHyphens w:val="true"/>
+                    <w:spacing w:before="0" w:after="0"/>
+                    <w:jc w:val="start"/>
+                    <w:rPr>
+                      <w:rFonts w:ascii="Arial" w:hAnsi="Arial" w:cs="Arial"/>
+                      <w:sz w:val="20"/>
+                      <w:szCs w:val="20"/>
+                    </w:rPr>
+                  </w:pPr>
+                  <w:r>
+                    <w:rPr>
+                      <w:rFonts w:cs="Arial" w:ascii="Arial" w:hAnsi="Arial"/>
+                      <w:sz w:val="20"/>
+                      <w:szCs w:val="20"/>
                     </w:rPr>
                   </w:r>
                 </w:p>
@@ -6100,6 +6105,7 @@
                   <w:pPr>
                     <w:pStyle w:val="Normal"/>
                     <w:widowControl/>
+                    <w:suppressAutoHyphens w:val="true"/>
                     <w:spacing w:before="0" w:after="0"/>
                     <w:jc w:val="start"/>
                     <w:rPr>
@@ -6135,6 +6141,7 @@
                   <w:pPr>
                     <w:pStyle w:val="Normal"/>
                     <w:widowControl/>
+                    <w:suppressAutoHyphens w:val="true"/>
                     <w:spacing w:before="0" w:after="0"/>
                     <w:jc w:val="start"/>
                     <w:rPr>
@@ -6157,6 +6164,37 @@
               </w:tc>
               <w:tc>
                 <w:tcPr>
+                  <w:tcW w:w="705" w:type="dxa"/>
+                  <w:tcBorders/>
+                  <w:vAlign w:val="center"/>
+                </w:tcPr>
+                <w:p>
+                  <w:pPr>
+                    <w:pStyle w:val="Normal"/>
+                    <w:widowControl/>
+                    <w:suppressAutoHyphens w:val="true"/>
+                    <w:spacing w:before="0" w:after="0"/>
+                    <w:jc w:val="start"/>
+                    <w:rPr>
+                      <w:rFonts w:ascii="Arial" w:hAnsi="Arial" w:cs="Arial"/>
+                      <w:sz w:val="20"/>
+                      <w:szCs w:val="20"/>
+                    </w:rPr>
+                  </w:pPr>
+                  <w:r>
+                    <w:rPr>
+                      <w:rFonts w:eastAsia="Times New Roman" w:cs="Arial" w:hint="eastAsia"/>
+                      <w:kern w:val="0"/>
+                      <w:sz w:val="20"/>
+                      <w:szCs w:val="20"/>
+                      <w:lang w:bidi="ar-SA"/>
+                    </w:rPr>
+                    <w:t>{#trainings.foodHygiene.date}☒{/trainings.foodHygiene.date}{^trainings.foodHygiene.date}☐{/trainings.foodHygiene.date}</w:t>
+                  </w:r>
+                </w:p>
+              </w:tc>
+              <w:tc>
+                <w:tcPr>
                   <w:tcW w:w="708" w:type="dxa"/>
                   <w:tcBorders/>
                   <w:vAlign w:val="center"/>
@@ -6165,36 +6203,7 @@
                   <w:pPr>
                     <w:pStyle w:val="Normal"/>
                     <w:widowControl/>
-                    <w:spacing w:before="0" w:after="0"/>
-                    <w:jc w:val="start"/>
-                    <w:rPr>
-                      <w:rFonts w:ascii="Arial" w:hAnsi="Arial" w:cs="Arial"/>
-                      <w:sz w:val="20"/>
-                      <w:szCs w:val="20"/>
-                    </w:rPr>
-                  </w:pPr>
-                  <w:r>
-                    <w:rPr>
-                      <w:rFonts w:eastAsia="Times New Roman" w:cs="Arial" w:hint="eastAsia" w:ascii="Times New Roman" w:hAnsi="Times New Roman"/>
-                      <w:kern w:val="0"/>
-                      <w:sz w:val="20"/>
-                      <w:szCs w:val="20"/>
-                      <w:lang w:bidi="ar-SA"/>
-                    </w:rPr>
-                    <w:t>{#trainings.foodHygiene.date}☒{/trainings.foodHygiene.date}{^trainings.foodHygiene.date}☐{/trainings.foodHygiene.date}</w:t>
-                  </w:r>
-                </w:p>
-              </w:tc>
-              <w:tc>
-                <w:tcPr>
-                  <w:tcW w:w="708" w:type="dxa"/>
-                  <w:tcBorders/>
-                  <w:vAlign w:val="center"/>
-                </w:tcPr>
-                <w:p>
-                  <w:pPr>
-                    <w:pStyle w:val="Normal"/>
-                    <w:widowControl/>
+                    <w:suppressAutoHyphens w:val="true"/>
                     <w:spacing w:before="0" w:after="0"/>
                     <w:jc w:val="start"/>
                     <w:rPr>
@@ -6217,7 +6226,7 @@
               </w:tc>
               <w:tc>
                 <w:tcPr>
-                  <w:tcW w:w="710" w:type="dxa"/>
+                  <w:tcW w:w="713" w:type="dxa"/>
                   <w:tcBorders/>
                   <w:shd w:color="auto" w:fill="D9D9D9" w:themeFill="background1" w:themeFillShade="d9" w:val="clear"/>
                   <w:vAlign w:val="center"/>
@@ -6226,21 +6235,20 @@
                   <w:pPr>
                     <w:pStyle w:val="Normal"/>
                     <w:widowControl/>
-                    <w:spacing w:before="0" w:after="0"/>
-                    <w:jc w:val="start"/>
-                    <w:rPr>
-                      <w:rFonts w:ascii="Arial" w:hAnsi="Arial" w:cs="Arial"/>
-                      <w:sz w:val="20"/>
-                      <w:szCs w:val="20"/>
-                    </w:rPr>
-                  </w:pPr>
-                  <w:r>
-                    <w:rPr>
-                      <w:rFonts w:eastAsia="Times New Roman" w:cs="Arial" w:ascii="Arial" w:hAnsi="Arial"/>
-                      <w:kern w:val="0"/>
-                      <w:sz w:val="20"/>
-                      <w:szCs w:val="20"/>
-                      <w:lang w:bidi="ar-SA"/>
+                    <w:suppressAutoHyphens w:val="true"/>
+                    <w:spacing w:before="0" w:after="0"/>
+                    <w:jc w:val="start"/>
+                    <w:rPr>
+                      <w:rFonts w:ascii="Arial" w:hAnsi="Arial" w:cs="Arial"/>
+                      <w:sz w:val="20"/>
+                      <w:szCs w:val="20"/>
+                    </w:rPr>
+                  </w:pPr>
+                  <w:r>
+                    <w:rPr>
+                      <w:rFonts w:cs="Arial" w:ascii="Arial" w:hAnsi="Arial"/>
+                      <w:sz w:val="20"/>
+                      <w:szCs w:val="20"/>
                     </w:rPr>
                   </w:r>
                 </w:p>
@@ -6255,6 +6263,7 @@
                   <w:pPr>
                     <w:pStyle w:val="Normal"/>
                     <w:widowControl/>
+                    <w:suppressAutoHyphens w:val="true"/>
                     <w:spacing w:before="0" w:after="0"/>
                     <w:jc w:val="start"/>
                     <w:rPr>
@@ -6290,6 +6299,7 @@
                   <w:pPr>
                     <w:pStyle w:val="Normal"/>
                     <w:widowControl/>
+                    <w:suppressAutoHyphens w:val="true"/>
                     <w:spacing w:before="0" w:after="0"/>
                     <w:jc w:val="start"/>
                     <w:rPr>
@@ -6312,6 +6322,37 @@
               </w:tc>
               <w:tc>
                 <w:tcPr>
+                  <w:tcW w:w="705" w:type="dxa"/>
+                  <w:tcBorders/>
+                  <w:vAlign w:val="center"/>
+                </w:tcPr>
+                <w:p>
+                  <w:pPr>
+                    <w:pStyle w:val="Normal"/>
+                    <w:widowControl/>
+                    <w:suppressAutoHyphens w:val="true"/>
+                    <w:spacing w:before="0" w:after="0"/>
+                    <w:jc w:val="start"/>
+                    <w:rPr>
+                      <w:rFonts w:ascii="Arial" w:hAnsi="Arial" w:cs="Arial"/>
+                      <w:sz w:val="20"/>
+                      <w:szCs w:val="20"/>
+                    </w:rPr>
+                  </w:pPr>
+                  <w:r>
+                    <w:rPr>
+                      <w:rFonts w:eastAsia="Times New Roman" w:cs="Arial" w:hint="eastAsia"/>
+                      <w:kern w:val="0"/>
+                      <w:sz w:val="20"/>
+                      <w:szCs w:val="20"/>
+                      <w:lang w:bidi="ar-SA"/>
+                    </w:rPr>
+                    <w:t>{#trainings.foodSafetyAndNutrition.date}☒{/trainings.foodSafetyAndNutrition.date}{^trainings.foodSafetyAndNutrition.date}☐{/trainings.foodSafetyAndNutrition.date}</w:t>
+                  </w:r>
+                </w:p>
+              </w:tc>
+              <w:tc>
+                <w:tcPr>
                   <w:tcW w:w="708" w:type="dxa"/>
                   <w:tcBorders/>
                   <w:vAlign w:val="center"/>
@@ -6320,36 +6361,7 @@
                   <w:pPr>
                     <w:pStyle w:val="Normal"/>
                     <w:widowControl/>
-                    <w:spacing w:before="0" w:after="0"/>
-                    <w:jc w:val="start"/>
-                    <w:rPr>
-                      <w:rFonts w:ascii="Arial" w:hAnsi="Arial" w:cs="Arial"/>
-                      <w:sz w:val="20"/>
-                      <w:szCs w:val="20"/>
-                    </w:rPr>
-                  </w:pPr>
-                  <w:r>
-                    <w:rPr>
-                      <w:rFonts w:eastAsia="Times New Roman" w:cs="Arial" w:hint="eastAsia" w:ascii="Times New Roman" w:hAnsi="Times New Roman"/>
-                      <w:kern w:val="0"/>
-                      <w:sz w:val="20"/>
-                      <w:szCs w:val="20"/>
-                      <w:lang w:bidi="ar-SA"/>
-                    </w:rPr>
-                    <w:t>{#trainings.foodSafetyAndNutrition.date}☒{/trainings.foodSafetyAndNutrition.date}{^trainings.foodSafetyAndNutrition.date}☐{/trainings.foodSafetyAndNutrition.date}</w:t>
-                  </w:r>
-                </w:p>
-              </w:tc>
-              <w:tc>
-                <w:tcPr>
-                  <w:tcW w:w="708" w:type="dxa"/>
-                  <w:tcBorders/>
-                  <w:vAlign w:val="center"/>
-                </w:tcPr>
-                <w:p>
-                  <w:pPr>
-                    <w:pStyle w:val="Normal"/>
-                    <w:widowControl/>
+                    <w:suppressAutoHyphens w:val="true"/>
                     <w:spacing w:before="0" w:after="0"/>
                     <w:jc w:val="start"/>
                     <w:rPr>
@@ -6372,7 +6384,7 @@
               </w:tc>
               <w:tc>
                 <w:tcPr>
-                  <w:tcW w:w="710" w:type="dxa"/>
+                  <w:tcW w:w="713" w:type="dxa"/>
                   <w:tcBorders/>
                   <w:shd w:color="auto" w:fill="D9D9D9" w:themeFill="background1" w:themeFillShade="d9" w:val="clear"/>
                   <w:vAlign w:val="center"/>
@@ -6381,21 +6393,20 @@
                   <w:pPr>
                     <w:pStyle w:val="Normal"/>
                     <w:widowControl/>
-                    <w:spacing w:before="0" w:after="0"/>
-                    <w:jc w:val="start"/>
-                    <w:rPr>
-                      <w:rFonts w:ascii="Arial" w:hAnsi="Arial" w:cs="Arial"/>
-                      <w:sz w:val="20"/>
-                      <w:szCs w:val="20"/>
-                    </w:rPr>
-                  </w:pPr>
-                  <w:r>
-                    <w:rPr>
-                      <w:rFonts w:eastAsia="Times New Roman" w:cs="Arial" w:ascii="Arial" w:hAnsi="Arial"/>
-                      <w:kern w:val="0"/>
-                      <w:sz w:val="20"/>
-                      <w:szCs w:val="20"/>
-                      <w:lang w:bidi="ar-SA"/>
+                    <w:suppressAutoHyphens w:val="true"/>
+                    <w:spacing w:before="0" w:after="0"/>
+                    <w:jc w:val="start"/>
+                    <w:rPr>
+                      <w:rFonts w:ascii="Arial" w:hAnsi="Arial" w:cs="Arial"/>
+                      <w:sz w:val="20"/>
+                      <w:szCs w:val="20"/>
+                    </w:rPr>
+                  </w:pPr>
+                  <w:r>
+                    <w:rPr>
+                      <w:rFonts w:cs="Arial" w:ascii="Arial" w:hAnsi="Arial"/>
+                      <w:sz w:val="20"/>
+                      <w:szCs w:val="20"/>
                     </w:rPr>
                   </w:r>
                 </w:p>
@@ -6410,6 +6421,7 @@
                   <w:pPr>
                     <w:pStyle w:val="Normal"/>
                     <w:widowControl/>
+                    <w:suppressAutoHyphens w:val="true"/>
                     <w:spacing w:before="0" w:after="0"/>
                     <w:jc w:val="start"/>
                     <w:rPr>
@@ -6445,6 +6457,7 @@
                   <w:pPr>
                     <w:pStyle w:val="Normal"/>
                     <w:widowControl/>
+                    <w:suppressAutoHyphens w:val="true"/>
                     <w:spacing w:before="0" w:after="0"/>
                     <w:jc w:val="start"/>
                     <w:rPr>
@@ -6467,6 +6480,37 @@
               </w:tc>
               <w:tc>
                 <w:tcPr>
+                  <w:tcW w:w="705" w:type="dxa"/>
+                  <w:tcBorders/>
+                  <w:vAlign w:val="center"/>
+                </w:tcPr>
+                <w:p>
+                  <w:pPr>
+                    <w:pStyle w:val="Normal"/>
+                    <w:widowControl/>
+                    <w:suppressAutoHyphens w:val="true"/>
+                    <w:spacing w:before="0" w:after="0"/>
+                    <w:jc w:val="start"/>
+                    <w:rPr>
+                      <w:rFonts w:ascii="Arial" w:hAnsi="Arial" w:cs="Arial"/>
+                      <w:sz w:val="20"/>
+                      <w:szCs w:val="20"/>
+                    </w:rPr>
+                  </w:pPr>
+                  <w:r>
+                    <w:rPr>
+                      <w:rFonts w:eastAsia="Times New Roman" w:cs="Arial" w:hint="eastAsia"/>
+                      <w:kern w:val="0"/>
+                      <w:sz w:val="20"/>
+                      <w:szCs w:val="20"/>
+                      <w:lang w:bidi="ar-SA"/>
+                    </w:rPr>
+                    <w:t>{#trainings.coshh.date}☒{/trainings.coshh.date}{^trainings.coshh.date}☐{/trainings.coshh.date}</w:t>
+                  </w:r>
+                </w:p>
+              </w:tc>
+              <w:tc>
+                <w:tcPr>
                   <w:tcW w:w="708" w:type="dxa"/>
                   <w:tcBorders/>
                   <w:vAlign w:val="center"/>
@@ -6475,36 +6519,7 @@
                   <w:pPr>
                     <w:pStyle w:val="Normal"/>
                     <w:widowControl/>
-                    <w:spacing w:before="0" w:after="0"/>
-                    <w:jc w:val="start"/>
-                    <w:rPr>
-                      <w:rFonts w:ascii="Arial" w:hAnsi="Arial" w:cs="Arial"/>
-                      <w:sz w:val="20"/>
-                      <w:szCs w:val="20"/>
-                    </w:rPr>
-                  </w:pPr>
-                  <w:r>
-                    <w:rPr>
-                      <w:rFonts w:eastAsia="Times New Roman" w:cs="Arial" w:hint="eastAsia" w:ascii="Times New Roman" w:hAnsi="Times New Roman"/>
-                      <w:kern w:val="0"/>
-                      <w:sz w:val="20"/>
-                      <w:szCs w:val="20"/>
-                      <w:lang w:bidi="ar-SA"/>
-                    </w:rPr>
-                    <w:t>{#trainings.coshh.date}☒{/trainings.coshh.date}{^trainings.coshh.date}☐{/trainings.coshh.date}</w:t>
-                  </w:r>
-                </w:p>
-              </w:tc>
-              <w:tc>
-                <w:tcPr>
-                  <w:tcW w:w="708" w:type="dxa"/>
-                  <w:tcBorders/>
-                  <w:vAlign w:val="center"/>
-                </w:tcPr>
-                <w:p>
-                  <w:pPr>
-                    <w:pStyle w:val="Normal"/>
-                    <w:widowControl/>
+                    <w:suppressAutoHyphens w:val="true"/>
                     <w:spacing w:before="0" w:after="0"/>
                     <w:jc w:val="start"/>
                     <w:rPr>
@@ -6527,7 +6542,7 @@
               </w:tc>
               <w:tc>
                 <w:tcPr>
-                  <w:tcW w:w="710" w:type="dxa"/>
+                  <w:tcW w:w="713" w:type="dxa"/>
                   <w:tcBorders/>
                   <w:shd w:color="auto" w:fill="D9D9D9" w:themeFill="background1" w:themeFillShade="d9" w:val="clear"/>
                   <w:vAlign w:val="center"/>
@@ -6536,21 +6551,20 @@
                   <w:pPr>
                     <w:pStyle w:val="Normal"/>
                     <w:widowControl/>
-                    <w:spacing w:before="0" w:after="0"/>
-                    <w:jc w:val="start"/>
-                    <w:rPr>
-                      <w:rFonts w:ascii="Arial" w:hAnsi="Arial" w:cs="Arial"/>
-                      <w:sz w:val="20"/>
-                      <w:szCs w:val="20"/>
-                    </w:rPr>
-                  </w:pPr>
-                  <w:r>
-                    <w:rPr>
-                      <w:rFonts w:eastAsia="Times New Roman" w:cs="Arial" w:ascii="Arial" w:hAnsi="Arial"/>
-                      <w:kern w:val="0"/>
-                      <w:sz w:val="20"/>
-                      <w:szCs w:val="20"/>
-                      <w:lang w:bidi="ar-SA"/>
+                    <w:suppressAutoHyphens w:val="true"/>
+                    <w:spacing w:before="0" w:after="0"/>
+                    <w:jc w:val="start"/>
+                    <w:rPr>
+                      <w:rFonts w:ascii="Arial" w:hAnsi="Arial" w:cs="Arial"/>
+                      <w:sz w:val="20"/>
+                      <w:szCs w:val="20"/>
+                    </w:rPr>
+                  </w:pPr>
+                  <w:r>
+                    <w:rPr>
+                      <w:rFonts w:cs="Arial" w:ascii="Arial" w:hAnsi="Arial"/>
+                      <w:sz w:val="20"/>
+                      <w:szCs w:val="20"/>
                     </w:rPr>
                   </w:r>
                 </w:p>
@@ -6565,6 +6579,7 @@
                   <w:pPr>
                     <w:pStyle w:val="Normal"/>
                     <w:widowControl/>
+                    <w:suppressAutoHyphens w:val="true"/>
                     <w:spacing w:before="0" w:after="0"/>
                     <w:jc w:val="start"/>
                     <w:rPr>
@@ -6600,6 +6615,7 @@
                   <w:pPr>
                     <w:pStyle w:val="Normal"/>
                     <w:widowControl/>
+                    <w:suppressAutoHyphens w:val="true"/>
                     <w:spacing w:before="0" w:after="0"/>
                     <w:jc w:val="start"/>
                     <w:rPr>
@@ -6622,6 +6638,37 @@
               </w:tc>
               <w:tc>
                 <w:tcPr>
+                  <w:tcW w:w="705" w:type="dxa"/>
+                  <w:tcBorders/>
+                  <w:vAlign w:val="center"/>
+                </w:tcPr>
+                <w:p>
+                  <w:pPr>
+                    <w:pStyle w:val="Normal"/>
+                    <w:widowControl/>
+                    <w:suppressAutoHyphens w:val="true"/>
+                    <w:spacing w:before="0" w:after="0"/>
+                    <w:jc w:val="start"/>
+                    <w:rPr>
+                      <w:rFonts w:ascii="Arial" w:hAnsi="Arial" w:cs="Arial"/>
+                      <w:sz w:val="20"/>
+                      <w:szCs w:val="20"/>
+                    </w:rPr>
+                  </w:pPr>
+                  <w:r>
+                    <w:rPr>
+                      <w:rFonts w:eastAsia="Times New Roman" w:cs="Arial" w:hint="eastAsia"/>
+                      <w:kern w:val="0"/>
+                      <w:sz w:val="20"/>
+                      <w:szCs w:val="20"/>
+                      <w:lang w:bidi="ar-SA"/>
+                    </w:rPr>
+                    <w:t>{#trainings.dignityAndRespect.date}☒{/trainings.dignityAndRespect.date}{^trainings.dignityAndRespect.date}☐{/trainings.dignityAndRespect.date}</w:t>
+                  </w:r>
+                </w:p>
+              </w:tc>
+              <w:tc>
+                <w:tcPr>
                   <w:tcW w:w="708" w:type="dxa"/>
                   <w:tcBorders/>
                   <w:vAlign w:val="center"/>
@@ -6630,36 +6677,7 @@
                   <w:pPr>
                     <w:pStyle w:val="Normal"/>
                     <w:widowControl/>
-                    <w:spacing w:before="0" w:after="0"/>
-                    <w:jc w:val="start"/>
-                    <w:rPr>
-                      <w:rFonts w:ascii="Arial" w:hAnsi="Arial" w:cs="Arial"/>
-                      <w:sz w:val="20"/>
-                      <w:szCs w:val="20"/>
-                    </w:rPr>
-                  </w:pPr>
-                  <w:r>
-                    <w:rPr>
-                      <w:rFonts w:eastAsia="Times New Roman" w:cs="Arial" w:hint="eastAsia" w:ascii="Times New Roman" w:hAnsi="Times New Roman"/>
-                      <w:kern w:val="0"/>
-                      <w:sz w:val="20"/>
-                      <w:szCs w:val="20"/>
-                      <w:lang w:bidi="ar-SA"/>
-                    </w:rPr>
-                    <w:t>{#trainings.dignityAndRespect.date}☒{/trainings.dignityAndRespect.date}{^trainings.dignityAndRespect.date}☐{/trainings.dignityAndRespect.date}</w:t>
-                  </w:r>
-                </w:p>
-              </w:tc>
-              <w:tc>
-                <w:tcPr>
-                  <w:tcW w:w="708" w:type="dxa"/>
-                  <w:tcBorders/>
-                  <w:vAlign w:val="center"/>
-                </w:tcPr>
-                <w:p>
-                  <w:pPr>
-                    <w:pStyle w:val="Normal"/>
-                    <w:widowControl/>
+                    <w:suppressAutoHyphens w:val="true"/>
                     <w:spacing w:before="0" w:after="0"/>
                     <w:jc w:val="start"/>
                     <w:rPr>
@@ -6682,7 +6700,7 @@
               </w:tc>
               <w:tc>
                 <w:tcPr>
-                  <w:tcW w:w="710" w:type="dxa"/>
+                  <w:tcW w:w="713" w:type="dxa"/>
                   <w:tcBorders/>
                   <w:shd w:color="auto" w:fill="D9D9D9" w:themeFill="background1" w:themeFillShade="d9" w:val="clear"/>
                   <w:vAlign w:val="center"/>
@@ -6691,21 +6709,20 @@
                   <w:pPr>
                     <w:pStyle w:val="Normal"/>
                     <w:widowControl/>
-                    <w:spacing w:before="0" w:after="0"/>
-                    <w:jc w:val="start"/>
-                    <w:rPr>
-                      <w:rFonts w:ascii="Arial" w:hAnsi="Arial" w:cs="Arial"/>
-                      <w:sz w:val="20"/>
-                      <w:szCs w:val="20"/>
-                    </w:rPr>
-                  </w:pPr>
-                  <w:r>
-                    <w:rPr>
-                      <w:rFonts w:eastAsia="Times New Roman" w:cs="Arial" w:ascii="Arial" w:hAnsi="Arial"/>
-                      <w:kern w:val="0"/>
-                      <w:sz w:val="20"/>
-                      <w:szCs w:val="20"/>
-                      <w:lang w:bidi="ar-SA"/>
+                    <w:suppressAutoHyphens w:val="true"/>
+                    <w:spacing w:before="0" w:after="0"/>
+                    <w:jc w:val="start"/>
+                    <w:rPr>
+                      <w:rFonts w:ascii="Arial" w:hAnsi="Arial" w:cs="Arial"/>
+                      <w:sz w:val="20"/>
+                      <w:szCs w:val="20"/>
+                    </w:rPr>
+                  </w:pPr>
+                  <w:r>
+                    <w:rPr>
+                      <w:rFonts w:cs="Arial" w:ascii="Arial" w:hAnsi="Arial"/>
+                      <w:sz w:val="20"/>
+                      <w:szCs w:val="20"/>
                     </w:rPr>
                   </w:r>
                 </w:p>
@@ -6720,6 +6737,7 @@
                   <w:pPr>
                     <w:pStyle w:val="Normal"/>
                     <w:widowControl/>
+                    <w:suppressAutoHyphens w:val="true"/>
                     <w:spacing w:before="0" w:after="0"/>
                     <w:jc w:val="start"/>
                     <w:rPr>
@@ -6755,6 +6773,7 @@
                   <w:pPr>
                     <w:pStyle w:val="Normal"/>
                     <w:widowControl/>
+                    <w:suppressAutoHyphens w:val="true"/>
                     <w:spacing w:before="0" w:after="0"/>
                     <w:jc w:val="start"/>
                     <w:rPr>
@@ -6777,6 +6796,37 @@
               </w:tc>
               <w:tc>
                 <w:tcPr>
+                  <w:tcW w:w="705" w:type="dxa"/>
+                  <w:tcBorders/>
+                  <w:vAlign w:val="center"/>
+                </w:tcPr>
+                <w:p>
+                  <w:pPr>
+                    <w:pStyle w:val="Normal"/>
+                    <w:widowControl/>
+                    <w:suppressAutoHyphens w:val="true"/>
+                    <w:spacing w:before="0" w:after="0"/>
+                    <w:jc w:val="start"/>
+                    <w:rPr>
+                      <w:rFonts w:ascii="Arial" w:hAnsi="Arial" w:cs="Arial"/>
+                      <w:sz w:val="20"/>
+                      <w:szCs w:val="20"/>
+                    </w:rPr>
+                  </w:pPr>
+                  <w:r>
+                    <w:rPr>
+                      <w:rFonts w:eastAsia="Times New Roman" w:cs="Arial" w:hint="eastAsia"/>
+                      <w:kern w:val="0"/>
+                      <w:sz w:val="20"/>
+                      <w:szCs w:val="20"/>
+                      <w:lang w:bidi="ar-SA"/>
+                    </w:rPr>
+                    <w:t>{#trainings.managingChallengingBehaviours.date}☒{/trainings.managingChallengingBehaviours.date}{^trainings.managingChallengingBehaviours.date}☐{/trainings.managingChallengingBehaviours.date}</w:t>
+                  </w:r>
+                </w:p>
+              </w:tc>
+              <w:tc>
+                <w:tcPr>
                   <w:tcW w:w="708" w:type="dxa"/>
                   <w:tcBorders/>
                   <w:vAlign w:val="center"/>
@@ -6785,36 +6835,7 @@
                   <w:pPr>
                     <w:pStyle w:val="Normal"/>
                     <w:widowControl/>
-                    <w:spacing w:before="0" w:after="0"/>
-                    <w:jc w:val="start"/>
-                    <w:rPr>
-                      <w:rFonts w:ascii="Arial" w:hAnsi="Arial" w:cs="Arial"/>
-                      <w:sz w:val="20"/>
-                      <w:szCs w:val="20"/>
-                    </w:rPr>
-                  </w:pPr>
-                  <w:r>
-                    <w:rPr>
-                      <w:rFonts w:eastAsia="Times New Roman" w:cs="Arial" w:hint="eastAsia" w:ascii="Times New Roman" w:hAnsi="Times New Roman"/>
-                      <w:kern w:val="0"/>
-                      <w:sz w:val="20"/>
-                      <w:szCs w:val="20"/>
-                      <w:lang w:bidi="ar-SA"/>
-                    </w:rPr>
-                    <w:t>{#trainings.managingChallengingBehaviours.date}☒{/trainings.managingChallengingBehaviours.date}{^trainings.managingChallengingBehaviours.date}☐{/trainings.managingChallengingBehaviours.date}</w:t>
-                  </w:r>
-                </w:p>
-              </w:tc>
-              <w:tc>
-                <w:tcPr>
-                  <w:tcW w:w="708" w:type="dxa"/>
-                  <w:tcBorders/>
-                  <w:vAlign w:val="center"/>
-                </w:tcPr>
-                <w:p>
-                  <w:pPr>
-                    <w:pStyle w:val="Normal"/>
-                    <w:widowControl/>
+                    <w:suppressAutoHyphens w:val="true"/>
                     <w:spacing w:before="0" w:after="0"/>
                     <w:jc w:val="start"/>
                     <w:rPr>
@@ -6837,29 +6858,28 @@
               </w:tc>
               <w:tc>
                 <w:tcPr>
-                  <w:tcW w:w="710" w:type="dxa"/>
-                  <w:tcBorders/>
-                  <w:vAlign w:val="center"/>
-                </w:tcPr>
-                <w:p>
-                  <w:pPr>
-                    <w:pStyle w:val="Normal"/>
-                    <w:widowControl/>
-                    <w:spacing w:before="0" w:after="0"/>
-                    <w:jc w:val="start"/>
-                    <w:rPr>
-                      <w:rFonts w:ascii="Arial" w:hAnsi="Arial" w:cs="Arial"/>
-                      <w:sz w:val="20"/>
-                      <w:szCs w:val="20"/>
-                    </w:rPr>
-                  </w:pPr>
-                  <w:r>
-                    <w:rPr>
-                      <w:rFonts w:eastAsia="Times New Roman" w:cs="Arial" w:ascii="Arial" w:hAnsi="Arial"/>
-                      <w:kern w:val="0"/>
-                      <w:sz w:val="20"/>
-                      <w:szCs w:val="20"/>
-                      <w:lang w:bidi="ar-SA"/>
+                  <w:tcW w:w="713" w:type="dxa"/>
+                  <w:tcBorders/>
+                  <w:vAlign w:val="center"/>
+                </w:tcPr>
+                <w:p>
+                  <w:pPr>
+                    <w:pStyle w:val="Normal"/>
+                    <w:widowControl/>
+                    <w:suppressAutoHyphens w:val="true"/>
+                    <w:spacing w:before="0" w:after="0"/>
+                    <w:jc w:val="start"/>
+                    <w:rPr>
+                      <w:rFonts w:ascii="Arial" w:hAnsi="Arial" w:cs="Arial"/>
+                      <w:sz w:val="20"/>
+                      <w:szCs w:val="20"/>
+                    </w:rPr>
+                  </w:pPr>
+                  <w:r>
+                    <w:rPr>
+                      <w:rFonts w:cs="Arial" w:ascii="Arial" w:hAnsi="Arial"/>
+                      <w:sz w:val="20"/>
+                      <w:szCs w:val="20"/>
                     </w:rPr>
                   </w:r>
                 </w:p>
@@ -6874,6 +6894,7 @@
                   <w:pPr>
                     <w:pStyle w:val="Normal"/>
                     <w:widowControl/>
+                    <w:suppressAutoHyphens w:val="true"/>
                     <w:spacing w:before="0" w:after="0"/>
                     <w:jc w:val="start"/>
                     <w:rPr>
@@ -6909,6 +6930,7 @@
                   <w:pPr>
                     <w:pStyle w:val="Normal"/>
                     <w:widowControl/>
+                    <w:suppressAutoHyphens w:val="true"/>
                     <w:spacing w:before="0" w:after="0"/>
                     <w:jc w:val="start"/>
                     <w:rPr>
@@ -6931,6 +6953,37 @@
               </w:tc>
               <w:tc>
                 <w:tcPr>
+                  <w:tcW w:w="705" w:type="dxa"/>
+                  <w:tcBorders/>
+                  <w:vAlign w:val="center"/>
+                </w:tcPr>
+                <w:p>
+                  <w:pPr>
+                    <w:pStyle w:val="Normal"/>
+                    <w:widowControl/>
+                    <w:suppressAutoHyphens w:val="true"/>
+                    <w:spacing w:before="0" w:after="0"/>
+                    <w:jc w:val="start"/>
+                    <w:rPr>
+                      <w:rFonts w:ascii="Arial" w:hAnsi="Arial" w:cs="Arial"/>
+                      <w:sz w:val="20"/>
+                      <w:szCs w:val="20"/>
+                    </w:rPr>
+                  </w:pPr>
+                  <w:r>
+                    <w:rPr>
+                      <w:rFonts w:eastAsia="Times New Roman" w:cs="Arial" w:hint="eastAsia"/>
+                      <w:kern w:val="0"/>
+                      <w:sz w:val="20"/>
+                      <w:szCs w:val="20"/>
+                      <w:lang w:bidi="ar-SA"/>
+                    </w:rPr>
+                    <w:t>{#trainings.immediateLifeSupport.date}☒{/trainings.immediateLifeSupport.date}{^trainings.immediateLifeSupport.date}☐{/trainings.immediateLifeSupport.date}</w:t>
+                  </w:r>
+                </w:p>
+              </w:tc>
+              <w:tc>
+                <w:tcPr>
                   <w:tcW w:w="708" w:type="dxa"/>
                   <w:tcBorders/>
                   <w:vAlign w:val="center"/>
@@ -6939,36 +6992,7 @@
                   <w:pPr>
                     <w:pStyle w:val="Normal"/>
                     <w:widowControl/>
-                    <w:spacing w:before="0" w:after="0"/>
-                    <w:jc w:val="start"/>
-                    <w:rPr>
-                      <w:rFonts w:ascii="Arial" w:hAnsi="Arial" w:cs="Arial"/>
-                      <w:sz w:val="20"/>
-                      <w:szCs w:val="20"/>
-                    </w:rPr>
-                  </w:pPr>
-                  <w:r>
-                    <w:rPr>
-                      <w:rFonts w:eastAsia="Times New Roman" w:cs="Arial" w:hint="eastAsia" w:ascii="Times New Roman" w:hAnsi="Times New Roman"/>
-                      <w:kern w:val="0"/>
-                      <w:sz w:val="20"/>
-                      <w:szCs w:val="20"/>
-                      <w:lang w:bidi="ar-SA"/>
-                    </w:rPr>
-                    <w:t>{#trainings.immediateLifeSupport.date}☒{/trainings.immediateLifeSupport.date}{^trainings.immediateLifeSupport.date}☐{/trainings.immediateLifeSupport.date}</w:t>
-                  </w:r>
-                </w:p>
-              </w:tc>
-              <w:tc>
-                <w:tcPr>
-                  <w:tcW w:w="708" w:type="dxa"/>
-                  <w:tcBorders/>
-                  <w:vAlign w:val="center"/>
-                </w:tcPr>
-                <w:p>
-                  <w:pPr>
-                    <w:pStyle w:val="Normal"/>
-                    <w:widowControl/>
+                    <w:suppressAutoHyphens w:val="true"/>
                     <w:spacing w:before="0" w:after="0"/>
                     <w:jc w:val="start"/>
                     <w:rPr>
@@ -6991,7 +7015,7 @@
               </w:tc>
               <w:tc>
                 <w:tcPr>
-                  <w:tcW w:w="710" w:type="dxa"/>
+                  <w:tcW w:w="713" w:type="dxa"/>
                   <w:tcBorders/>
                   <w:shd w:color="auto" w:fill="D9D9D9" w:themeFill="background1" w:themeFillShade="d9" w:val="clear"/>
                   <w:vAlign w:val="center"/>
@@ -7000,21 +7024,20 @@
                   <w:pPr>
                     <w:pStyle w:val="Normal"/>
                     <w:widowControl/>
-                    <w:spacing w:before="0" w:after="0"/>
-                    <w:jc w:val="start"/>
-                    <w:rPr>
-                      <w:rFonts w:ascii="Arial" w:hAnsi="Arial" w:cs="Arial"/>
-                      <w:sz w:val="20"/>
-                      <w:szCs w:val="20"/>
-                    </w:rPr>
-                  </w:pPr>
-                  <w:r>
-                    <w:rPr>
-                      <w:rFonts w:eastAsia="Times New Roman" w:cs="Arial" w:ascii="Arial" w:hAnsi="Arial"/>
-                      <w:kern w:val="0"/>
-                      <w:sz w:val="20"/>
-                      <w:szCs w:val="20"/>
-                      <w:lang w:bidi="ar-SA"/>
+                    <w:suppressAutoHyphens w:val="true"/>
+                    <w:spacing w:before="0" w:after="0"/>
+                    <w:jc w:val="start"/>
+                    <w:rPr>
+                      <w:rFonts w:ascii="Arial" w:hAnsi="Arial" w:cs="Arial"/>
+                      <w:sz w:val="20"/>
+                      <w:szCs w:val="20"/>
+                    </w:rPr>
+                  </w:pPr>
+                  <w:r>
+                    <w:rPr>
+                      <w:rFonts w:cs="Arial" w:ascii="Arial" w:hAnsi="Arial"/>
+                      <w:sz w:val="20"/>
+                      <w:szCs w:val="20"/>
                     </w:rPr>
                   </w:r>
                 </w:p>
@@ -7029,17 +7052,18 @@
                   <w:pPr>
                     <w:pStyle w:val="Normal"/>
                     <w:widowControl/>
-                    <w:spacing w:before="0" w:after="0"/>
-                    <w:jc w:val="start"/>
-                    <w:rPr>
-                      <w:rFonts w:ascii="Arial" w:hAnsi="Arial" w:cs="Arial"/>
-                      <w:sz w:val="20"/>
-                      <w:szCs w:val="20"/>
-                    </w:rPr>
-                  </w:pPr>
-                  <w:r>
-                    <w:rPr>
-                      <w:rFonts w:eastAsia="Times New Roman" w:cs="Times New Roman" w:ascii="Times New Roman" w:hAnsi="Times New Roman"/>
+                    <w:suppressAutoHyphens w:val="true"/>
+                    <w:spacing w:before="0" w:after="0"/>
+                    <w:jc w:val="start"/>
+                    <w:rPr>
+                      <w:rFonts w:ascii="Arial" w:hAnsi="Arial" w:cs="Arial"/>
+                      <w:sz w:val="20"/>
+                      <w:szCs w:val="20"/>
+                    </w:rPr>
+                  </w:pPr>
+                  <w:r>
+                    <w:rPr>
+                      <w:rFonts w:eastAsia="Times New Roman" w:cs="Times New Roman"/>
                       <w:kern w:val="0"/>
                       <w:lang w:bidi="ar-SA"/>
                     </w:rPr>
@@ -7063,6 +7087,7 @@
                   <w:pPr>
                     <w:pStyle w:val="Normal"/>
                     <w:widowControl/>
+                    <w:suppressAutoHyphens w:val="true"/>
                     <w:spacing w:before="0" w:after="0"/>
                     <w:jc w:val="start"/>
                     <w:rPr>
@@ -7093,21 +7118,20 @@
                   <w:pPr>
                     <w:pStyle w:val="Normal"/>
                     <w:widowControl/>
-                    <w:spacing w:before="0" w:after="0"/>
-                    <w:jc w:val="start"/>
-                    <w:rPr>
-                      <w:rFonts w:ascii="Arial" w:hAnsi="Arial" w:cs="Arial"/>
-                      <w:sz w:val="20"/>
-                      <w:szCs w:val="20"/>
-                    </w:rPr>
-                  </w:pPr>
-                  <w:r>
-                    <w:rPr>
-                      <w:rFonts w:eastAsia="Times New Roman" w:cs="Arial" w:ascii="Arial" w:hAnsi="Arial"/>
-                      <w:kern w:val="0"/>
-                      <w:sz w:val="20"/>
-                      <w:szCs w:val="20"/>
-                      <w:lang w:bidi="ar-SA"/>
+                    <w:suppressAutoHyphens w:val="true"/>
+                    <w:spacing w:before="0" w:after="0"/>
+                    <w:jc w:val="start"/>
+                    <w:rPr>
+                      <w:rFonts w:ascii="Arial" w:hAnsi="Arial" w:cs="Arial"/>
+                      <w:sz w:val="20"/>
+                      <w:szCs w:val="20"/>
+                    </w:rPr>
+                  </w:pPr>
+                  <w:r>
+                    <w:rPr>
+                      <w:rFonts w:cs="Arial" w:ascii="Arial" w:hAnsi="Arial"/>
+                      <w:sz w:val="20"/>
+                      <w:szCs w:val="20"/>
                     </w:rPr>
                   </w:r>
                 </w:p>
@@ -7185,6 +7209,7 @@
             <w:pPr>
               <w:pStyle w:val="Normal"/>
               <w:widowControl/>
+              <w:suppressAutoHyphens w:val="true"/>
               <w:spacing w:before="0" w:after="0"/>
               <w:jc w:val="start"/>
               <w:rPr>
@@ -7220,6 +7245,7 @@
             <w:pPr>
               <w:pStyle w:val="Normal"/>
               <w:widowControl/>
+              <w:suppressAutoHyphens w:val="true"/>
               <w:spacing w:before="0" w:after="0"/>
               <w:jc w:val="start"/>
               <w:rPr>
@@ -7252,6 +7278,7 @@
             <w:pPr>
               <w:pStyle w:val="Normal"/>
               <w:widowControl/>
+              <w:suppressAutoHyphens w:val="true"/>
               <w:spacing w:before="0" w:after="0"/>
               <w:jc w:val="start"/>
               <w:rPr>
@@ -7283,6 +7310,7 @@
             <w:pPr>
               <w:pStyle w:val="Normal"/>
               <w:widowControl/>
+              <w:suppressAutoHyphens w:val="true"/>
               <w:spacing w:before="0" w:after="0"/>
               <w:jc w:val="start"/>
               <w:rPr>
@@ -7319,6 +7347,7 @@
             <w:pPr>
               <w:pStyle w:val="Normal"/>
               <w:widowControl/>
+              <w:suppressAutoHyphens w:val="true"/>
               <w:spacing w:before="0" w:after="0"/>
               <w:jc w:val="start"/>
               <w:rPr>
@@ -7329,11 +7358,9 @@
             </w:pPr>
             <w:r>
               <w:rPr>
-                <w:rFonts w:eastAsia="Times New Roman" w:cs="Arial" w:ascii="Arial" w:hAnsi="Arial"/>
-                <w:kern w:val="0"/>
-                <w:sz w:val="20"/>
-                <w:szCs w:val="20"/>
-                <w:lang w:bidi="ar-SA"/>
+                <w:rFonts w:cs="Arial" w:ascii="Arial" w:hAnsi="Arial"/>
+                <w:sz w:val="20"/>
+                <w:szCs w:val="20"/>
               </w:rPr>
             </w:r>
           </w:p>
@@ -7347,6 +7374,7 @@
             <w:pPr>
               <w:pStyle w:val="Normal"/>
               <w:widowControl/>
+              <w:suppressAutoHyphens w:val="true"/>
               <w:spacing w:lineRule="auto" w:line="259" w:before="0" w:after="0"/>
               <w:jc w:val="start"/>
               <w:rPr>
@@ -7359,7 +7387,7 @@
             </w:pPr>
             <w:r>
               <w:rPr>
-                <w:rFonts w:eastAsia="Times New Roman" w:cs="Times New Roman" w:ascii="Times New Roman" w:hAnsi="Times New Roman"/>
+                <w:rFonts w:eastAsia="Times New Roman" w:cs="Times New Roman"/>
                 <w:kern w:val="0"/>
                 <w:lang w:bidi="ar-SA"/>
               </w:rPr>
@@ -7370,6 +7398,7 @@
             <w:pPr>
               <w:pStyle w:val="Normal"/>
               <w:widowControl/>
+              <w:suppressAutoHyphens w:val="true"/>
               <w:spacing w:lineRule="auto" w:line="259" w:before="0" w:after="0"/>
               <w:jc w:val="start"/>
               <w:rPr>
@@ -7382,7 +7411,7 @@
             </w:pPr>
             <w:r>
               <w:rPr>
-                <w:rFonts w:eastAsia="Times New Roman" w:cs="Times New Roman" w:ascii="Times New Roman" w:hAnsi="Times New Roman"/>
+                <w:rFonts w:eastAsia="Times New Roman" w:cs="Times New Roman"/>
                 <w:kern w:val="0"/>
                 <w:lang w:bidi="ar-SA"/>
               </w:rPr>
@@ -7393,6 +7422,7 @@
             <w:pPr>
               <w:pStyle w:val="Normal"/>
               <w:widowControl/>
+              <w:suppressAutoHyphens w:val="true"/>
               <w:spacing w:lineRule="auto" w:line="259" w:before="0" w:after="0"/>
               <w:jc w:val="start"/>
               <w:rPr>
@@ -7405,7 +7435,7 @@
             </w:pPr>
             <w:r>
               <w:rPr>
-                <w:rFonts w:eastAsia="Times New Roman" w:cs="Times New Roman" w:ascii="Times New Roman" w:hAnsi="Times New Roman"/>
+                <w:rFonts w:eastAsia="Times New Roman" w:cs="Times New Roman"/>
                 <w:kern w:val="0"/>
                 <w:lang w:bidi="ar-SA"/>
               </w:rPr>
@@ -7416,6 +7446,7 @@
             <w:pPr>
               <w:pStyle w:val="Normal"/>
               <w:widowControl/>
+              <w:suppressAutoHyphens w:val="true"/>
               <w:spacing w:lineRule="auto" w:line="259" w:before="0" w:after="0"/>
               <w:jc w:val="start"/>
               <w:rPr>
@@ -7428,7 +7459,7 @@
             </w:pPr>
             <w:r>
               <w:rPr>
-                <w:rFonts w:eastAsia="Times New Roman" w:cs="Times New Roman" w:ascii="Times New Roman" w:hAnsi="Times New Roman"/>
+                <w:rFonts w:eastAsia="Times New Roman" w:cs="Times New Roman"/>
                 <w:kern w:val="0"/>
                 <w:lang w:bidi="ar-SA"/>
               </w:rPr>
@@ -7439,6 +7470,7 @@
             <w:pPr>
               <w:pStyle w:val="Normal"/>
               <w:widowControl/>
+              <w:suppressAutoHyphens w:val="true"/>
               <w:spacing w:lineRule="auto" w:line="259" w:before="0" w:after="0"/>
               <w:jc w:val="start"/>
               <w:rPr>
@@ -7451,7 +7483,7 @@
             </w:pPr>
             <w:r>
               <w:rPr>
-                <w:rFonts w:eastAsia="Times New Roman" w:cs="Times New Roman" w:ascii="Times New Roman" w:hAnsi="Times New Roman"/>
+                <w:rFonts w:eastAsia="Times New Roman" w:cs="Times New Roman"/>
                 <w:kern w:val="0"/>
                 <w:lang w:bidi="ar-SA"/>
               </w:rPr>
@@ -7462,6 +7494,7 @@
             <w:pPr>
               <w:pStyle w:val="Normal"/>
               <w:widowControl/>
+              <w:suppressAutoHyphens w:val="true"/>
               <w:spacing w:lineRule="auto" w:line="259" w:before="0" w:after="0"/>
               <w:jc w:val="start"/>
               <w:rPr>
@@ -7474,13 +7507,11 @@
             </w:pPr>
             <w:r>
               <w:rPr>
-                <w:rFonts w:eastAsia="Times New Roman" w:cs="Arial" w:ascii="Arial" w:hAnsi="Arial"/>
+                <w:rFonts w:cs="Arial" w:ascii="Arial" w:hAnsi="Arial"/>
                 <w:b/>
                 <w:bCs/>
-                <w:kern w:val="0"/>
-                <w:sz w:val="20"/>
-                <w:szCs w:val="20"/>
-                <w:lang w:bidi="ar-SA"/>
+                <w:sz w:val="20"/>
+                <w:szCs w:val="20"/>
               </w:rPr>
             </w:r>
           </w:p>
@@ -7488,6 +7519,7 @@
             <w:pPr>
               <w:pStyle w:val="Normal"/>
               <w:widowControl/>
+              <w:suppressAutoHyphens w:val="true"/>
               <w:spacing w:lineRule="auto" w:line="259" w:before="0" w:after="0"/>
               <w:jc w:val="start"/>
               <w:rPr>
@@ -7500,7 +7532,7 @@
             </w:pPr>
             <w:r>
               <w:rPr>
-                <w:rFonts w:eastAsia="Times New Roman" w:cs="Times New Roman" w:ascii="Times New Roman" w:hAnsi="Times New Roman"/>
+                <w:rFonts w:eastAsia="Times New Roman" w:cs="Times New Roman"/>
                 <w:kern w:val="0"/>
                 <w:lang w:bidi="ar-SA"/>
               </w:rPr>
@@ -7585,8 +7617,8 @@
       <w:tblGrid>
         <w:gridCol w:w="2127"/>
         <w:gridCol w:w="3102"/>
-        <w:gridCol w:w="1574"/>
-        <w:gridCol w:w="3656"/>
+        <w:gridCol w:w="1572"/>
+        <w:gridCol w:w="3658"/>
       </w:tblGrid>
       <w:tr>
         <w:trPr/>
@@ -7604,6 +7636,7 @@
             <w:pPr>
               <w:pStyle w:val="Normal"/>
               <w:widowControl/>
+              <w:suppressAutoHyphens w:val="true"/>
               <w:spacing w:before="0" w:after="0"/>
               <w:jc w:val="start"/>
               <w:rPr>
@@ -7638,6 +7671,7 @@
             <w:pPr>
               <w:pStyle w:val="Normal"/>
               <w:widowControl/>
+              <w:suppressAutoHyphens w:val="true"/>
               <w:spacing w:before="0" w:after="0"/>
               <w:jc w:val="start"/>
               <w:rPr>
@@ -7660,7 +7694,7 @@
         </w:tc>
         <w:tc>
           <w:tcPr>
-            <w:tcW w:w="1574" w:type="dxa"/>
+            <w:tcW w:w="1572" w:type="dxa"/>
             <w:tcBorders>
               <w:top w:val="nil"/>
               <w:start w:val="nil"/>
@@ -7672,6 +7706,7 @@
             <w:pPr>
               <w:pStyle w:val="Normal"/>
               <w:widowControl/>
+              <w:suppressAutoHyphens w:val="true"/>
               <w:spacing w:before="0" w:after="0"/>
               <w:jc w:val="start"/>
               <w:rPr>
@@ -7694,7 +7729,7 @@
         </w:tc>
         <w:tc>
           <w:tcPr>
-            <w:tcW w:w="3656" w:type="dxa"/>
+            <w:tcW w:w="3658" w:type="dxa"/>
             <w:tcBorders>
               <w:top w:val="nil"/>
               <w:start w:val="nil"/>
@@ -7706,6 +7741,7 @@
             <w:pPr>
               <w:pStyle w:val="Normal"/>
               <w:widowControl/>
+              <w:suppressAutoHyphens w:val="true"/>
               <w:spacing w:before="0" w:after="0"/>
               <w:jc w:val="start"/>
               <w:rPr>
@@ -7745,6 +7781,7 @@
             <w:pPr>
               <w:pStyle w:val="Normal"/>
               <w:widowControl/>
+              <w:suppressAutoHyphens w:val="true"/>
               <w:spacing w:before="0" w:after="0"/>
               <w:jc w:val="start"/>
               <w:rPr>
@@ -7779,6 +7816,7 @@
             <w:pPr>
               <w:pStyle w:val="Normal"/>
               <w:widowControl/>
+              <w:suppressAutoHyphens w:val="true"/>
               <w:spacing w:before="0" w:after="0"/>
               <w:jc w:val="start"/>
               <w:rPr>
@@ -7801,7 +7839,7 @@
         </w:tc>
         <w:tc>
           <w:tcPr>
-            <w:tcW w:w="1574" w:type="dxa"/>
+            <w:tcW w:w="1572" w:type="dxa"/>
             <w:tcBorders>
               <w:top w:val="nil"/>
               <w:start w:val="nil"/>
@@ -7813,6 +7851,7 @@
             <w:pPr>
               <w:pStyle w:val="Normal"/>
               <w:widowControl/>
+              <w:suppressAutoHyphens w:val="true"/>
               <w:spacing w:before="0" w:after="0"/>
               <w:jc w:val="start"/>
               <w:rPr>
@@ -7835,7 +7874,7 @@
         </w:tc>
         <w:tc>
           <w:tcPr>
-            <w:tcW w:w="3656" w:type="dxa"/>
+            <w:tcW w:w="3658" w:type="dxa"/>
             <w:tcBorders>
               <w:top w:val="nil"/>
               <w:start w:val="nil"/>
@@ -7847,23 +7886,24 @@
             <w:pPr>
               <w:pStyle w:val="Normal"/>
               <w:widowControl/>
+              <w:suppressAutoHyphens w:val="true"/>
               <w:spacing w:before="0" w:after="0"/>
               <w:jc w:val="start"/>
               <w:rPr>
-                <w:rFonts w:ascii="Arial" w:hAnsi="Arial" w:cs="Arial"/>
-                <w:sz w:val="20"/>
-                <w:szCs w:val="20"/>
+                <w:rFonts w:ascii="Calibri" w:hAnsi="Calibri" w:cs="Calibri" w:asciiTheme="minorHAnsi" w:cstheme="minorHAnsi" w:hAnsiTheme="minorHAnsi"/>
+                <w:sz w:val="22"/>
+                <w:szCs w:val="22"/>
               </w:rPr>
             </w:pPr>
             <w:r>
               <w:rPr>
-                <w:rFonts w:eastAsia="Times New Roman" w:cs="Arial" w:ascii="Arial" w:hAnsi="Arial"/>
+                <w:rFonts w:eastAsia="Times New Roman" w:cs="Calibri" w:ascii="Calibri" w:hAnsi="Calibri" w:asciiTheme="minorHAnsi" w:cstheme="minorHAnsi" w:hAnsiTheme="minorHAnsi"/>
                 <w:kern w:val="0"/>
-                <w:sz w:val="20"/>
-                <w:szCs w:val="20"/>
+                <w:sz w:val="22"/>
+                <w:szCs w:val="22"/>
                 <w:lang w:bidi="ar-SA"/>
               </w:rPr>
-              <w:t>21/07/2026</w:t>
+              <w:t>{todayDate}</w:t>
             </w:r>
           </w:p>
         </w:tc>
@@ -7889,12 +7929,12 @@
       </w:r>
     </w:p>
     <w:sectPr>
-      <w:headerReference w:type="even" r:id="rId3"/>
-      <w:headerReference w:type="default" r:id="rId4"/>
-      <w:headerReference w:type="first" r:id="rId5"/>
-      <w:footerReference w:type="even" r:id="rId6"/>
-      <w:footerReference w:type="default" r:id="rId7"/>
-      <w:footerReference w:type="first" r:id="rId8"/>
+      <w:headerReference w:type="even" r:id="rId2"/>
+      <w:headerReference w:type="default" r:id="rId3"/>
+      <w:headerReference w:type="first" r:id="rId4"/>
+      <w:footerReference w:type="even" r:id="rId5"/>
+      <w:footerReference w:type="default" r:id="rId6"/>
+      <w:footerReference w:type="first" r:id="rId7"/>
       <w:type w:val="nextPage"/>
       <w:pgSz w:w="11906" w:h="16838"/>
       <w:pgMar w:left="720" w:right="720" w:gutter="0" w:header="751" w:top="808" w:footer="720" w:bottom="777"/>
@@ -8156,6 +8196,7 @@
               <w:tab w:val="center" w:pos="4513" w:leader="none"/>
               <w:tab w:val="right" w:pos="9026" w:leader="none"/>
             </w:tabs>
+            <w:suppressAutoHyphens w:val="true"/>
             <w:spacing w:before="0" w:after="0"/>
             <w:jc w:val="start"/>
             <w:rPr>
@@ -8167,14 +8208,13 @@
           </w:pPr>
           <w:r>
             <w:rPr>
-              <w:rFonts w:eastAsia="MS Mincho" w:cs="Arial" w:ascii="DM Sans" w:hAnsi="DM Sans"/>
-              <w:kern w:val="0"/>
+              <w:rFonts w:cs="Arial" w:ascii="DM Sans" w:hAnsi="DM Sans"/>
               <w:sz w:val="16"/>
               <w:szCs w:val="16"/>
-              <w:lang w:val="en-GB" w:eastAsia="en-GB" w:bidi="ar-SA"/>
+              <w:lang w:val="en-GB" w:eastAsia="en-GB"/>
             </w:rPr>
             <w:drawing>
-              <wp:anchor distT="0" distB="0" distL="0" distR="0" simplePos="0" relativeHeight="14" behindDoc="1" locked="0" layoutInCell="1" allowOverlap="1">
+              <wp:anchor distT="0" distB="0" distL="0" distR="0" simplePos="0" relativeHeight="13" behindDoc="1" locked="0" layoutInCell="1" allowOverlap="1">
                 <wp:simplePos x="0" y="0"/>
                 <wp:positionH relativeFrom="column">
                   <wp:posOffset>356870</wp:posOffset>
@@ -8185,7 +8225,7 @@
                 <wp:extent cx="2385060" cy="621030"/>
                 <wp:effectExtent l="0" t="0" r="0" b="0"/>
                 <wp:wrapNone/>
-                <wp:docPr id="2" name="x_x_x_x_x_image_0" descr="A blue and black logo&#10;&#10;AI-generated content may be incorrect.">
+                <wp:docPr id="1" name="x_x_x_x_x_image_0" descr="A blue and black logo&#10;&#10;AI-generated content may be incorrect.">
                   <a:hlinkClick xmlns:a="http://schemas.openxmlformats.org/drawingml/2006/main" r:id="rId2"/>
                 </wp:docPr>
                 <wp:cNvGraphicFramePr>
@@ -8195,7 +8235,7 @@
                   <a:graphicData uri="http://schemas.openxmlformats.org/drawingml/2006/picture">
                     <pic:pic xmlns:pic="http://schemas.openxmlformats.org/drawingml/2006/picture">
                       <pic:nvPicPr>
-                        <pic:cNvPr id="2" name="x_x_x_x_x_image_0" descr="A blue and black logo&#10;&#10;AI-generated content may be incorrect.">
+                        <pic:cNvPr id="1" name="x_x_x_x_x_image_0" descr="A blue and black logo&#10;&#10;AI-generated content may be incorrect.">
                           <a:hlinkClick r:id="rId2"/>
                         </pic:cNvPr>
                         <pic:cNvPicPr>
@@ -8234,6 +8274,7 @@
               <w:tab w:val="center" w:pos="4513" w:leader="none"/>
               <w:tab w:val="right" w:pos="9026" w:leader="none"/>
             </w:tabs>
+            <w:suppressAutoHyphens w:val="true"/>
             <w:spacing w:before="0" w:after="0"/>
             <w:jc w:val="start"/>
             <w:rPr>
@@ -8245,11 +8286,10 @@
           </w:pPr>
           <w:r>
             <w:rPr>
-              <w:rFonts w:eastAsia="MS Mincho" w:cs="Arial" w:ascii="DM Sans" w:hAnsi="DM Sans"/>
-              <w:kern w:val="0"/>
+              <w:rFonts w:cs="Arial" w:ascii="DM Sans" w:hAnsi="DM Sans"/>
               <w:sz w:val="16"/>
               <w:szCs w:val="16"/>
-              <w:lang w:val="en-GB" w:eastAsia="en-GB" w:bidi="ar-SA"/>
+              <w:lang w:val="en-GB" w:eastAsia="en-GB"/>
             </w:rPr>
           </w:r>
         </w:p>
@@ -8264,6 +8304,7 @@
           <w:pPr>
             <w:pStyle w:val="Normal"/>
             <w:widowControl/>
+            <w:suppressAutoHyphens w:val="true"/>
             <w:spacing w:before="0" w:after="0"/>
             <w:jc w:val="start"/>
             <w:rPr>
@@ -8295,6 +8336,7 @@
           <w:pPr>
             <w:pStyle w:val="Normal"/>
             <w:widowControl/>
+            <w:suppressAutoHyphens w:val="true"/>
             <w:spacing w:before="0" w:after="0"/>
             <w:jc w:val="start"/>
             <w:rPr>
@@ -8338,6 +8380,7 @@
               <w:tab w:val="center" w:pos="4513" w:leader="none"/>
               <w:tab w:val="right" w:pos="9026" w:leader="none"/>
             </w:tabs>
+            <w:suppressAutoHyphens w:val="true"/>
             <w:spacing w:before="0" w:after="0"/>
             <w:jc w:val="start"/>
             <w:rPr>
@@ -8349,11 +8392,10 @@
           </w:pPr>
           <w:r>
             <w:rPr>
-              <w:rFonts w:eastAsia="MS Mincho" w:cs="Arial" w:ascii="DM Sans" w:hAnsi="DM Sans"/>
-              <w:kern w:val="0"/>
+              <w:rFonts w:cs="Arial" w:ascii="DM Sans" w:hAnsi="DM Sans"/>
               <w:sz w:val="16"/>
               <w:szCs w:val="16"/>
-              <w:lang w:val="en-GB" w:eastAsia="en-GB" w:bidi="ar-SA"/>
+              <w:lang w:val="en-GB" w:eastAsia="en-GB"/>
             </w:rPr>
           </w:r>
         </w:p>
@@ -8368,6 +8410,7 @@
           <w:pPr>
             <w:pStyle w:val="Normal"/>
             <w:widowControl/>
+            <w:suppressAutoHyphens w:val="true"/>
             <w:spacing w:before="0" w:after="0"/>
             <w:jc w:val="start"/>
             <w:rPr>
@@ -8399,6 +8442,7 @@
           <w:pPr>
             <w:pStyle w:val="Normal"/>
             <w:widowControl/>
+            <w:suppressAutoHyphens w:val="true"/>
             <w:spacing w:before="0" w:after="0"/>
             <w:jc w:val="start"/>
             <w:rPr>
@@ -8443,6 +8487,7 @@
               <w:tab w:val="center" w:pos="4513" w:leader="none"/>
               <w:tab w:val="right" w:pos="9026" w:leader="none"/>
             </w:tabs>
+            <w:suppressAutoHyphens w:val="true"/>
             <w:spacing w:before="0" w:after="0"/>
             <w:jc w:val="start"/>
             <w:rPr>
@@ -8454,11 +8499,10 @@
           </w:pPr>
           <w:r>
             <w:rPr>
-              <w:rFonts w:eastAsia="MS Mincho" w:cs="Arial" w:ascii="DM Sans" w:hAnsi="DM Sans"/>
-              <w:kern w:val="0"/>
+              <w:rFonts w:cs="Arial" w:ascii="DM Sans" w:hAnsi="DM Sans"/>
               <w:sz w:val="16"/>
               <w:szCs w:val="16"/>
-              <w:lang w:val="en-GB" w:eastAsia="en-GB" w:bidi="ar-SA"/>
+              <w:lang w:val="en-GB" w:eastAsia="en-GB"/>
             </w:rPr>
           </w:r>
         </w:p>
@@ -8473,6 +8517,7 @@
           <w:pPr>
             <w:pStyle w:val="Normal"/>
             <w:widowControl/>
+            <w:suppressAutoHyphens w:val="true"/>
             <w:spacing w:before="0" w:after="0"/>
             <w:jc w:val="start"/>
             <w:rPr>
@@ -8504,6 +8549,7 @@
           <w:pPr>
             <w:pStyle w:val="Normal"/>
             <w:widowControl/>
+            <w:suppressAutoHyphens w:val="true"/>
             <w:spacing w:before="0" w:after="0"/>
             <w:jc w:val="start"/>
             <w:rPr>
@@ -8548,6 +8594,7 @@
               <w:tab w:val="center" w:pos="4513" w:leader="none"/>
               <w:tab w:val="right" w:pos="9026" w:leader="none"/>
             </w:tabs>
+            <w:suppressAutoHyphens w:val="true"/>
             <w:spacing w:before="0" w:after="0"/>
             <w:jc w:val="start"/>
             <w:rPr>
@@ -8559,11 +8606,10 @@
           </w:pPr>
           <w:r>
             <w:rPr>
-              <w:rFonts w:eastAsia="MS Mincho" w:cs="Arial" w:ascii="DM Sans" w:hAnsi="DM Sans"/>
-              <w:kern w:val="0"/>
+              <w:rFonts w:cs="Arial" w:ascii="DM Sans" w:hAnsi="DM Sans"/>
               <w:sz w:val="16"/>
               <w:szCs w:val="16"/>
-              <w:lang w:val="en-GB" w:eastAsia="en-GB" w:bidi="ar-SA"/>
+              <w:lang w:val="en-GB" w:eastAsia="en-GB"/>
             </w:rPr>
           </w:r>
         </w:p>
@@ -8578,6 +8624,7 @@
           <w:pPr>
             <w:pStyle w:val="Normal"/>
             <w:widowControl/>
+            <w:suppressAutoHyphens w:val="true"/>
             <w:spacing w:before="0" w:after="0"/>
             <w:jc w:val="start"/>
             <w:rPr>
@@ -8609,6 +8656,7 @@
           <w:pPr>
             <w:pStyle w:val="Normal"/>
             <w:widowControl/>
+            <w:suppressAutoHyphens w:val="true"/>
             <w:spacing w:before="0" w:after="0"/>
             <w:jc w:val="start"/>
             <w:rPr>
@@ -8697,6 +8745,7 @@
               <w:tab w:val="center" w:pos="4513" w:leader="none"/>
               <w:tab w:val="right" w:pos="9026" w:leader="none"/>
             </w:tabs>
+            <w:suppressAutoHyphens w:val="true"/>
             <w:spacing w:before="0" w:after="0"/>
             <w:jc w:val="start"/>
             <w:rPr>
@@ -8708,11 +8757,10 @@
           </w:pPr>
           <w:r>
             <w:rPr>
-              <w:rFonts w:eastAsia="MS Mincho" w:cs="Arial" w:ascii="DM Sans" w:hAnsi="DM Sans"/>
-              <w:kern w:val="0"/>
+              <w:rFonts w:cs="Arial" w:ascii="DM Sans" w:hAnsi="DM Sans"/>
               <w:sz w:val="16"/>
               <w:szCs w:val="16"/>
-              <w:lang w:val="en-GB" w:eastAsia="en-GB" w:bidi="ar-SA"/>
+              <w:lang w:val="en-GB" w:eastAsia="en-GB"/>
             </w:rPr>
           </w:r>
         </w:p>
@@ -8727,6 +8775,7 @@
           <w:pPr>
             <w:pStyle w:val="Normal"/>
             <w:widowControl/>
+            <w:suppressAutoHyphens w:val="true"/>
             <w:spacing w:before="0" w:after="0"/>
             <w:jc w:val="start"/>
             <w:rPr>
@@ -8758,6 +8807,7 @@
           <w:pPr>
             <w:pStyle w:val="Normal"/>
             <w:widowControl/>
+            <w:suppressAutoHyphens w:val="true"/>
             <w:spacing w:before="0" w:after="0"/>
             <w:jc w:val="start"/>
             <w:rPr>
@@ -8873,6 +8923,7 @@
               <w:tab w:val="center" w:pos="4513" w:leader="none"/>
               <w:tab w:val="right" w:pos="9026" w:leader="none"/>
             </w:tabs>
+            <w:suppressAutoHyphens w:val="true"/>
             <w:spacing w:before="0" w:after="0"/>
             <w:jc w:val="start"/>
             <w:rPr>
@@ -8884,14 +8935,13 @@
           </w:pPr>
           <w:r>
             <w:rPr>
-              <w:rFonts w:eastAsia="MS Mincho" w:cs="Arial" w:ascii="DM Sans" w:hAnsi="DM Sans"/>
-              <w:kern w:val="0"/>
+              <w:rFonts w:cs="Arial" w:ascii="DM Sans" w:hAnsi="DM Sans"/>
               <w:sz w:val="16"/>
               <w:szCs w:val="16"/>
-              <w:lang w:val="en-GB" w:eastAsia="en-GB" w:bidi="ar-SA"/>
+              <w:lang w:val="en-GB" w:eastAsia="en-GB"/>
             </w:rPr>
             <w:drawing>
-              <wp:anchor distT="0" distB="0" distL="0" distR="0" simplePos="0" relativeHeight="14" behindDoc="1" locked="0" layoutInCell="1" allowOverlap="1">
+              <wp:anchor distT="0" distB="0" distL="0" distR="0" simplePos="0" relativeHeight="13" behindDoc="1" locked="0" layoutInCell="1" allowOverlap="1">
                 <wp:simplePos x="0" y="0"/>
                 <wp:positionH relativeFrom="column">
                   <wp:posOffset>356870</wp:posOffset>
@@ -8902,7 +8952,7 @@
                 <wp:extent cx="2385060" cy="621030"/>
                 <wp:effectExtent l="0" t="0" r="0" b="0"/>
                 <wp:wrapNone/>
-                <wp:docPr id="3" name="x_x_x_x_x_image_0" descr="A blue and black logo&#10;&#10;AI-generated content may be incorrect.">
+                <wp:docPr id="2" name="x_x_x_x_x_image_0" descr="A blue and black logo&#10;&#10;AI-generated content may be incorrect.">
                   <a:hlinkClick xmlns:a="http://schemas.openxmlformats.org/drawingml/2006/main" r:id="rId2"/>
                 </wp:docPr>
                 <wp:cNvGraphicFramePr>
@@ -8912,7 +8962,7 @@
                   <a:graphicData uri="http://schemas.openxmlformats.org/drawingml/2006/picture">
                     <pic:pic xmlns:pic="http://schemas.openxmlformats.org/drawingml/2006/picture">
                       <pic:nvPicPr>
-                        <pic:cNvPr id="3" name="x_x_x_x_x_image_0" descr="A blue and black logo&#10;&#10;AI-generated content may be incorrect.">
+                        <pic:cNvPr id="2" name="x_x_x_x_x_image_0" descr="A blue and black logo&#10;&#10;AI-generated content may be incorrect.">
                           <a:hlinkClick r:id="rId2"/>
                         </pic:cNvPr>
                         <pic:cNvPicPr>
@@ -8951,6 +9001,7 @@
               <w:tab w:val="center" w:pos="4513" w:leader="none"/>
               <w:tab w:val="right" w:pos="9026" w:leader="none"/>
             </w:tabs>
+            <w:suppressAutoHyphens w:val="true"/>
             <w:spacing w:before="0" w:after="0"/>
             <w:jc w:val="start"/>
             <w:rPr>
@@ -8962,11 +9013,10 @@
           </w:pPr>
           <w:r>
             <w:rPr>
-              <w:rFonts w:eastAsia="MS Mincho" w:cs="Arial" w:ascii="DM Sans" w:hAnsi="DM Sans"/>
-              <w:kern w:val="0"/>
+              <w:rFonts w:cs="Arial" w:ascii="DM Sans" w:hAnsi="DM Sans"/>
               <w:sz w:val="16"/>
               <w:szCs w:val="16"/>
-              <w:lang w:val="en-GB" w:eastAsia="en-GB" w:bidi="ar-SA"/>
+              <w:lang w:val="en-GB" w:eastAsia="en-GB"/>
             </w:rPr>
           </w:r>
         </w:p>
@@ -8981,6 +9031,7 @@
           <w:pPr>
             <w:pStyle w:val="Normal"/>
             <w:widowControl/>
+            <w:suppressAutoHyphens w:val="true"/>
             <w:spacing w:before="0" w:after="0"/>
             <w:jc w:val="start"/>
             <w:rPr>
@@ -9012,6 +9063,7 @@
           <w:pPr>
             <w:pStyle w:val="Normal"/>
             <w:widowControl/>
+            <w:suppressAutoHyphens w:val="true"/>
             <w:spacing w:before="0" w:after="0"/>
             <w:jc w:val="start"/>
             <w:rPr>
@@ -9055,6 +9107,7 @@
               <w:tab w:val="center" w:pos="4513" w:leader="none"/>
               <w:tab w:val="right" w:pos="9026" w:leader="none"/>
             </w:tabs>
+            <w:suppressAutoHyphens w:val="true"/>
             <w:spacing w:before="0" w:after="0"/>
             <w:jc w:val="start"/>
             <w:rPr>
@@ -9066,11 +9119,10 @@
           </w:pPr>
           <w:r>
             <w:rPr>
-              <w:rFonts w:eastAsia="MS Mincho" w:cs="Arial" w:ascii="DM Sans" w:hAnsi="DM Sans"/>
-              <w:kern w:val="0"/>
+              <w:rFonts w:cs="Arial" w:ascii="DM Sans" w:hAnsi="DM Sans"/>
               <w:sz w:val="16"/>
               <w:szCs w:val="16"/>
-              <w:lang w:val="en-GB" w:eastAsia="en-GB" w:bidi="ar-SA"/>
+              <w:lang w:val="en-GB" w:eastAsia="en-GB"/>
             </w:rPr>
           </w:r>
         </w:p>
@@ -9085,6 +9137,7 @@
           <w:pPr>
             <w:pStyle w:val="Normal"/>
             <w:widowControl/>
+            <w:suppressAutoHyphens w:val="true"/>
             <w:spacing w:before="0" w:after="0"/>
             <w:jc w:val="start"/>
             <w:rPr>
@@ -9116,6 +9169,7 @@
           <w:pPr>
             <w:pStyle w:val="Normal"/>
             <w:widowControl/>
+            <w:suppressAutoHyphens w:val="true"/>
             <w:spacing w:before="0" w:after="0"/>
             <w:jc w:val="start"/>
             <w:rPr>
@@ -9160,6 +9214,7 @@
               <w:tab w:val="center" w:pos="4513" w:leader="none"/>
               <w:tab w:val="right" w:pos="9026" w:leader="none"/>
             </w:tabs>
+            <w:suppressAutoHyphens w:val="true"/>
             <w:spacing w:before="0" w:after="0"/>
             <w:jc w:val="start"/>
             <w:rPr>
@@ -9171,11 +9226,10 @@
           </w:pPr>
           <w:r>
             <w:rPr>
-              <w:rFonts w:eastAsia="MS Mincho" w:cs="Arial" w:ascii="DM Sans" w:hAnsi="DM Sans"/>
-              <w:kern w:val="0"/>
+              <w:rFonts w:cs="Arial" w:ascii="DM Sans" w:hAnsi="DM Sans"/>
               <w:sz w:val="16"/>
               <w:szCs w:val="16"/>
-              <w:lang w:val="en-GB" w:eastAsia="en-GB" w:bidi="ar-SA"/>
+              <w:lang w:val="en-GB" w:eastAsia="en-GB"/>
             </w:rPr>
           </w:r>
         </w:p>
@@ -9190,6 +9244,7 @@
           <w:pPr>
             <w:pStyle w:val="Normal"/>
             <w:widowControl/>
+            <w:suppressAutoHyphens w:val="true"/>
             <w:spacing w:before="0" w:after="0"/>
             <w:jc w:val="start"/>
             <w:rPr>
@@ -9221,6 +9276,7 @@
           <w:pPr>
             <w:pStyle w:val="Normal"/>
             <w:widowControl/>
+            <w:suppressAutoHyphens w:val="true"/>
             <w:spacing w:before="0" w:after="0"/>
             <w:jc w:val="start"/>
             <w:rPr>
@@ -9265,6 +9321,7 @@
               <w:tab w:val="center" w:pos="4513" w:leader="none"/>
               <w:tab w:val="right" w:pos="9026" w:leader="none"/>
             </w:tabs>
+            <w:suppressAutoHyphens w:val="true"/>
             <w:spacing w:before="0" w:after="0"/>
             <w:jc w:val="start"/>
             <w:rPr>
@@ -9276,11 +9333,10 @@
           </w:pPr>
           <w:r>
             <w:rPr>
-              <w:rFonts w:eastAsia="MS Mincho" w:cs="Arial" w:ascii="DM Sans" w:hAnsi="DM Sans"/>
-              <w:kern w:val="0"/>
+              <w:rFonts w:cs="Arial" w:ascii="DM Sans" w:hAnsi="DM Sans"/>
               <w:sz w:val="16"/>
               <w:szCs w:val="16"/>
-              <w:lang w:val="en-GB" w:eastAsia="en-GB" w:bidi="ar-SA"/>
+              <w:lang w:val="en-GB" w:eastAsia="en-GB"/>
             </w:rPr>
           </w:r>
         </w:p>
@@ -9295,6 +9351,7 @@
           <w:pPr>
             <w:pStyle w:val="Normal"/>
             <w:widowControl/>
+            <w:suppressAutoHyphens w:val="true"/>
             <w:spacing w:before="0" w:after="0"/>
             <w:jc w:val="start"/>
             <w:rPr>
@@ -9326,6 +9383,7 @@
           <w:pPr>
             <w:pStyle w:val="Normal"/>
             <w:widowControl/>
+            <w:suppressAutoHyphens w:val="true"/>
             <w:spacing w:before="0" w:after="0"/>
             <w:jc w:val="start"/>
             <w:rPr>
@@ -9414,6 +9472,7 @@
               <w:tab w:val="center" w:pos="4513" w:leader="none"/>
               <w:tab w:val="right" w:pos="9026" w:leader="none"/>
             </w:tabs>
+            <w:suppressAutoHyphens w:val="true"/>
             <w:spacing w:before="0" w:after="0"/>
             <w:jc w:val="start"/>
             <w:rPr>
@@ -9425,11 +9484,10 @@
           </w:pPr>
           <w:r>
             <w:rPr>
-              <w:rFonts w:eastAsia="MS Mincho" w:cs="Arial" w:ascii="DM Sans" w:hAnsi="DM Sans"/>
-              <w:kern w:val="0"/>
+              <w:rFonts w:cs="Arial" w:ascii="DM Sans" w:hAnsi="DM Sans"/>
               <w:sz w:val="16"/>
               <w:szCs w:val="16"/>
-              <w:lang w:val="en-GB" w:eastAsia="en-GB" w:bidi="ar-SA"/>
+              <w:lang w:val="en-GB" w:eastAsia="en-GB"/>
             </w:rPr>
           </w:r>
         </w:p>
@@ -9444,6 +9502,7 @@
           <w:pPr>
             <w:pStyle w:val="Normal"/>
             <w:widowControl/>
+            <w:suppressAutoHyphens w:val="true"/>
             <w:spacing w:before="0" w:after="0"/>
             <w:jc w:val="start"/>
             <w:rPr>
@@ -9475,6 +9534,7 @@
           <w:pPr>
             <w:pStyle w:val="Normal"/>
             <w:widowControl/>
+            <w:suppressAutoHyphens w:val="true"/>
             <w:spacing w:before="0" w:after="0"/>
             <w:jc w:val="start"/>
             <w:rPr>
@@ -9948,6 +10008,7 @@
     <w:rsid w:val="008d1ece"/>
     <w:pPr>
       <w:widowControl/>
+      <w:suppressAutoHyphens w:val="true"/>
       <w:bidi w:val="0"/>
       <w:spacing w:before="0" w:after="0"/>
       <w:jc w:val="start"/>
@@ -10128,6 +10189,7 @@
     <w:rsid w:val="00ac5aca"/>
     <w:pPr>
       <w:widowControl/>
+      <w:suppressAutoHyphens w:val="true"/>
       <w:bidi w:val="0"/>
       <w:spacing w:before="0" w:after="0"/>
       <w:jc w:val="start"/>
@@ -10140,6 +10202,13 @@
       <w:szCs w:val="24"/>
       <w:lang w:val="en-IN" w:eastAsia="en-US" w:bidi="ar-SA"/>
     </w:rPr>
+  </w:style>
+  <w:style w:type="paragraph" w:styleId="FrameContentsuser">
+    <w:name w:val="Frame Contents (user)"/>
+    <w:basedOn w:val="Normal"/>
+    <w:qFormat/>
+    <w:pPr/>
+    <w:rPr/>
   </w:style>
   <w:style w:type="paragraph" w:styleId="FrameContents">
     <w:name w:val="Frame Contents"/>
